--- a/internal_doc/03.开发设计/数值运算溢出时类型提升/story-数值溢出问题处理优化方案.docx
+++ b/internal_doc/03.开发设计/数值运算溢出时类型提升/story-数值溢出问题处理优化方案.docx
@@ -117,6 +117,52 @@
           </w:p>
         </w:tc>
       </w:tr>
+      <w:tr>
+        <w:tc>
+          <w:tcPr>
+            <w:tcW w:w="2728" w:type="dxa"/>
+          </w:tcPr>
+          <w:p>
+            <w:pPr>
+              <w:ind w:left="0"/>
+            </w:pPr>
+            <w:r>
+              <w:rPr>
+                <w:rFonts w:hint="eastAsia"/>
+              </w:rPr>
+              <w:t>2017-08-08-</w:t>
+            </w:r>
+            <w:r>
+              <w:rPr>
+                <w:rFonts w:hint="eastAsia"/>
+              </w:rPr>
+              <w:t>黄安生</w:t>
+            </w:r>
+          </w:p>
+        </w:tc>
+        <w:tc>
+          <w:tcPr>
+            <w:tcW w:w="5437" w:type="dxa"/>
+          </w:tcPr>
+          <w:p>
+            <w:pPr>
+              <w:ind w:left="0"/>
+              <w:rPr>
+                <w:rFonts w:hint="eastAsia"/>
+              </w:rPr>
+            </w:pPr>
+            <w:r>
+              <w:t>U</w:t>
+            </w:r>
+            <w:r>
+              <w:rPr>
+                <w:rFonts w:hint="eastAsia"/>
+              </w:rPr>
+              <w:t>pdate</w:t>
+            </w:r>
+          </w:p>
+        </w:tc>
+      </w:tr>
     </w:tbl>
     <w:p/>
     <w:p>
@@ -154,11 +200,6 @@
       </w:r>
     </w:p>
     <w:p>
-      <w:pPr>
-        <w:rPr>
-          <w:rFonts w:hint="eastAsia"/>
-        </w:rPr>
-      </w:pPr>
       <w:r>
         <w:rPr>
           <w:rFonts w:hint="eastAsia"/>
@@ -167,11 +208,6 @@
       </w:r>
     </w:p>
     <w:p>
-      <w:pPr>
-        <w:rPr>
-          <w:rFonts w:hint="eastAsia"/>
-        </w:rPr>
-      </w:pPr>
       <w:r>
         <w:rPr>
           <w:rFonts w:hint="eastAsia"/>
@@ -192,7 +228,32 @@
         <w:rPr>
           <w:rFonts w:hint="eastAsia"/>
         </w:rPr>
-        <w:t>即：该文档解决的是以下问题：</w:t>
+        <w:t>预期类型：用户对某一次操作返回结果数据类型的期望；</w:t>
+      </w:r>
+    </w:p>
+    <w:p>
+      <w:r>
+        <w:rPr>
+          <w:rFonts w:hint="eastAsia"/>
+        </w:rPr>
+        <w:t>实际类型：在数据库内部由于数据超出其原类型的表达范围，存在对该数据存储类型的改变，为该数据改变之后的类型；</w:t>
+      </w:r>
+    </w:p>
+    <w:p>
+      <w:r>
+        <w:rPr>
+          <w:rFonts w:hint="eastAsia"/>
+        </w:rPr>
+        <w:t>溢出问题做成可配置方式最根本原因是预期类型与实际类型不一致问题。</w:t>
+      </w:r>
+    </w:p>
+    <w:p/>
+    <w:p>
+      <w:r>
+        <w:rPr>
+          <w:rFonts w:hint="eastAsia"/>
+        </w:rPr>
+        <w:t>所以，本文档主要讲述三个内容：</w:t>
       </w:r>
     </w:p>
     <w:p>
@@ -200,7 +261,7 @@
         <w:pStyle w:val="ListParagraph"/>
         <w:numPr>
           <w:ilvl w:val="0"/>
-          <w:numId w:val="23"/>
+          <w:numId w:val="42"/>
         </w:numPr>
         <w:ind w:firstLineChars="0"/>
       </w:pPr>
@@ -208,49 +269,13 @@
         <w:rPr>
           <w:rFonts w:hint="eastAsia"/>
         </w:rPr>
-        <w:t>用户怎么</w:t>
-      </w:r>
-      <w:r>
-        <w:rPr>
-          <w:rFonts w:hint="eastAsia"/>
-        </w:rPr>
-        <w:t>控制</w:t>
-      </w:r>
-      <w:r>
-        <w:rPr>
-          <w:rFonts w:hint="eastAsia"/>
-        </w:rPr>
-        <w:t>是否</w:t>
-      </w:r>
-      <w:r>
-        <w:rPr>
-          <w:rFonts w:hint="eastAsia"/>
-        </w:rPr>
-        <w:t>处理</w:t>
-      </w:r>
-      <w:r>
-        <w:rPr>
-          <w:rFonts w:hint="eastAsia"/>
-        </w:rPr>
-        <w:t>处理溢出</w:t>
-      </w:r>
-      <w:r>
-        <w:rPr>
-          <w:rFonts w:hint="eastAsia"/>
-        </w:rPr>
-        <w:t>问题，根据粒度不同，可分为</w:t>
-      </w:r>
-      <w:r>
-        <w:rPr>
-          <w:rFonts w:hint="eastAsia"/>
-        </w:rPr>
-        <w:t>以下三种方式控制：全局属性、集合属性、操作属性</w:t>
-      </w:r>
-      <w:r>
-        <w:rPr>
-          <w:rFonts w:hint="eastAsia"/>
-        </w:rPr>
-        <w:t>；</w:t>
+        <w:t>sequoiadb</w:t>
+      </w:r>
+      <w:r>
+        <w:rPr>
+          <w:rFonts w:hint="eastAsia"/>
+        </w:rPr>
+        <w:t>中存在的数值运算处理逻辑；</w:t>
       </w:r>
     </w:p>
     <w:p>
@@ -258,7 +283,7 @@
         <w:pStyle w:val="ListParagraph"/>
         <w:numPr>
           <w:ilvl w:val="0"/>
-          <w:numId w:val="23"/>
+          <w:numId w:val="42"/>
         </w:numPr>
         <w:ind w:firstLineChars="0"/>
       </w:pPr>
@@ -266,7 +291,29 @@
         <w:rPr>
           <w:rFonts w:hint="eastAsia"/>
         </w:rPr>
-        <w:t>数据处理过程中怎么传递该属性</w:t>
+        <w:t>如果将溢出作为可配置，该属性在处理过程中怎么表示；</w:t>
+      </w:r>
+    </w:p>
+    <w:p>
+      <w:pPr>
+        <w:pStyle w:val="ListParagraph"/>
+        <w:numPr>
+          <w:ilvl w:val="0"/>
+          <w:numId w:val="42"/>
+        </w:numPr>
+        <w:ind w:firstLineChars="0"/>
+      </w:pPr>
+      <w:r>
+        <w:rPr>
+          <w:rFonts w:hint="eastAsia"/>
+        </w:rPr>
+        <w:t>溢出属性的配置方案</w:t>
+      </w:r>
+      <w:r>
+        <w:rPr>
+          <w:rFonts w:hint="eastAsia"/>
+        </w:rPr>
+        <w:t>，及其各个方案的优劣分析</w:t>
       </w:r>
       <w:r>
         <w:rPr>
@@ -298,6 +345,422 @@
         <w:t>接口描述</w:t>
       </w:r>
     </w:p>
+    <w:tbl>
+      <w:tblPr>
+        <w:tblStyle w:val="TableGrid"/>
+        <w:tblW w:w="0" w:type="auto"/>
+        <w:tblInd w:w="250" w:type="dxa"/>
+        <w:tblLook w:val="04A0"/>
+      </w:tblPr>
+      <w:tblGrid>
+        <w:gridCol w:w="1785"/>
+        <w:gridCol w:w="2261"/>
+      </w:tblGrid>
+      <w:tr>
+        <w:trPr>
+          <w:trHeight w:val="332"/>
+        </w:trPr>
+        <w:tc>
+          <w:tcPr>
+            <w:tcW w:w="1785" w:type="dxa"/>
+            <w:shd w:val="clear" w:color="auto" w:fill="BFBFBF" w:themeFill="background1" w:themeFillShade="BF"/>
+          </w:tcPr>
+          <w:p>
+            <w:pPr>
+              <w:ind w:left="0"/>
+              <w:jc w:val="center"/>
+            </w:pPr>
+            <w:r>
+              <w:rPr>
+                <w:rFonts w:hint="eastAsia"/>
+              </w:rPr>
+              <w:t>操作</w:t>
+            </w:r>
+          </w:p>
+        </w:tc>
+        <w:tc>
+          <w:tcPr>
+            <w:tcW w:w="2261" w:type="dxa"/>
+            <w:shd w:val="clear" w:color="auto" w:fill="BFBFBF" w:themeFill="background1" w:themeFillShade="BF"/>
+          </w:tcPr>
+          <w:p>
+            <w:pPr>
+              <w:ind w:left="0"/>
+              <w:jc w:val="center"/>
+            </w:pPr>
+            <w:r>
+              <w:rPr>
+                <w:rFonts w:hint="eastAsia"/>
+              </w:rPr>
+              <w:t>影响功能</w:t>
+            </w:r>
+          </w:p>
+        </w:tc>
+      </w:tr>
+      <w:tr>
+        <w:trPr>
+          <w:trHeight w:val="333"/>
+        </w:trPr>
+        <w:tc>
+          <w:tcPr>
+            <w:tcW w:w="1785" w:type="dxa"/>
+          </w:tcPr>
+          <w:p>
+            <w:pPr>
+              <w:ind w:left="0"/>
+            </w:pPr>
+            <w:r>
+              <w:rPr>
+                <w:rFonts w:hint="eastAsia"/>
+              </w:rPr>
+              <w:t>插入</w:t>
+            </w:r>
+          </w:p>
+        </w:tc>
+        <w:tc>
+          <w:tcPr>
+            <w:tcW w:w="2261" w:type="dxa"/>
+          </w:tcPr>
+          <w:p>
+            <w:pPr>
+              <w:ind w:left="0"/>
+            </w:pPr>
+          </w:p>
+        </w:tc>
+      </w:tr>
+      <w:tr>
+        <w:trPr>
+          <w:trHeight w:val="355"/>
+        </w:trPr>
+        <w:tc>
+          <w:tcPr>
+            <w:tcW w:w="1785" w:type="dxa"/>
+          </w:tcPr>
+          <w:p>
+            <w:pPr>
+              <w:ind w:left="0"/>
+            </w:pPr>
+            <w:r>
+              <w:rPr>
+                <w:rFonts w:hint="eastAsia"/>
+              </w:rPr>
+              <w:t>查询</w:t>
+            </w:r>
+          </w:p>
+        </w:tc>
+        <w:tc>
+          <w:tcPr>
+            <w:tcW w:w="2261" w:type="dxa"/>
+          </w:tcPr>
+          <w:p>
+            <w:pPr>
+              <w:ind w:left="0"/>
+            </w:pPr>
+            <w:r>
+              <w:rPr>
+                <w:rFonts w:hint="eastAsia"/>
+              </w:rPr>
+              <w:t>匹配符、</w:t>
+            </w:r>
+            <w:r>
+              <w:rPr>
+                <w:rFonts w:hint="eastAsia"/>
+                <w:b/>
+              </w:rPr>
+              <w:t>选择符</w:t>
+            </w:r>
+          </w:p>
+        </w:tc>
+      </w:tr>
+      <w:tr>
+        <w:trPr>
+          <w:trHeight w:val="356"/>
+        </w:trPr>
+        <w:tc>
+          <w:tcPr>
+            <w:tcW w:w="1785" w:type="dxa"/>
+          </w:tcPr>
+          <w:p>
+            <w:pPr>
+              <w:ind w:left="0"/>
+            </w:pPr>
+            <w:r>
+              <w:rPr>
+                <w:rFonts w:hint="eastAsia"/>
+              </w:rPr>
+              <w:t>修改</w:t>
+            </w:r>
+          </w:p>
+        </w:tc>
+        <w:tc>
+          <w:tcPr>
+            <w:tcW w:w="2261" w:type="dxa"/>
+          </w:tcPr>
+          <w:p>
+            <w:pPr>
+              <w:ind w:left="0"/>
+            </w:pPr>
+            <w:r>
+              <w:rPr>
+                <w:rFonts w:hint="eastAsia"/>
+              </w:rPr>
+              <w:t>匹配符、</w:t>
+            </w:r>
+            <w:r>
+              <w:rPr>
+                <w:rFonts w:hint="eastAsia"/>
+                <w:b/>
+              </w:rPr>
+              <w:t>更新符</w:t>
+            </w:r>
+          </w:p>
+        </w:tc>
+      </w:tr>
+      <w:tr>
+        <w:trPr>
+          <w:trHeight w:val="333"/>
+        </w:trPr>
+        <w:tc>
+          <w:tcPr>
+            <w:tcW w:w="1785" w:type="dxa"/>
+          </w:tcPr>
+          <w:p>
+            <w:pPr>
+              <w:ind w:left="0"/>
+            </w:pPr>
+            <w:r>
+              <w:rPr>
+                <w:rFonts w:hint="eastAsia"/>
+              </w:rPr>
+              <w:t>删除</w:t>
+            </w:r>
+          </w:p>
+        </w:tc>
+        <w:tc>
+          <w:tcPr>
+            <w:tcW w:w="2261" w:type="dxa"/>
+          </w:tcPr>
+          <w:p>
+            <w:pPr>
+              <w:ind w:left="0"/>
+            </w:pPr>
+            <w:r>
+              <w:rPr>
+                <w:rFonts w:hint="eastAsia"/>
+              </w:rPr>
+              <w:t>匹配符</w:t>
+            </w:r>
+          </w:p>
+        </w:tc>
+      </w:tr>
+      <w:tr>
+        <w:trPr>
+          <w:trHeight w:val="333"/>
+        </w:trPr>
+        <w:tc>
+          <w:tcPr>
+            <w:tcW w:w="1785" w:type="dxa"/>
+          </w:tcPr>
+          <w:p>
+            <w:pPr>
+              <w:ind w:left="0"/>
+            </w:pPr>
+            <w:r>
+              <w:rPr>
+                <w:rFonts w:hint="eastAsia"/>
+              </w:rPr>
+              <w:t>sql</w:t>
+            </w:r>
+          </w:p>
+        </w:tc>
+        <w:tc>
+          <w:tcPr>
+            <w:tcW w:w="2261" w:type="dxa"/>
+          </w:tcPr>
+          <w:p>
+            <w:pPr>
+              <w:ind w:left="0"/>
+              <w:rPr>
+                <w:b/>
+              </w:rPr>
+            </w:pPr>
+            <w:r>
+              <w:rPr>
+                <w:rFonts w:hint="eastAsia"/>
+                <w:b/>
+              </w:rPr>
+              <w:t>内置</w:t>
+            </w:r>
+            <w:r>
+              <w:rPr>
+                <w:rFonts w:hint="eastAsia"/>
+                <w:b/>
+              </w:rPr>
+              <w:t>sql</w:t>
+            </w:r>
+          </w:p>
+        </w:tc>
+      </w:tr>
+    </w:tbl>
+    <w:p/>
+    <w:p>
+      <w:pPr>
+        <w:pStyle w:val="ListParagraph"/>
+        <w:numPr>
+          <w:ilvl w:val="0"/>
+          <w:numId w:val="30"/>
+        </w:numPr>
+        <w:ind w:firstLineChars="0"/>
+      </w:pPr>
+      <w:r>
+        <w:rPr>
+          <w:rFonts w:hint="eastAsia"/>
+        </w:rPr>
+        <w:t>匹配符</w:t>
+      </w:r>
+    </w:p>
+    <w:p>
+      <w:pPr>
+        <w:pStyle w:val="ListParagraph"/>
+        <w:ind w:left="717" w:firstLineChars="0" w:firstLine="0"/>
+      </w:pPr>
+      <w:r>
+        <w:rPr>
+          <w:rFonts w:hint="eastAsia"/>
+        </w:rPr>
+        <w:t>匹配符统一处理为考虑溢出问题</w:t>
+      </w:r>
+    </w:p>
+    <w:p>
+      <w:pPr>
+        <w:pStyle w:val="ListParagraph"/>
+        <w:numPr>
+          <w:ilvl w:val="0"/>
+          <w:numId w:val="31"/>
+        </w:numPr>
+        <w:ind w:firstLineChars="0"/>
+      </w:pPr>
+      <w:r>
+        <w:rPr>
+          <w:rFonts w:hint="eastAsia"/>
+        </w:rPr>
+        <w:lastRenderedPageBreak/>
+        <w:t>溢出可选方式的本质为对结果的</w:t>
+      </w:r>
+      <w:r>
+        <w:rPr>
+          <w:rFonts w:hint="eastAsia"/>
+        </w:rPr>
+        <w:t>强转，匹配符的结果不会作为结果返回</w:t>
+      </w:r>
+      <w:r>
+        <w:rPr>
+          <w:rFonts w:hint="eastAsia"/>
+        </w:rPr>
+        <w:t>；</w:t>
+      </w:r>
+    </w:p>
+    <w:p>
+      <w:pPr>
+        <w:pStyle w:val="ListParagraph"/>
+        <w:numPr>
+          <w:ilvl w:val="0"/>
+          <w:numId w:val="31"/>
+        </w:numPr>
+        <w:ind w:firstLineChars="0"/>
+      </w:pPr>
+      <w:r>
+        <w:rPr>
+          <w:rFonts w:hint="eastAsia"/>
+        </w:rPr>
+        <w:t>假设匹配符需要考虑处理，如果匹配运算溢出，则结果是不正确的；</w:t>
+      </w:r>
+    </w:p>
+    <w:p>
+      <w:pPr>
+        <w:pStyle w:val="ListParagraph"/>
+        <w:numPr>
+          <w:ilvl w:val="0"/>
+          <w:numId w:val="30"/>
+        </w:numPr>
+        <w:ind w:firstLineChars="0"/>
+      </w:pPr>
+      <w:r>
+        <w:rPr>
+          <w:rFonts w:hint="eastAsia"/>
+        </w:rPr>
+        <w:t>选择符</w:t>
+      </w:r>
+    </w:p>
+    <w:p>
+      <w:pPr>
+        <w:pStyle w:val="ListParagraph"/>
+        <w:ind w:left="717" w:firstLineChars="0" w:firstLine="0"/>
+      </w:pPr>
+      <w:r>
+        <w:rPr>
+          <w:rFonts w:hint="eastAsia"/>
+        </w:rPr>
+        <w:t>选择符作为目标列的返回，溢出问题由配置决定</w:t>
+      </w:r>
+      <w:r>
+        <w:rPr>
+          <w:rFonts w:hint="eastAsia"/>
+        </w:rPr>
+        <w:t>。</w:t>
+      </w:r>
+    </w:p>
+    <w:p>
+      <w:pPr>
+        <w:pStyle w:val="ListParagraph"/>
+        <w:numPr>
+          <w:ilvl w:val="0"/>
+          <w:numId w:val="30"/>
+        </w:numPr>
+        <w:ind w:firstLineChars="0"/>
+      </w:pPr>
+      <w:r>
+        <w:rPr>
+          <w:rFonts w:hint="eastAsia"/>
+        </w:rPr>
+        <w:t>更新符</w:t>
+      </w:r>
+    </w:p>
+    <w:p>
+      <w:pPr>
+        <w:pStyle w:val="ListParagraph"/>
+        <w:ind w:left="717" w:firstLineChars="0" w:firstLine="0"/>
+      </w:pPr>
+      <w:r>
+        <w:rPr>
+          <w:rFonts w:hint="eastAsia"/>
+        </w:rPr>
+        <w:t>更新符影响数据库内部数据，影响数据运算的正确性，影响目标列的返回的数据类型</w:t>
+      </w:r>
+      <w:r>
+        <w:rPr>
+          <w:rFonts w:hint="eastAsia"/>
+        </w:rPr>
+        <w:t>，溢出问题由配置决定</w:t>
+      </w:r>
+      <w:r>
+        <w:rPr>
+          <w:rFonts w:hint="eastAsia"/>
+        </w:rPr>
+        <w:t>。</w:t>
+      </w:r>
+    </w:p>
+    <w:p/>
+    <w:p>
+      <w:pPr>
+        <w:pStyle w:val="ListParagraph"/>
+        <w:numPr>
+          <w:ilvl w:val="0"/>
+          <w:numId w:val="30"/>
+        </w:numPr>
+        <w:ind w:firstLineChars="0"/>
+      </w:pPr>
+    </w:p>
     <w:p>
       <w:pPr>
         <w:pStyle w:val="Heading2"/>
@@ -316,6 +779,14 @@
           <w:rFonts w:hint="eastAsia"/>
         </w:rPr>
         <w:t>约束和依赖</w:t>
+      </w:r>
+    </w:p>
+    <w:p>
+      <w:r>
+        <w:rPr>
+          <w:rFonts w:hint="eastAsia"/>
+        </w:rPr>
+        <w:t>讨论</w:t>
       </w:r>
     </w:p>
     <w:p>
@@ -351,30 +822,1502 @@
     </w:p>
     <w:p>
       <w:pPr>
-        <w:rPr>
-          <w:b/>
-        </w:rPr>
-      </w:pPr>
-      <w:r>
-        <w:rPr>
-          <w:rFonts w:hint="eastAsia"/>
-          <w:b/>
-        </w:rPr>
-        <w:t>方案一</w:t>
-      </w:r>
-      <w:r>
-        <w:rPr>
-          <w:rFonts w:hint="eastAsia"/>
-          <w:b/>
-        </w:rPr>
-        <w:t>：作为</w:t>
-      </w:r>
-      <w:r>
-        <w:rPr>
-          <w:rFonts w:hint="eastAsia"/>
-          <w:b/>
-        </w:rPr>
-        <w:t>全局属性方式配置</w:t>
+        <w:pStyle w:val="Heading3"/>
+      </w:pPr>
+      <w:r>
+        <w:t>S</w:t>
+      </w:r>
+      <w:r>
+        <w:rPr>
+          <w:rFonts w:hint="eastAsia"/>
+        </w:rPr>
+        <w:t>equoiadb</w:t>
+      </w:r>
+      <w:r>
+        <w:rPr>
+          <w:rFonts w:hint="eastAsia"/>
+        </w:rPr>
+        <w:t>中的数值运算</w:t>
+      </w:r>
+    </w:p>
+    <w:p>
+      <w:pPr>
+        <w:pStyle w:val="Heading4"/>
+        <w:numPr>
+          <w:ilvl w:val="1"/>
+          <w:numId w:val="39"/>
+        </w:numPr>
+      </w:pPr>
+      <w:r>
+        <w:rPr>
+          <w:rFonts w:hint="eastAsia"/>
+        </w:rPr>
+        <w:t>选择符</w:t>
+      </w:r>
+    </w:p>
+    <w:p>
+      <w:r>
+        <w:rPr>
+          <w:rFonts w:hint="eastAsia"/>
+        </w:rPr>
+        <w:t>选择符的处理是在数据节点上，相关流程包含以下几个部分：</w:t>
+      </w:r>
+    </w:p>
+    <w:p>
+      <w:pPr>
+        <w:pStyle w:val="ListParagraph"/>
+        <w:numPr>
+          <w:ilvl w:val="0"/>
+          <w:numId w:val="40"/>
+        </w:numPr>
+        <w:ind w:firstLineChars="0"/>
+      </w:pPr>
+      <w:r>
+        <w:rPr>
+          <w:rFonts w:hint="eastAsia"/>
+        </w:rPr>
+        <w:t>数据节点根据</w:t>
+      </w:r>
+      <w:r>
+        <w:rPr>
+          <w:rFonts w:hint="eastAsia"/>
+        </w:rPr>
+        <w:t>selector</w:t>
+      </w:r>
+      <w:r>
+        <w:rPr>
+          <w:rFonts w:hint="eastAsia"/>
+        </w:rPr>
+        <w:t>信息生成一个</w:t>
+      </w:r>
+      <w:r>
+        <w:rPr>
+          <w:rFonts w:hint="eastAsia"/>
+        </w:rPr>
+        <w:t>action</w:t>
+      </w:r>
+      <w:r>
+        <w:rPr>
+          <w:rFonts w:hint="eastAsia"/>
+        </w:rPr>
+        <w:t>列表；</w:t>
+      </w:r>
+    </w:p>
+    <w:p>
+      <w:pPr>
+        <w:pStyle w:val="ListParagraph"/>
+        <w:numPr>
+          <w:ilvl w:val="0"/>
+          <w:numId w:val="40"/>
+        </w:numPr>
+        <w:ind w:firstLineChars="0"/>
+      </w:pPr>
+      <w:r>
+        <w:rPr>
+          <w:rFonts w:hint="eastAsia"/>
+        </w:rPr>
+        <w:t>遍历数据，筛选满足</w:t>
+      </w:r>
+      <w:r>
+        <w:rPr>
+          <w:rFonts w:hint="eastAsia"/>
+        </w:rPr>
+        <w:t>matcher</w:t>
+      </w:r>
+      <w:r>
+        <w:rPr>
+          <w:rFonts w:hint="eastAsia"/>
+        </w:rPr>
+        <w:t>条件的结果</w:t>
+      </w:r>
+      <w:r>
+        <w:rPr>
+          <w:rFonts w:hint="eastAsia"/>
+        </w:rPr>
+        <w:t>src</w:t>
+      </w:r>
+      <w:r>
+        <w:rPr>
+          <w:rFonts w:hint="eastAsia"/>
+        </w:rPr>
+        <w:t>obj</w:t>
+      </w:r>
+      <w:r>
+        <w:rPr>
+          <w:rFonts w:hint="eastAsia"/>
+        </w:rPr>
+        <w:t>，然后根据根据</w:t>
+      </w:r>
+      <w:r>
+        <w:rPr>
+          <w:rFonts w:hint="eastAsia"/>
+        </w:rPr>
+        <w:t>srcobj</w:t>
+      </w:r>
+      <w:r>
+        <w:rPr>
+          <w:rFonts w:hint="eastAsia"/>
+        </w:rPr>
+        <w:t>中的每个字段判断其是否存在</w:t>
+      </w:r>
+      <w:r>
+        <w:rPr>
+          <w:rFonts w:hint="eastAsia"/>
+        </w:rPr>
+        <w:t>action</w:t>
+      </w:r>
+      <w:r>
+        <w:rPr>
+          <w:rFonts w:hint="eastAsia"/>
+        </w:rPr>
+        <w:t>，存在则将该字段值根据</w:t>
+      </w:r>
+      <w:r>
+        <w:rPr>
+          <w:rFonts w:hint="eastAsia"/>
+        </w:rPr>
+        <w:t>action</w:t>
+      </w:r>
+      <w:r>
+        <w:rPr>
+          <w:rFonts w:hint="eastAsia"/>
+        </w:rPr>
+        <w:t>得到相应的结果</w:t>
+      </w:r>
+      <w:r>
+        <w:rPr>
+          <w:rFonts w:hint="eastAsia"/>
+        </w:rPr>
+        <w:t>resultObj</w:t>
+      </w:r>
+      <w:r>
+        <w:rPr>
+          <w:rFonts w:hint="eastAsia"/>
+        </w:rPr>
+        <w:t>，否则直接输出该字段值；</w:t>
+      </w:r>
+    </w:p>
+    <w:p>
+      <w:pPr>
+        <w:keepNext/>
+        <w:ind w:left="0"/>
+        <w:jc w:val="center"/>
+      </w:pPr>
+      <w:r>
+        <w:rPr>
+          <w:noProof/>
+        </w:rPr>
+        <w:lastRenderedPageBreak/>
+        <w:drawing>
+          <wp:inline distT="0" distB="0" distL="0" distR="0">
+            <wp:extent cx="5274310" cy="3109606"/>
+            <wp:effectExtent l="19050" t="0" r="2540" b="0"/>
+            <wp:docPr id="10" name="Picture 5" descr="C:\Documents and Settings\huangansheng\桌面\soft\VC414P~1\Patch\_6MQIB~0\选择符-原处理流程.png"/>
+            <wp:cNvGraphicFramePr>
+              <a:graphicFrameLocks xmlns:a="http://schemas.openxmlformats.org/drawingml/2006/main" noChangeAspect="1"/>
+            </wp:cNvGraphicFramePr>
+            <a:graphic xmlns:a="http://schemas.openxmlformats.org/drawingml/2006/main">
+              <a:graphicData uri="http://schemas.openxmlformats.org/drawingml/2006/picture">
+                <pic:pic xmlns:pic="http://schemas.openxmlformats.org/drawingml/2006/picture">
+                  <pic:nvPicPr>
+                    <pic:cNvPr id="0" name="Picture 5" descr="C:\Documents and Settings\huangansheng\桌面\soft\VC414P~1\Patch\_6MQIB~0\选择符-原处理流程.png"/>
+                    <pic:cNvPicPr>
+                      <a:picLocks noChangeAspect="1" noChangeArrowheads="1"/>
+                    </pic:cNvPicPr>
+                  </pic:nvPicPr>
+                  <pic:blipFill>
+                    <a:blip r:embed="rId9"/>
+                    <a:srcRect/>
+                    <a:stretch>
+                      <a:fillRect/>
+                    </a:stretch>
+                  </pic:blipFill>
+                  <pic:spPr bwMode="auto">
+                    <a:xfrm>
+                      <a:off x="0" y="0"/>
+                      <a:ext cx="5274310" cy="3109606"/>
+                    </a:xfrm>
+                    <a:prstGeom prst="rect">
+                      <a:avLst/>
+                    </a:prstGeom>
+                    <a:noFill/>
+                    <a:ln w="9525">
+                      <a:noFill/>
+                      <a:miter lim="800000"/>
+                      <a:headEnd/>
+                      <a:tailEnd/>
+                    </a:ln>
+                  </pic:spPr>
+                </pic:pic>
+              </a:graphicData>
+            </a:graphic>
+          </wp:inline>
+        </w:drawing>
+      </w:r>
+    </w:p>
+    <w:p>
+      <w:pPr>
+        <w:pStyle w:val="Caption"/>
+        <w:jc w:val="center"/>
+      </w:pPr>
+      <w:r>
+        <w:rPr>
+          <w:rFonts w:hint="eastAsia"/>
+        </w:rPr>
+        <w:t>图表</w:t>
+      </w:r>
+      <w:r>
+        <w:rPr>
+          <w:rFonts w:hint="eastAsia"/>
+        </w:rPr>
+        <w:t xml:space="preserve"> </w:t>
+      </w:r>
+      <w:r>
+        <w:fldChar w:fldCharType="begin"/>
+      </w:r>
+      <w:r>
+        <w:instrText xml:space="preserve"> </w:instrText>
+      </w:r>
+      <w:r>
+        <w:rPr>
+          <w:rFonts w:hint="eastAsia"/>
+        </w:rPr>
+        <w:instrText xml:space="preserve">SEQ </w:instrText>
+      </w:r>
+      <w:r>
+        <w:rPr>
+          <w:rFonts w:hint="eastAsia"/>
+        </w:rPr>
+        <w:instrText>图表</w:instrText>
+      </w:r>
+      <w:r>
+        <w:rPr>
+          <w:rFonts w:hint="eastAsia"/>
+        </w:rPr>
+        <w:instrText xml:space="preserve"> \* ARABIC</w:instrText>
+      </w:r>
+      <w:r>
+        <w:instrText xml:space="preserve"> </w:instrText>
+      </w:r>
+      <w:r>
+        <w:fldChar w:fldCharType="separate"/>
+      </w:r>
+      <w:r>
+        <w:rPr>
+          <w:noProof/>
+        </w:rPr>
+        <w:t>1</w:t>
+      </w:r>
+      <w:r>
+        <w:fldChar w:fldCharType="end"/>
+      </w:r>
+      <w:r>
+        <w:rPr>
+          <w:rFonts w:hint="eastAsia"/>
+        </w:rPr>
+        <w:t xml:space="preserve"> </w:t>
+      </w:r>
+      <w:r>
+        <w:rPr>
+          <w:rFonts w:hint="eastAsia"/>
+        </w:rPr>
+        <w:t>选择符处理流程</w:t>
+      </w:r>
+    </w:p>
+    <w:p>
+      <w:pPr>
+        <w:pStyle w:val="Heading4"/>
+        <w:numPr>
+          <w:ilvl w:val="1"/>
+          <w:numId w:val="39"/>
+        </w:numPr>
+      </w:pPr>
+      <w:r>
+        <w:rPr>
+          <w:rFonts w:hint="eastAsia"/>
+        </w:rPr>
+        <w:t>更新符</w:t>
+      </w:r>
+    </w:p>
+    <w:p>
+      <w:r>
+        <w:rPr>
+          <w:rFonts w:hint="eastAsia"/>
+        </w:rPr>
+        <w:t>目前存在的更新符有：</w:t>
+      </w:r>
+      <w:r>
+        <w:rPr>
+          <w:rFonts w:hint="eastAsia"/>
+        </w:rPr>
+        <w:t>inc/set/unset/addtoset/pop/pull/pull_all/push/push_all/replace</w:t>
+      </w:r>
+      <w:r>
+        <w:rPr>
+          <w:rFonts w:hint="eastAsia"/>
+        </w:rPr>
+        <w:t>；</w:t>
+      </w:r>
+    </w:p>
+    <w:p>
+      <w:r>
+        <w:rPr>
+          <w:rFonts w:hint="eastAsia"/>
+        </w:rPr>
+        <w:t>其中，存在数值运算的是</w:t>
+      </w:r>
+      <w:r>
+        <w:rPr>
+          <w:rFonts w:hint="eastAsia"/>
+        </w:rPr>
+        <w:t>inc</w:t>
+      </w:r>
+      <w:r>
+        <w:rPr>
+          <w:rFonts w:hint="eastAsia"/>
+        </w:rPr>
+        <w:t>；</w:t>
+      </w:r>
+    </w:p>
+    <w:p>
+      <w:r>
+        <w:rPr>
+          <w:rFonts w:hint="eastAsia"/>
+        </w:rPr>
+        <w:t>inc</w:t>
+      </w:r>
+      <w:r>
+        <w:rPr>
+          <w:rFonts w:hint="eastAsia"/>
+        </w:rPr>
+        <w:t>相关处理在数据节点，其流程包含两个部分：</w:t>
+      </w:r>
+    </w:p>
+    <w:p>
+      <w:pPr>
+        <w:pStyle w:val="ListParagraph"/>
+        <w:numPr>
+          <w:ilvl w:val="0"/>
+          <w:numId w:val="41"/>
+        </w:numPr>
+        <w:ind w:firstLineChars="0"/>
+      </w:pPr>
+      <w:r>
+        <w:rPr>
+          <w:rFonts w:hint="eastAsia"/>
+        </w:rPr>
+        <w:t>生成</w:t>
+      </w:r>
+      <w:r>
+        <w:rPr>
+          <w:rFonts w:hint="eastAsia"/>
+        </w:rPr>
+        <w:t>modifier</w:t>
+      </w:r>
+      <w:r>
+        <w:rPr>
+          <w:rFonts w:hint="eastAsia"/>
+        </w:rPr>
+        <w:t>，</w:t>
+      </w:r>
+      <w:r>
+        <w:rPr>
+          <w:rFonts w:hint="eastAsia"/>
+        </w:rPr>
+        <w:t>rtnUpdate</w:t>
+      </w:r>
+      <w:r>
+        <w:rPr>
+          <w:rFonts w:hint="eastAsia"/>
+        </w:rPr>
+        <w:t>解析修改项参数</w:t>
+      </w:r>
+      <w:r>
+        <w:rPr>
+          <w:rFonts w:hint="eastAsia"/>
+        </w:rPr>
+        <w:t>生成</w:t>
+      </w:r>
+      <w:r>
+        <w:rPr>
+          <w:rFonts w:hint="eastAsia"/>
+        </w:rPr>
+        <w:t>modifier</w:t>
+      </w:r>
+      <w:r>
+        <w:rPr>
+          <w:rFonts w:hint="eastAsia"/>
+        </w:rPr>
+        <w:t>；</w:t>
+      </w:r>
+    </w:p>
+    <w:p>
+      <w:pPr>
+        <w:pStyle w:val="ListParagraph"/>
+        <w:numPr>
+          <w:ilvl w:val="0"/>
+          <w:numId w:val="41"/>
+        </w:numPr>
+        <w:ind w:firstLineChars="0"/>
+      </w:pPr>
+      <w:r>
+        <w:rPr>
+          <w:rFonts w:hint="eastAsia"/>
+        </w:rPr>
+        <w:t>修改数据，筛选满足条件数据</w:t>
+      </w:r>
+      <w:r>
+        <w:rPr>
+          <w:rFonts w:hint="eastAsia"/>
+        </w:rPr>
+        <w:t>recordData</w:t>
+      </w:r>
+      <w:r>
+        <w:rPr>
+          <w:rFonts w:hint="eastAsia"/>
+        </w:rPr>
+        <w:t>，</w:t>
+      </w:r>
+      <w:r>
+        <w:rPr>
+          <w:rFonts w:hint="eastAsia"/>
+        </w:rPr>
+        <w:t>然后根据</w:t>
+      </w:r>
+      <w:r>
+        <w:rPr>
+          <w:rFonts w:hint="eastAsia"/>
+        </w:rPr>
+        <w:t>modifier</w:t>
+      </w:r>
+      <w:r>
+        <w:rPr>
+          <w:rFonts w:hint="eastAsia"/>
+        </w:rPr>
+        <w:t>对原数据修改为新数据</w:t>
+      </w:r>
+    </w:p>
+    <w:p>
+      <w:pPr>
+        <w:pStyle w:val="ListParagraph"/>
+        <w:numPr>
+          <w:ilvl w:val="0"/>
+          <w:numId w:val="41"/>
+        </w:numPr>
+        <w:ind w:firstLineChars="0"/>
+      </w:pPr>
+      <w:r>
+        <w:rPr>
+          <w:rFonts w:hint="eastAsia"/>
+        </w:rPr>
+        <w:t>新数据写回；</w:t>
+      </w:r>
+    </w:p>
+    <w:p>
+      <w:pPr>
+        <w:keepNext/>
+        <w:ind w:left="0"/>
+      </w:pPr>
+      <w:r>
+        <w:rPr>
+          <w:noProof/>
+        </w:rPr>
+        <w:drawing>
+          <wp:inline distT="0" distB="0" distL="0" distR="0">
+            <wp:extent cx="5274310" cy="2906107"/>
+            <wp:effectExtent l="19050" t="0" r="2540" b="0"/>
+            <wp:docPr id="12" name="Picture 7" descr="C:\Documents and Settings\huangansheng\桌面\soft\VC414P~1\Patch\_6MQIB~0\update-流程.png"/>
+            <wp:cNvGraphicFramePr>
+              <a:graphicFrameLocks xmlns:a="http://schemas.openxmlformats.org/drawingml/2006/main" noChangeAspect="1"/>
+            </wp:cNvGraphicFramePr>
+            <a:graphic xmlns:a="http://schemas.openxmlformats.org/drawingml/2006/main">
+              <a:graphicData uri="http://schemas.openxmlformats.org/drawingml/2006/picture">
+                <pic:pic xmlns:pic="http://schemas.openxmlformats.org/drawingml/2006/picture">
+                  <pic:nvPicPr>
+                    <pic:cNvPr id="0" name="Picture 7" descr="C:\Documents and Settings\huangansheng\桌面\soft\VC414P~1\Patch\_6MQIB~0\update-流程.png"/>
+                    <pic:cNvPicPr>
+                      <a:picLocks noChangeAspect="1" noChangeArrowheads="1"/>
+                    </pic:cNvPicPr>
+                  </pic:nvPicPr>
+                  <pic:blipFill>
+                    <a:blip r:embed="rId10"/>
+                    <a:srcRect/>
+                    <a:stretch>
+                      <a:fillRect/>
+                    </a:stretch>
+                  </pic:blipFill>
+                  <pic:spPr bwMode="auto">
+                    <a:xfrm>
+                      <a:off x="0" y="0"/>
+                      <a:ext cx="5274310" cy="2906107"/>
+                    </a:xfrm>
+                    <a:prstGeom prst="rect">
+                      <a:avLst/>
+                    </a:prstGeom>
+                    <a:noFill/>
+                    <a:ln w="9525">
+                      <a:noFill/>
+                      <a:miter lim="800000"/>
+                      <a:headEnd/>
+                      <a:tailEnd/>
+                    </a:ln>
+                  </pic:spPr>
+                </pic:pic>
+              </a:graphicData>
+            </a:graphic>
+          </wp:inline>
+        </w:drawing>
+      </w:r>
+    </w:p>
+    <w:p>
+      <w:pPr>
+        <w:pStyle w:val="Caption"/>
+        <w:jc w:val="center"/>
+      </w:pPr>
+      <w:r>
+        <w:rPr>
+          <w:rFonts w:hint="eastAsia"/>
+        </w:rPr>
+        <w:t>图表</w:t>
+      </w:r>
+      <w:r>
+        <w:rPr>
+          <w:rFonts w:hint="eastAsia"/>
+        </w:rPr>
+        <w:t xml:space="preserve"> </w:t>
+      </w:r>
+      <w:r>
+        <w:fldChar w:fldCharType="begin"/>
+      </w:r>
+      <w:r>
+        <w:instrText xml:space="preserve"> </w:instrText>
+      </w:r>
+      <w:r>
+        <w:rPr>
+          <w:rFonts w:hint="eastAsia"/>
+        </w:rPr>
+        <w:instrText xml:space="preserve">SEQ </w:instrText>
+      </w:r>
+      <w:r>
+        <w:rPr>
+          <w:rFonts w:hint="eastAsia"/>
+        </w:rPr>
+        <w:instrText>图表</w:instrText>
+      </w:r>
+      <w:r>
+        <w:rPr>
+          <w:rFonts w:hint="eastAsia"/>
+        </w:rPr>
+        <w:instrText xml:space="preserve"> \* ARABIC</w:instrText>
+      </w:r>
+      <w:r>
+        <w:instrText xml:space="preserve"> </w:instrText>
+      </w:r>
+      <w:r>
+        <w:fldChar w:fldCharType="separate"/>
+      </w:r>
+      <w:r>
+        <w:rPr>
+          <w:noProof/>
+        </w:rPr>
+        <w:t>2</w:t>
+      </w:r>
+      <w:r>
+        <w:fldChar w:fldCharType="end"/>
+      </w:r>
+      <w:r>
+        <w:rPr>
+          <w:rFonts w:hint="eastAsia"/>
+        </w:rPr>
+        <w:t xml:space="preserve"> </w:t>
+      </w:r>
+      <w:r>
+        <w:rPr>
+          <w:rFonts w:hint="eastAsia"/>
+        </w:rPr>
+        <w:t>更新符处理流程</w:t>
+      </w:r>
+    </w:p>
+    <w:p>
+      <w:pPr>
+        <w:pStyle w:val="Heading4"/>
+      </w:pPr>
+      <w:r>
+        <w:rPr>
+          <w:rFonts w:hint="eastAsia"/>
+        </w:rPr>
+        <w:lastRenderedPageBreak/>
+        <w:t xml:space="preserve">1.3 </w:t>
+      </w:r>
+      <w:r>
+        <w:rPr>
+          <w:rFonts w:hint="eastAsia"/>
+        </w:rPr>
+        <w:t>内置</w:t>
+      </w:r>
+      <w:r>
+        <w:rPr>
+          <w:rFonts w:hint="eastAsia"/>
+        </w:rPr>
+        <w:t>sql</w:t>
+      </w:r>
+    </w:p>
+    <w:p>
+      <w:r>
+        <w:rPr>
+          <w:rFonts w:hint="eastAsia"/>
+        </w:rPr>
+        <w:t>内置</w:t>
+      </w:r>
+      <w:r>
+        <w:rPr>
+          <w:rFonts w:hint="eastAsia"/>
+        </w:rPr>
+        <w:t>sql</w:t>
+      </w:r>
+      <w:r>
+        <w:rPr>
+          <w:rFonts w:hint="eastAsia"/>
+        </w:rPr>
+        <w:t>处理流程主要包含个部分</w:t>
+      </w:r>
+      <w:r>
+        <w:rPr>
+          <w:rFonts w:hint="eastAsia"/>
+        </w:rPr>
+        <w:t>:</w:t>
+      </w:r>
+    </w:p>
+    <w:p>
+      <w:pPr>
+        <w:pStyle w:val="ListParagraph"/>
+        <w:numPr>
+          <w:ilvl w:val="0"/>
+          <w:numId w:val="38"/>
+        </w:numPr>
+        <w:ind w:firstLineChars="0"/>
+      </w:pPr>
+      <w:r>
+        <w:rPr>
+          <w:rFonts w:hint="eastAsia"/>
+        </w:rPr>
+        <w:t>对接收的</w:t>
+      </w:r>
+      <w:r>
+        <w:rPr>
+          <w:rFonts w:hint="eastAsia"/>
+        </w:rPr>
+        <w:t>sql</w:t>
+      </w:r>
+      <w:r>
+        <w:rPr>
+          <w:rFonts w:hint="eastAsia"/>
+        </w:rPr>
+        <w:t>分析，生成</w:t>
+      </w:r>
+      <w:r>
+        <w:rPr>
+          <w:rFonts w:hint="eastAsia"/>
+        </w:rPr>
+        <w:t>ast</w:t>
+      </w:r>
+      <w:r>
+        <w:rPr>
+          <w:rFonts w:hint="eastAsia"/>
+        </w:rPr>
+        <w:t>；</w:t>
+      </w:r>
+    </w:p>
+    <w:p>
+      <w:pPr>
+        <w:pStyle w:val="ListParagraph"/>
+        <w:numPr>
+          <w:ilvl w:val="0"/>
+          <w:numId w:val="38"/>
+        </w:numPr>
+        <w:ind w:firstLineChars="0"/>
+      </w:pPr>
+      <w:r>
+        <w:rPr>
+          <w:rFonts w:hint="eastAsia"/>
+        </w:rPr>
+        <w:t>分析</w:t>
+      </w:r>
+      <w:r>
+        <w:rPr>
+          <w:rFonts w:hint="eastAsia"/>
+        </w:rPr>
+        <w:t>ast</w:t>
+      </w:r>
+      <w:r>
+        <w:rPr>
+          <w:rFonts w:hint="eastAsia"/>
+        </w:rPr>
+        <w:t>，解析</w:t>
+      </w:r>
+      <w:r>
+        <w:rPr>
+          <w:rFonts w:hint="eastAsia"/>
+        </w:rPr>
+        <w:t>sql</w:t>
+      </w:r>
+      <w:r>
+        <w:rPr>
+          <w:rFonts w:hint="eastAsia"/>
+        </w:rPr>
+        <w:t>的各个字句，将选择目标列的子树转化为</w:t>
+      </w:r>
+      <w:r>
+        <w:rPr>
+          <w:rFonts w:hint="eastAsia"/>
+        </w:rPr>
+        <w:t>_selector</w:t>
+      </w:r>
+      <w:r>
+        <w:rPr>
+          <w:rFonts w:hint="eastAsia"/>
+        </w:rPr>
+        <w:t>数组；</w:t>
+      </w:r>
+    </w:p>
+    <w:p>
+      <w:pPr>
+        <w:pStyle w:val="ListParagraph"/>
+        <w:numPr>
+          <w:ilvl w:val="0"/>
+          <w:numId w:val="38"/>
+        </w:numPr>
+        <w:ind w:firstLineChars="0"/>
+      </w:pPr>
+      <w:r>
+        <w:rPr>
+          <w:rFonts w:hint="eastAsia"/>
+        </w:rPr>
+        <w:t>封装成查询的消息下发；</w:t>
+      </w:r>
+    </w:p>
+    <w:p>
+      <w:pPr>
+        <w:pStyle w:val="ListParagraph"/>
+        <w:numPr>
+          <w:ilvl w:val="0"/>
+          <w:numId w:val="38"/>
+        </w:numPr>
+        <w:ind w:firstLineChars="0"/>
+      </w:pPr>
+      <w:r>
+        <w:rPr>
+          <w:rFonts w:hint="eastAsia"/>
+        </w:rPr>
+        <w:t>数据节点解析消息然后获取结果；</w:t>
+      </w:r>
+    </w:p>
+    <w:p>
+      <w:pPr>
+        <w:pStyle w:val="ListParagraph"/>
+        <w:numPr>
+          <w:ilvl w:val="0"/>
+          <w:numId w:val="38"/>
+        </w:numPr>
+        <w:ind w:firstLineChars="0"/>
+      </w:pPr>
+      <w:r>
+        <w:rPr>
+          <w:rFonts w:hint="eastAsia"/>
+        </w:rPr>
+        <w:t>q</w:t>
+      </w:r>
+      <w:r>
+        <w:rPr>
+          <w:rFonts w:hint="eastAsia"/>
+        </w:rPr>
+        <w:t>gm</w:t>
+      </w:r>
+      <w:r>
+        <w:rPr>
+          <w:rFonts w:hint="eastAsia"/>
+        </w:rPr>
+        <w:t>获取结果，对每个结果根据</w:t>
+      </w:r>
+      <w:r>
+        <w:rPr>
+          <w:rFonts w:hint="eastAsia"/>
+        </w:rPr>
+        <w:t>selector</w:t>
+      </w:r>
+      <w:r>
+        <w:rPr>
+          <w:rFonts w:hint="eastAsia"/>
+        </w:rPr>
+        <w:t>生成目标结果返回；</w:t>
+      </w:r>
+    </w:p>
+    <w:p>
+      <w:pPr>
+        <w:keepNext/>
+        <w:ind w:left="0"/>
+      </w:pPr>
+      <w:r>
+        <w:rPr>
+          <w:noProof/>
+        </w:rPr>
+        <w:drawing>
+          <wp:inline distT="0" distB="0" distL="0" distR="0">
+            <wp:extent cx="5274310" cy="3553514"/>
+            <wp:effectExtent l="19050" t="0" r="2540" b="0"/>
+            <wp:docPr id="4" name="Picture 1" descr="C:\Documents and Settings\huangansheng\桌面\soft\VC414P~1\Patch\_6MQIB~0\内置sql-原处理流程.png"/>
+            <wp:cNvGraphicFramePr>
+              <a:graphicFrameLocks xmlns:a="http://schemas.openxmlformats.org/drawingml/2006/main" noChangeAspect="1"/>
+            </wp:cNvGraphicFramePr>
+            <a:graphic xmlns:a="http://schemas.openxmlformats.org/drawingml/2006/main">
+              <a:graphicData uri="http://schemas.openxmlformats.org/drawingml/2006/picture">
+                <pic:pic xmlns:pic="http://schemas.openxmlformats.org/drawingml/2006/picture">
+                  <pic:nvPicPr>
+                    <pic:cNvPr id="0" name="Picture 1" descr="C:\Documents and Settings\huangansheng\桌面\soft\VC414P~1\Patch\_6MQIB~0\内置sql-原处理流程.png"/>
+                    <pic:cNvPicPr>
+                      <a:picLocks noChangeAspect="1" noChangeArrowheads="1"/>
+                    </pic:cNvPicPr>
+                  </pic:nvPicPr>
+                  <pic:blipFill>
+                    <a:blip r:embed="rId11"/>
+                    <a:srcRect/>
+                    <a:stretch>
+                      <a:fillRect/>
+                    </a:stretch>
+                  </pic:blipFill>
+                  <pic:spPr bwMode="auto">
+                    <a:xfrm>
+                      <a:off x="0" y="0"/>
+                      <a:ext cx="5274310" cy="3553514"/>
+                    </a:xfrm>
+                    <a:prstGeom prst="rect">
+                      <a:avLst/>
+                    </a:prstGeom>
+                    <a:noFill/>
+                    <a:ln w="9525">
+                      <a:noFill/>
+                      <a:miter lim="800000"/>
+                      <a:headEnd/>
+                      <a:tailEnd/>
+                    </a:ln>
+                  </pic:spPr>
+                </pic:pic>
+              </a:graphicData>
+            </a:graphic>
+          </wp:inline>
+        </w:drawing>
+      </w:r>
+    </w:p>
+    <w:p>
+      <w:pPr>
+        <w:pStyle w:val="Caption"/>
+        <w:jc w:val="center"/>
+      </w:pPr>
+      <w:r>
+        <w:rPr>
+          <w:rFonts w:hint="eastAsia"/>
+        </w:rPr>
+        <w:t>图表</w:t>
+      </w:r>
+      <w:r>
+        <w:rPr>
+          <w:rFonts w:hint="eastAsia"/>
+        </w:rPr>
+        <w:t xml:space="preserve"> </w:t>
+      </w:r>
+      <w:r>
+        <w:fldChar w:fldCharType="begin"/>
+      </w:r>
+      <w:r>
+        <w:instrText xml:space="preserve"> </w:instrText>
+      </w:r>
+      <w:r>
+        <w:rPr>
+          <w:rFonts w:hint="eastAsia"/>
+        </w:rPr>
+        <w:instrText xml:space="preserve">SEQ </w:instrText>
+      </w:r>
+      <w:r>
+        <w:rPr>
+          <w:rFonts w:hint="eastAsia"/>
+        </w:rPr>
+        <w:instrText>图表</w:instrText>
+      </w:r>
+      <w:r>
+        <w:rPr>
+          <w:rFonts w:hint="eastAsia"/>
+        </w:rPr>
+        <w:instrText xml:space="preserve"> \* ARABIC</w:instrText>
+      </w:r>
+      <w:r>
+        <w:instrText xml:space="preserve"> </w:instrText>
+      </w:r>
+      <w:r>
+        <w:fldChar w:fldCharType="separate"/>
+      </w:r>
+      <w:r>
+        <w:rPr>
+          <w:noProof/>
+        </w:rPr>
+        <w:t>3</w:t>
+      </w:r>
+      <w:r>
+        <w:fldChar w:fldCharType="end"/>
+      </w:r>
+      <w:r>
+        <w:rPr>
+          <w:rFonts w:hint="eastAsia"/>
+        </w:rPr>
+        <w:t xml:space="preserve"> </w:t>
+      </w:r>
+      <w:r>
+        <w:rPr>
+          <w:rFonts w:hint="eastAsia"/>
+        </w:rPr>
+        <w:t>内置</w:t>
+      </w:r>
+      <w:r>
+        <w:rPr>
+          <w:rFonts w:hint="eastAsia"/>
+        </w:rPr>
+        <w:t>sql</w:t>
+      </w:r>
+      <w:r>
+        <w:rPr>
+          <w:rFonts w:hint="eastAsia"/>
+        </w:rPr>
+        <w:t>处理流程</w:t>
+      </w:r>
+    </w:p>
+    <w:p/>
+    <w:p>
+      <w:pPr>
+        <w:pStyle w:val="Heading3"/>
+      </w:pPr>
+      <w:r>
+        <w:rPr>
+          <w:rFonts w:hint="eastAsia"/>
+        </w:rPr>
+        <w:t>溢出属性在处理中的位置</w:t>
+      </w:r>
+    </w:p>
+    <w:p>
+      <w:pPr>
+        <w:pStyle w:val="Heading4"/>
+      </w:pPr>
+      <w:r>
+        <w:rPr>
+          <w:rFonts w:hint="eastAsia"/>
+        </w:rPr>
+        <w:t xml:space="preserve">2.1 </w:t>
+      </w:r>
+      <w:r>
+        <w:rPr>
+          <w:rFonts w:hint="eastAsia"/>
+        </w:rPr>
+        <w:t>选择符</w:t>
+      </w:r>
+    </w:p>
+    <w:p>
+      <w:r>
+        <w:t>S</w:t>
+      </w:r>
+      <w:r>
+        <w:rPr>
+          <w:rFonts w:hint="eastAsia"/>
+        </w:rPr>
+        <w:t xml:space="preserve">rcObj + action </w:t>
+      </w:r>
+      <w:r>
+        <w:sym w:font="Wingdings" w:char="F0E0"/>
+      </w:r>
+      <w:r>
+        <w:rPr>
+          <w:rFonts w:hint="eastAsia"/>
+        </w:rPr>
+        <w:t xml:space="preserve"> resultObj</w:t>
+      </w:r>
+    </w:p>
+    <w:p>
+      <w:pPr>
+        <w:pStyle w:val="Heading4"/>
+        <w:ind w:left="0"/>
+      </w:pPr>
+      <w:r>
+        <w:rPr>
+          <w:noProof/>
+        </w:rPr>
+        <w:lastRenderedPageBreak/>
+        <w:drawing>
+          <wp:inline distT="0" distB="0" distL="0" distR="0">
+            <wp:extent cx="5274310" cy="3074645"/>
+            <wp:effectExtent l="19050" t="0" r="2540" b="0"/>
+            <wp:docPr id="11" name="Picture 6" descr="C:\Documents and Settings\huangansheng\桌面\soft\VC414P~1\Patch\_6MQIB~0\选择符-修改后流程.png"/>
+            <wp:cNvGraphicFramePr>
+              <a:graphicFrameLocks xmlns:a="http://schemas.openxmlformats.org/drawingml/2006/main" noChangeAspect="1"/>
+            </wp:cNvGraphicFramePr>
+            <a:graphic xmlns:a="http://schemas.openxmlformats.org/drawingml/2006/main">
+              <a:graphicData uri="http://schemas.openxmlformats.org/drawingml/2006/picture">
+                <pic:pic xmlns:pic="http://schemas.openxmlformats.org/drawingml/2006/picture">
+                  <pic:nvPicPr>
+                    <pic:cNvPr id="0" name="Picture 6" descr="C:\Documents and Settings\huangansheng\桌面\soft\VC414P~1\Patch\_6MQIB~0\选择符-修改后流程.png"/>
+                    <pic:cNvPicPr>
+                      <a:picLocks noChangeAspect="1" noChangeArrowheads="1"/>
+                    </pic:cNvPicPr>
+                  </pic:nvPicPr>
+                  <pic:blipFill>
+                    <a:blip r:embed="rId12"/>
+                    <a:srcRect/>
+                    <a:stretch>
+                      <a:fillRect/>
+                    </a:stretch>
+                  </pic:blipFill>
+                  <pic:spPr bwMode="auto">
+                    <a:xfrm>
+                      <a:off x="0" y="0"/>
+                      <a:ext cx="5274310" cy="3074645"/>
+                    </a:xfrm>
+                    <a:prstGeom prst="rect">
+                      <a:avLst/>
+                    </a:prstGeom>
+                    <a:noFill/>
+                    <a:ln w="9525">
+                      <a:noFill/>
+                      <a:miter lim="800000"/>
+                      <a:headEnd/>
+                      <a:tailEnd/>
+                    </a:ln>
+                  </pic:spPr>
+                </pic:pic>
+              </a:graphicData>
+            </a:graphic>
+          </wp:inline>
+        </w:drawing>
+      </w:r>
+    </w:p>
+    <w:p>
+      <w:pPr>
+        <w:pStyle w:val="Caption"/>
+        <w:jc w:val="center"/>
+      </w:pPr>
+      <w:r>
+        <w:rPr>
+          <w:rFonts w:hint="eastAsia"/>
+        </w:rPr>
+        <w:t>图表</w:t>
+      </w:r>
+      <w:r>
+        <w:rPr>
+          <w:rFonts w:hint="eastAsia"/>
+        </w:rPr>
+        <w:t xml:space="preserve"> </w:t>
+      </w:r>
+      <w:r>
+        <w:fldChar w:fldCharType="begin"/>
+      </w:r>
+      <w:r>
+        <w:instrText xml:space="preserve"> </w:instrText>
+      </w:r>
+      <w:r>
+        <w:rPr>
+          <w:rFonts w:hint="eastAsia"/>
+        </w:rPr>
+        <w:instrText xml:space="preserve">SEQ </w:instrText>
+      </w:r>
+      <w:r>
+        <w:rPr>
+          <w:rFonts w:hint="eastAsia"/>
+        </w:rPr>
+        <w:instrText>图表</w:instrText>
+      </w:r>
+      <w:r>
+        <w:rPr>
+          <w:rFonts w:hint="eastAsia"/>
+        </w:rPr>
+        <w:instrText xml:space="preserve"> \* ARABIC</w:instrText>
+      </w:r>
+      <w:r>
+        <w:instrText xml:space="preserve"> </w:instrText>
+      </w:r>
+      <w:r>
+        <w:fldChar w:fldCharType="separate"/>
+      </w:r>
+      <w:r>
+        <w:rPr>
+          <w:noProof/>
+        </w:rPr>
+        <w:t>4</w:t>
+      </w:r>
+      <w:r>
+        <w:fldChar w:fldCharType="end"/>
+      </w:r>
+      <w:r>
+        <w:rPr>
+          <w:rFonts w:hint="eastAsia"/>
+        </w:rPr>
+        <w:t xml:space="preserve"> </w:t>
+      </w:r>
+      <w:r>
+        <w:rPr>
+          <w:rFonts w:hint="eastAsia"/>
+        </w:rPr>
+        <w:t>选择符的修改逻辑</w:t>
+      </w:r>
+    </w:p>
+    <w:p>
+      <w:pPr>
+        <w:pStyle w:val="Heading4"/>
+      </w:pPr>
+      <w:r>
+        <w:rPr>
+          <w:rFonts w:hint="eastAsia"/>
+        </w:rPr>
+        <w:t xml:space="preserve">2.2 </w:t>
+      </w:r>
+      <w:r>
+        <w:rPr>
+          <w:rFonts w:hint="eastAsia"/>
+        </w:rPr>
+        <w:t>更新符</w:t>
+      </w:r>
+    </w:p>
+    <w:p>
+      <w:r>
+        <w:rPr>
+          <w:rFonts w:hint="eastAsia"/>
+        </w:rPr>
+        <w:t xml:space="preserve">recordData + modifier </w:t>
+      </w:r>
+      <w:r>
+        <w:sym w:font="Wingdings" w:char="F0E0"/>
+      </w:r>
+      <w:r>
+        <w:rPr>
+          <w:rFonts w:hint="eastAsia"/>
+        </w:rPr>
+        <w:t xml:space="preserve"> resultData</w:t>
+      </w:r>
+    </w:p>
+    <w:p>
+      <w:pPr>
+        <w:keepNext/>
+        <w:ind w:left="0"/>
+      </w:pPr>
+      <w:r>
+        <w:rPr>
+          <w:noProof/>
+        </w:rPr>
+        <w:drawing>
+          <wp:inline distT="0" distB="0" distL="0" distR="0">
+            <wp:extent cx="5274310" cy="2872642"/>
+            <wp:effectExtent l="19050" t="0" r="2540" b="0"/>
+            <wp:docPr id="13" name="Picture 8" descr="C:\Documents and Settings\huangansheng\桌面\soft\VC414P~1\Patch\_6MQIB~0\update-修改后流程.png"/>
+            <wp:cNvGraphicFramePr>
+              <a:graphicFrameLocks xmlns:a="http://schemas.openxmlformats.org/drawingml/2006/main" noChangeAspect="1"/>
+            </wp:cNvGraphicFramePr>
+            <a:graphic xmlns:a="http://schemas.openxmlformats.org/drawingml/2006/main">
+              <a:graphicData uri="http://schemas.openxmlformats.org/drawingml/2006/picture">
+                <pic:pic xmlns:pic="http://schemas.openxmlformats.org/drawingml/2006/picture">
+                  <pic:nvPicPr>
+                    <pic:cNvPr id="0" name="Picture 8" descr="C:\Documents and Settings\huangansheng\桌面\soft\VC414P~1\Patch\_6MQIB~0\update-修改后流程.png"/>
+                    <pic:cNvPicPr>
+                      <a:picLocks noChangeAspect="1" noChangeArrowheads="1"/>
+                    </pic:cNvPicPr>
+                  </pic:nvPicPr>
+                  <pic:blipFill>
+                    <a:blip r:embed="rId13"/>
+                    <a:srcRect/>
+                    <a:stretch>
+                      <a:fillRect/>
+                    </a:stretch>
+                  </pic:blipFill>
+                  <pic:spPr bwMode="auto">
+                    <a:xfrm>
+                      <a:off x="0" y="0"/>
+                      <a:ext cx="5274310" cy="2872642"/>
+                    </a:xfrm>
+                    <a:prstGeom prst="rect">
+                      <a:avLst/>
+                    </a:prstGeom>
+                    <a:noFill/>
+                    <a:ln w="9525">
+                      <a:noFill/>
+                      <a:miter lim="800000"/>
+                      <a:headEnd/>
+                      <a:tailEnd/>
+                    </a:ln>
+                  </pic:spPr>
+                </pic:pic>
+              </a:graphicData>
+            </a:graphic>
+          </wp:inline>
+        </w:drawing>
+      </w:r>
+    </w:p>
+    <w:p>
+      <w:pPr>
+        <w:pStyle w:val="Caption"/>
+        <w:jc w:val="center"/>
+      </w:pPr>
+      <w:r>
+        <w:rPr>
+          <w:rFonts w:hint="eastAsia"/>
+        </w:rPr>
+        <w:t>图表</w:t>
+      </w:r>
+      <w:r>
+        <w:rPr>
+          <w:rFonts w:hint="eastAsia"/>
+        </w:rPr>
+        <w:t xml:space="preserve"> </w:t>
+      </w:r>
+      <w:r>
+        <w:fldChar w:fldCharType="begin"/>
+      </w:r>
+      <w:r>
+        <w:instrText xml:space="preserve"> </w:instrText>
+      </w:r>
+      <w:r>
+        <w:rPr>
+          <w:rFonts w:hint="eastAsia"/>
+        </w:rPr>
+        <w:instrText xml:space="preserve">SEQ </w:instrText>
+      </w:r>
+      <w:r>
+        <w:rPr>
+          <w:rFonts w:hint="eastAsia"/>
+        </w:rPr>
+        <w:instrText>图表</w:instrText>
+      </w:r>
+      <w:r>
+        <w:rPr>
+          <w:rFonts w:hint="eastAsia"/>
+        </w:rPr>
+        <w:instrText xml:space="preserve"> \* ARABIC</w:instrText>
+      </w:r>
+      <w:r>
+        <w:instrText xml:space="preserve"> </w:instrText>
+      </w:r>
+      <w:r>
+        <w:fldChar w:fldCharType="separate"/>
+      </w:r>
+      <w:r>
+        <w:rPr>
+          <w:noProof/>
+        </w:rPr>
+        <w:t>5</w:t>
+      </w:r>
+      <w:r>
+        <w:fldChar w:fldCharType="end"/>
+      </w:r>
+      <w:r>
+        <w:rPr>
+          <w:rFonts w:hint="eastAsia"/>
+        </w:rPr>
+        <w:t xml:space="preserve"> </w:t>
+      </w:r>
+      <w:r>
+        <w:rPr>
+          <w:rFonts w:hint="eastAsia"/>
+        </w:rPr>
+        <w:t>更新符修改逻辑</w:t>
+      </w:r>
+    </w:p>
+    <w:p>
+      <w:pPr>
+        <w:pStyle w:val="Heading4"/>
+      </w:pPr>
+      <w:r>
+        <w:rPr>
+          <w:rFonts w:hint="eastAsia"/>
+        </w:rPr>
+        <w:t xml:space="preserve">2.3 </w:t>
+      </w:r>
+      <w:r>
+        <w:rPr>
+          <w:rFonts w:hint="eastAsia"/>
+        </w:rPr>
+        <w:t>内置</w:t>
+      </w:r>
+      <w:r>
+        <w:rPr>
+          <w:rFonts w:hint="eastAsia"/>
+        </w:rPr>
+        <w:t>sql</w:t>
+      </w:r>
+    </w:p>
+    <w:p>
+      <w:r>
+        <w:rPr>
+          <w:rFonts w:hint="eastAsia"/>
+        </w:rPr>
+        <w:t xml:space="preserve">ele + _selector -&gt; resultobj </w:t>
+      </w:r>
+    </w:p>
+    <w:p>
+      <w:pPr>
+        <w:keepNext/>
+        <w:ind w:left="0"/>
+      </w:pPr>
+      <w:r>
+        <w:rPr>
+          <w:noProof/>
+        </w:rPr>
+        <w:lastRenderedPageBreak/>
+        <w:drawing>
+          <wp:inline distT="0" distB="0" distL="0" distR="0">
+            <wp:extent cx="5274310" cy="3604332"/>
+            <wp:effectExtent l="19050" t="0" r="2540" b="0"/>
+            <wp:docPr id="7" name="Picture 2" descr="C:\Documents and Settings\huangansheng\桌面\soft\VC414P~1\Patch\_6MQIB~0\内置sql-增加属性处理流程.png"/>
+            <wp:cNvGraphicFramePr>
+              <a:graphicFrameLocks xmlns:a="http://schemas.openxmlformats.org/drawingml/2006/main" noChangeAspect="1"/>
+            </wp:cNvGraphicFramePr>
+            <a:graphic xmlns:a="http://schemas.openxmlformats.org/drawingml/2006/main">
+              <a:graphicData uri="http://schemas.openxmlformats.org/drawingml/2006/picture">
+                <pic:pic xmlns:pic="http://schemas.openxmlformats.org/drawingml/2006/picture">
+                  <pic:nvPicPr>
+                    <pic:cNvPr id="0" name="Picture 2" descr="C:\Documents and Settings\huangansheng\桌面\soft\VC414P~1\Patch\_6MQIB~0\内置sql-增加属性处理流程.png"/>
+                    <pic:cNvPicPr>
+                      <a:picLocks noChangeAspect="1" noChangeArrowheads="1"/>
+                    </pic:cNvPicPr>
+                  </pic:nvPicPr>
+                  <pic:blipFill>
+                    <a:blip r:embed="rId14"/>
+                    <a:srcRect/>
+                    <a:stretch>
+                      <a:fillRect/>
+                    </a:stretch>
+                  </pic:blipFill>
+                  <pic:spPr bwMode="auto">
+                    <a:xfrm>
+                      <a:off x="0" y="0"/>
+                      <a:ext cx="5274310" cy="3604332"/>
+                    </a:xfrm>
+                    <a:prstGeom prst="rect">
+                      <a:avLst/>
+                    </a:prstGeom>
+                    <a:noFill/>
+                    <a:ln w="9525">
+                      <a:noFill/>
+                      <a:miter lim="800000"/>
+                      <a:headEnd/>
+                      <a:tailEnd/>
+                    </a:ln>
+                  </pic:spPr>
+                </pic:pic>
+              </a:graphicData>
+            </a:graphic>
+          </wp:inline>
+        </w:drawing>
+      </w:r>
+    </w:p>
+    <w:p>
+      <w:pPr>
+        <w:pStyle w:val="Caption"/>
+        <w:jc w:val="center"/>
+      </w:pPr>
+      <w:r>
+        <w:rPr>
+          <w:rFonts w:hint="eastAsia"/>
+        </w:rPr>
+        <w:t>图表</w:t>
+      </w:r>
+      <w:r>
+        <w:rPr>
+          <w:rFonts w:hint="eastAsia"/>
+        </w:rPr>
+        <w:t xml:space="preserve"> </w:t>
+      </w:r>
+      <w:r>
+        <w:fldChar w:fldCharType="begin"/>
+      </w:r>
+      <w:r>
+        <w:instrText xml:space="preserve"> </w:instrText>
+      </w:r>
+      <w:r>
+        <w:rPr>
+          <w:rFonts w:hint="eastAsia"/>
+        </w:rPr>
+        <w:instrText xml:space="preserve">SEQ </w:instrText>
+      </w:r>
+      <w:r>
+        <w:rPr>
+          <w:rFonts w:hint="eastAsia"/>
+        </w:rPr>
+        <w:instrText>图表</w:instrText>
+      </w:r>
+      <w:r>
+        <w:rPr>
+          <w:rFonts w:hint="eastAsia"/>
+        </w:rPr>
+        <w:instrText xml:space="preserve"> \* ARABIC</w:instrText>
+      </w:r>
+      <w:r>
+        <w:instrText xml:space="preserve"> </w:instrText>
+      </w:r>
+      <w:r>
+        <w:fldChar w:fldCharType="separate"/>
+      </w:r>
+      <w:r>
+        <w:rPr>
+          <w:noProof/>
+        </w:rPr>
+        <w:t>6</w:t>
+      </w:r>
+      <w:r>
+        <w:fldChar w:fldCharType="end"/>
+      </w:r>
+      <w:r>
+        <w:rPr>
+          <w:rFonts w:hint="eastAsia"/>
+        </w:rPr>
+        <w:t xml:space="preserve"> </w:t>
+      </w:r>
+      <w:r>
+        <w:rPr>
+          <w:rFonts w:hint="eastAsia"/>
+        </w:rPr>
+        <w:t>内置</w:t>
+      </w:r>
+      <w:r>
+        <w:rPr>
+          <w:rFonts w:hint="eastAsia"/>
+        </w:rPr>
+        <w:t>sql</w:t>
+      </w:r>
+      <w:r>
+        <w:rPr>
+          <w:rFonts w:hint="eastAsia"/>
+        </w:rPr>
+        <w:t>修改逻辑</w:t>
+      </w:r>
+    </w:p>
+    <w:p>
+      <w:pPr>
+        <w:pStyle w:val="Heading3"/>
+      </w:pPr>
+      <w:r>
+        <w:rPr>
+          <w:rFonts w:hint="eastAsia"/>
+        </w:rPr>
+        <w:t>溢出属性的配置方案</w:t>
+      </w:r>
+    </w:p>
+    <w:p>
+      <w:pPr>
+        <w:pStyle w:val="Heading4"/>
+      </w:pPr>
+      <w:r>
+        <w:rPr>
+          <w:rFonts w:hint="eastAsia"/>
+        </w:rPr>
+        <w:t xml:space="preserve">3.1 </w:t>
+      </w:r>
+      <w:r>
+        <w:rPr>
+          <w:rFonts w:hint="eastAsia"/>
+        </w:rPr>
+        <w:t>全局属性</w:t>
       </w:r>
     </w:p>
     <w:p>
@@ -405,13 +2348,7 @@
         <w:rPr>
           <w:rFonts w:hint="eastAsia"/>
         </w:rPr>
-        <w:t>db</w:t>
-      </w:r>
-      <w:r>
-        <w:rPr>
-          <w:rFonts w:hint="eastAsia"/>
-        </w:rPr>
-        <w:t>.conf</w:t>
+        <w:t>db.conf</w:t>
       </w:r>
       <w:r>
         <w:rPr>
@@ -423,19 +2360,7 @@
         <w:rPr>
           <w:rFonts w:hint="eastAsia"/>
         </w:rPr>
-        <w:t>enableo</w:t>
-      </w:r>
-      <w:r>
-        <w:rPr>
-          <w:rFonts w:hint="eastAsia"/>
-        </w:rPr>
-        <w:t>verflow</w:t>
-      </w:r>
-      <w:r>
-        <w:rPr>
-          <w:rFonts w:hint="eastAsia"/>
-        </w:rPr>
-        <w:t>check</w:t>
+        <w:t>enableoverflowcheck</w:t>
       </w:r>
       <w:r>
         <w:rPr>
@@ -453,27 +2378,7 @@
         <w:rPr>
           <w:rFonts w:hint="eastAsia"/>
         </w:rPr>
-        <w:t>，表示数值运算中需要考虑溢出问题，</w:t>
-      </w:r>
-      <w:commentRangeStart w:id="1"/>
-      <w:r>
-        <w:rPr>
-          <w:rFonts w:hint="eastAsia"/>
-        </w:rPr>
-        <w:t>否则不考虑</w:t>
-      </w:r>
-      <w:commentRangeEnd w:id="1"/>
-      <w:r>
-        <w:rPr>
-          <w:rStyle w:val="CommentReference"/>
-        </w:rPr>
-        <w:commentReference w:id="1"/>
-      </w:r>
-      <w:r>
-        <w:rPr>
-          <w:rFonts w:hint="eastAsia"/>
-        </w:rPr>
-        <w:t>，默认为</w:t>
+        <w:t>，表示数值运算中需要考虑溢出问题，否则不考虑，默认为</w:t>
       </w:r>
       <w:r>
         <w:rPr>
@@ -501,7 +2406,7 @@
         <w:rPr>
           <w:rFonts w:hint="eastAsia"/>
         </w:rPr>
-        <w:t>实现方式</w:t>
+        <w:t>内部表示</w:t>
       </w:r>
     </w:p>
     <w:p>
@@ -509,25 +2414,23 @@
         <w:pStyle w:val="ListParagraph"/>
         <w:ind w:left="717" w:firstLineChars="0" w:firstLine="0"/>
       </w:pPr>
-      <w:commentRangeStart w:id="2"/>
-      <w:r>
-        <w:rPr>
-          <w:rFonts w:hint="eastAsia"/>
-        </w:rPr>
-        <w:t>该配置项的调用关系图如图所示</w:t>
-      </w:r>
-      <w:commentRangeEnd w:id="2"/>
-      <w:r>
-        <w:rPr>
-          <w:rStyle w:val="CommentReference"/>
-        </w:rPr>
-        <w:commentReference w:id="2"/>
-      </w:r>
-      <w:r>
-        <w:rPr>
-          <w:rFonts w:hint="eastAsia"/>
-        </w:rPr>
-        <w:t>。</w:t>
+      <w:r>
+        <w:rPr>
+          <w:rFonts w:hint="eastAsia"/>
+        </w:rPr>
+        <w:t>全局控制配置属性在</w:t>
+      </w:r>
+      <w:r>
+        <w:rPr>
+          <w:rFonts w:hint="eastAsia"/>
+        </w:rPr>
+        <w:t>sequoiadb</w:t>
+      </w:r>
+      <w:r>
+        <w:rPr>
+          <w:rFonts w:hint="eastAsia"/>
+        </w:rPr>
+        <w:t>中的内部表示如图所示。</w:t>
       </w:r>
     </w:p>
     <w:p>
@@ -545,7 +2448,7 @@
           <wp:inline distT="0" distB="0" distL="0" distR="0">
             <wp:extent cx="3746500" cy="3830881"/>
             <wp:effectExtent l="19050" t="0" r="6350" b="0"/>
-            <wp:docPr id="6" name="Picture 5" descr="E:\sequoiadb\trunk\internal_doc\03.开发设计\数值运算溢出时类型提升\sequoiadb\全局设置.png"/>
+            <wp:docPr id="1" name="Picture 5" descr="E:\sequoiadb\trunk\internal_doc\03.开发设计\数值运算溢出时类型提升\sequoiadb\全局设置.png"/>
             <wp:cNvGraphicFramePr>
               <a:graphicFrameLocks xmlns:a="http://schemas.openxmlformats.org/drawingml/2006/main" noChangeAspect="1"/>
             </wp:cNvGraphicFramePr>
@@ -559,7 +2462,7 @@
                     </pic:cNvPicPr>
                   </pic:nvPicPr>
                   <pic:blipFill>
-                    <a:blip r:embed="rId9"/>
+                    <a:blip r:embed="rId15"/>
                     <a:srcRect/>
                     <a:stretch>
                       <a:fillRect/>
@@ -587,12 +2490,6 @@
           </wp:inline>
         </w:drawing>
       </w:r>
-      <w:r>
-        <w:rPr>
-          <w:noProof/>
-        </w:rPr>
-        <w:t xml:space="preserve"> </w:t>
-      </w:r>
     </w:p>
     <w:p>
       <w:pPr>
@@ -603,49 +2500,92 @@
         <w:rPr>
           <w:rFonts w:hint="eastAsia"/>
         </w:rPr>
-        <w:t>图</w:t>
-      </w:r>
-      <w:r>
-        <w:rPr>
-          <w:rFonts w:hint="eastAsia"/>
-        </w:rPr>
-        <w:t xml:space="preserve">1-1 </w:t>
-      </w:r>
-      <w:r>
-        <w:rPr>
-          <w:rFonts w:hint="eastAsia"/>
-        </w:rPr>
-        <w:t>全局配置的调用关系图</w:t>
-      </w:r>
+        <w:t>图表</w:t>
+      </w:r>
+      <w:r>
+        <w:rPr>
+          <w:rFonts w:hint="eastAsia"/>
+        </w:rPr>
+        <w:t xml:space="preserve"> </w:t>
+      </w:r>
+      <w:r>
+        <w:fldChar w:fldCharType="begin"/>
+      </w:r>
+      <w:r>
+        <w:instrText xml:space="preserve"> </w:instrText>
+      </w:r>
+      <w:r>
+        <w:rPr>
+          <w:rFonts w:hint="eastAsia"/>
+        </w:rPr>
+        <w:instrText xml:space="preserve">SEQ </w:instrText>
+      </w:r>
+      <w:r>
+        <w:rPr>
+          <w:rFonts w:hint="eastAsia"/>
+        </w:rPr>
+        <w:instrText>图表</w:instrText>
+      </w:r>
+      <w:r>
+        <w:rPr>
+          <w:rFonts w:hint="eastAsia"/>
+        </w:rPr>
+        <w:instrText xml:space="preserve"> \* ARABIC</w:instrText>
+      </w:r>
+      <w:r>
+        <w:instrText xml:space="preserve"> </w:instrText>
+      </w:r>
+      <w:r>
+        <w:fldChar w:fldCharType="separate"/>
+      </w:r>
+      <w:r>
+        <w:rPr>
+          <w:noProof/>
+        </w:rPr>
+        <w:t>7</w:t>
+      </w:r>
+      <w:r>
+        <w:fldChar w:fldCharType="end"/>
+      </w:r>
+      <w:r>
+        <w:rPr>
+          <w:rFonts w:hint="eastAsia"/>
+        </w:rPr>
+        <w:t xml:space="preserve"> </w:t>
+      </w:r>
+      <w:r>
+        <w:rPr>
+          <w:rFonts w:hint="eastAsia"/>
+        </w:rPr>
+        <w:t>全局配置属性的内部表示</w:t>
+      </w:r>
+    </w:p>
+    <w:p>
+      <w:pPr>
+        <w:keepNext/>
+        <w:ind w:left="0"/>
+        <w:jc w:val="center"/>
+      </w:pPr>
+      <w:r>
+        <w:rPr>
+          <w:noProof/>
+        </w:rPr>
+        <w:t xml:space="preserve"> </w:t>
+      </w:r>
+    </w:p>
+    <w:p>
+      <w:pPr>
+        <w:pStyle w:val="Caption"/>
+        <w:jc w:val="center"/>
+      </w:pPr>
     </w:p>
     <w:p/>
-    <w:p>
-      <w:pPr>
-        <w:rPr>
-          <w:b/>
-        </w:rPr>
-      </w:pPr>
-      <w:r>
-        <w:rPr>
-          <w:rFonts w:hint="eastAsia"/>
-          <w:b/>
-        </w:rPr>
-        <w:t>方案二</w:t>
-      </w:r>
-      <w:r>
-        <w:rPr>
-          <w:rFonts w:hint="eastAsia"/>
-          <w:b/>
-        </w:rPr>
-        <w:t>：作为集合属性方式配置</w:t>
-      </w:r>
-    </w:p>
     <w:p>
       <w:pPr>
         <w:pStyle w:val="ListParagraph"/>
         <w:numPr>
           <w:ilvl w:val="0"/>
-          <w:numId w:val="26"/>
+          <w:numId w:val="24"/>
         </w:numPr>
         <w:ind w:firstLineChars="0"/>
       </w:pPr>
@@ -653,6 +2593,181 @@
         <w:rPr>
           <w:rFonts w:hint="eastAsia"/>
         </w:rPr>
+        <w:t>场景考虑</w:t>
+      </w:r>
+    </w:p>
+    <w:p>
+      <w:pPr>
+        <w:pStyle w:val="ListParagraph"/>
+        <w:numPr>
+          <w:ilvl w:val="0"/>
+          <w:numId w:val="32"/>
+        </w:numPr>
+        <w:ind w:firstLineChars="0"/>
+      </w:pPr>
+      <w:r>
+        <w:rPr>
+          <w:rFonts w:hint="eastAsia"/>
+        </w:rPr>
+        <w:t>动态调整问题</w:t>
+      </w:r>
+    </w:p>
+    <w:p>
+      <w:pPr>
+        <w:pStyle w:val="ListParagraph"/>
+        <w:ind w:left="717" w:firstLineChars="0" w:firstLine="0"/>
+      </w:pPr>
+      <w:r>
+        <w:rPr>
+          <w:rFonts w:hint="eastAsia"/>
+        </w:rPr>
+        <w:t>enableoverflowcheck</w:t>
+      </w:r>
+      <w:r>
+        <w:rPr>
+          <w:rFonts w:hint="eastAsia"/>
+        </w:rPr>
+        <w:t>为</w:t>
+      </w:r>
+      <w:r>
+        <w:rPr>
+          <w:rFonts w:hint="eastAsia"/>
+        </w:rPr>
+        <w:t>FALSE</w:t>
+      </w:r>
+      <w:r>
+        <w:rPr>
+          <w:rFonts w:hint="eastAsia"/>
+        </w:rPr>
+        <w:t>，则表示内部不改变类型，即允许用户对结果类型强转；</w:t>
+      </w:r>
+    </w:p>
+    <w:p>
+      <w:pPr>
+        <w:pStyle w:val="ListParagraph"/>
+        <w:ind w:left="717" w:firstLineChars="0" w:firstLine="0"/>
+      </w:pPr>
+      <w:r>
+        <w:rPr>
+          <w:rFonts w:hint="eastAsia"/>
+        </w:rPr>
+        <w:t>enableoverflowcheck</w:t>
+      </w:r>
+      <w:r>
+        <w:rPr>
+          <w:rFonts w:hint="eastAsia"/>
+        </w:rPr>
+        <w:t>为</w:t>
+      </w:r>
+      <w:r>
+        <w:rPr>
+          <w:rFonts w:hint="eastAsia"/>
+        </w:rPr>
+        <w:t>TRUE</w:t>
+      </w:r>
+      <w:r>
+        <w:rPr>
+          <w:rFonts w:hint="eastAsia"/>
+        </w:rPr>
+        <w:t>，则表示内部改变类型，即不允许用户对结果类型强转；</w:t>
+      </w:r>
+    </w:p>
+    <w:p>
+      <w:pPr>
+        <w:pStyle w:val="ListParagraph"/>
+        <w:ind w:left="717" w:firstLineChars="0" w:firstLine="0"/>
+      </w:pPr>
+      <w:r>
+        <w:rPr>
+          <w:rFonts w:hint="eastAsia"/>
+        </w:rPr>
+        <w:t>所以当原设置中为</w:t>
+      </w:r>
+      <w:r>
+        <w:rPr>
+          <w:rFonts w:hint="eastAsia"/>
+        </w:rPr>
+        <w:t>FALSE</w:t>
+      </w:r>
+      <w:r>
+        <w:rPr>
+          <w:rFonts w:hint="eastAsia"/>
+        </w:rPr>
+        <w:t>动态改为</w:t>
+      </w:r>
+      <w:r>
+        <w:rPr>
+          <w:rFonts w:hint="eastAsia"/>
+        </w:rPr>
+        <w:t>TRUE</w:t>
+      </w:r>
+      <w:r>
+        <w:rPr>
+          <w:rFonts w:hint="eastAsia"/>
+        </w:rPr>
+        <w:t>时，用户程序中存在的强转依然会出现允许时崩溃问题。</w:t>
+      </w:r>
+    </w:p>
+    <w:p>
+      <w:pPr>
+        <w:pStyle w:val="ListParagraph"/>
+        <w:numPr>
+          <w:ilvl w:val="0"/>
+          <w:numId w:val="32"/>
+        </w:numPr>
+        <w:ind w:firstLineChars="0"/>
+      </w:pPr>
+      <w:r>
+        <w:rPr>
+          <w:rFonts w:hint="eastAsia"/>
+        </w:rPr>
+        <w:t>主备节点不一致</w:t>
+      </w:r>
+      <w:r>
+        <w:rPr>
+          <w:rFonts w:hint="eastAsia"/>
+        </w:rPr>
+        <w:t xml:space="preserve">   </w:t>
+      </w:r>
+    </w:p>
+    <w:p>
+      <w:pPr>
+        <w:pStyle w:val="ListParagraph"/>
+        <w:ind w:left="1077" w:firstLineChars="0" w:firstLine="0"/>
+      </w:pPr>
+      <w:r>
+        <w:rPr>
+          <w:rFonts w:hint="eastAsia"/>
+        </w:rPr>
+        <w:t>该属性所有节点都必须保持一致</w:t>
+      </w:r>
+    </w:p>
+    <w:p>
+      <w:pPr>
+        <w:pStyle w:val="Heading4"/>
+        <w:numPr>
+          <w:ilvl w:val="1"/>
+          <w:numId w:val="24"/>
+        </w:numPr>
+      </w:pPr>
+      <w:r>
+        <w:rPr>
+          <w:rFonts w:hint="eastAsia"/>
+        </w:rPr>
+        <w:t>集合属性</w:t>
+      </w:r>
+    </w:p>
+    <w:p>
+      <w:r>
+        <w:rPr>
+          <w:rFonts w:hint="eastAsia"/>
+        </w:rPr>
+        <w:t>3.2.1</w:t>
+      </w:r>
+      <w:r>
+        <w:rPr>
+          <w:rFonts w:hint="eastAsia"/>
+        </w:rPr>
         <w:t>控制方式</w:t>
       </w:r>
     </w:p>
@@ -680,19 +2795,7 @@
         <w:rPr>
           <w:rFonts w:hint="eastAsia"/>
         </w:rPr>
-        <w:t>，表示</w:t>
-      </w:r>
-      <w:r>
-        <w:rPr>
-          <w:rFonts w:hint="eastAsia"/>
-        </w:rPr>
-        <w:t>溢出时候是否提升类型处理</w:t>
-      </w:r>
-      <w:r>
-        <w:rPr>
-          <w:rFonts w:hint="eastAsia"/>
-        </w:rPr>
-        <w:t>。</w:t>
+        <w:t>，表示溢出时候是否提升类型处理。</w:t>
       </w:r>
     </w:p>
     <w:tbl>
@@ -934,6 +3037,7 @@
               <w:rPr>
                 <w:rFonts w:hint="eastAsia"/>
               </w:rPr>
+              <w:lastRenderedPageBreak/>
               <w:t>Compressed</w:t>
             </w:r>
           </w:p>
@@ -1241,25 +3345,11 @@
         </w:rPr>
         <w:t>如创建一个集合：</w:t>
       </w:r>
-      <w:commentRangeStart w:id="3"/>
-      <w:r>
-        <w:rPr>
-          <w:rFonts w:hint="eastAsia"/>
-        </w:rPr>
-        <w:t>db.cs.createCL</w:t>
-      </w:r>
-      <w:commentRangeEnd w:id="3"/>
-      <w:r>
-        <w:rPr>
-          <w:rStyle w:val="CommentReference"/>
-        </w:rPr>
-        <w:commentReference w:id="3"/>
-      </w:r>
-      <w:r>
-        <w:rPr>
-          <w:rFonts w:hint="eastAsia"/>
-        </w:rPr>
-        <w:t>(</w:t>
+      <w:r>
+        <w:rPr>
+          <w:rFonts w:hint="eastAsia"/>
+        </w:rPr>
+        <w:t>db.cs.createCL(</w:t>
       </w:r>
       <w:r>
         <w:t>‘</w:t>
@@ -1281,37 +3371,285 @@
       </w:r>
     </w:p>
     <w:p>
+      <w:r>
+        <w:rPr>
+          <w:rFonts w:hint="eastAsia"/>
+        </w:rPr>
+        <w:t>3.2.2</w:t>
+      </w:r>
+      <w:r>
+        <w:rPr>
+          <w:rFonts w:hint="eastAsia"/>
+        </w:rPr>
+        <w:t>内部表示</w:t>
+      </w:r>
+    </w:p>
+    <w:p>
       <w:pPr>
         <w:pStyle w:val="ListParagraph"/>
-        <w:numPr>
-          <w:ilvl w:val="0"/>
-          <w:numId w:val="26"/>
-        </w:numPr>
-        <w:ind w:firstLineChars="0"/>
-      </w:pPr>
-      <w:r>
-        <w:rPr>
-          <w:rFonts w:hint="eastAsia"/>
-        </w:rPr>
-        <w:t>实现方式</w:t>
+        <w:ind w:left="717" w:firstLineChars="0" w:firstLine="0"/>
+      </w:pPr>
+      <w:r>
+        <w:rPr>
+          <w:rFonts w:hint="eastAsia"/>
+        </w:rPr>
+        <w:t>在</w:t>
+      </w:r>
+      <w:r>
+        <w:rPr>
+          <w:rFonts w:hint="eastAsia"/>
+        </w:rPr>
+        <w:t>sequoiadb</w:t>
+      </w:r>
+      <w:r>
+        <w:rPr>
+          <w:rFonts w:hint="eastAsia"/>
+        </w:rPr>
+        <w:t>中的内部表示</w:t>
+      </w:r>
+    </w:p>
+    <w:tbl>
+      <w:tblPr>
+        <w:tblStyle w:val="TableGrid"/>
+        <w:tblW w:w="0" w:type="auto"/>
+        <w:jc w:val="right"/>
+        <w:tblLook w:val="04A0"/>
+      </w:tblPr>
+      <w:tblGrid>
+        <w:gridCol w:w="7319"/>
+      </w:tblGrid>
+      <w:tr>
+        <w:trPr>
+          <w:trHeight w:val="72"/>
+          <w:jc w:val="right"/>
+        </w:trPr>
+        <w:tc>
+          <w:tcPr>
+            <w:tcW w:w="7319" w:type="dxa"/>
+            <w:tcBorders>
+              <w:top w:val="nil"/>
+              <w:left w:val="nil"/>
+              <w:bottom w:val="nil"/>
+              <w:right w:val="nil"/>
+            </w:tcBorders>
+            <w:shd w:val="clear" w:color="auto" w:fill="BFBFBF" w:themeFill="background1" w:themeFillShade="BF"/>
+          </w:tcPr>
+          <w:p>
+            <w:pPr>
+              <w:pStyle w:val="mycodestyle"/>
+              <w:jc w:val="both"/>
+              <w:rPr>
+                <w:rFonts w:ascii="宋体" w:eastAsia="宋体" w:hAnsi="Times New Roman"/>
+                <w:sz w:val="20"/>
+                <w:szCs w:val="20"/>
+              </w:rPr>
+            </w:pPr>
+          </w:p>
+          <w:p>
+            <w:pPr>
+              <w:pStyle w:val="mycodestyle"/>
+              <w:jc w:val="both"/>
+            </w:pPr>
+            <w:r>
+              <w:t xml:space="preserve">   /*</w:t>
+            </w:r>
+          </w:p>
+          <w:p>
+            <w:pPr>
+              <w:pStyle w:val="mycodestyle"/>
+              <w:jc w:val="both"/>
+            </w:pPr>
+            <w:r>
+              <w:t xml:space="preserve">      DMS MB ATTRIBUTE DEFINE</w:t>
+            </w:r>
+          </w:p>
+          <w:p>
+            <w:pPr>
+              <w:pStyle w:val="mycodestyle"/>
+              <w:jc w:val="both"/>
+            </w:pPr>
+            <w:r>
+              <w:t xml:space="preserve">   */</w:t>
+            </w:r>
+          </w:p>
+          <w:p>
+            <w:pPr>
+              <w:pStyle w:val="mycodestyle"/>
+              <w:jc w:val="both"/>
+            </w:pPr>
+            <w:r>
+              <w:t xml:space="preserve">   #define DMS_MB_ATTR_COMPRESSED         0x00000001</w:t>
+            </w:r>
+          </w:p>
+          <w:p>
+            <w:pPr>
+              <w:pStyle w:val="mycodestyle"/>
+              <w:jc w:val="both"/>
+            </w:pPr>
+            <w:r>
+              <w:t xml:space="preserve">   #define DMS_MB_ATTR_NOIDINDEX          0x00000002</w:t>
+            </w:r>
+          </w:p>
+          <w:p>
+            <w:pPr>
+              <w:pStyle w:val="mycodestyle"/>
+              <w:jc w:val="both"/>
+            </w:pPr>
+            <w:r>
+              <w:t xml:space="preserve">   #define DMS_MB_ATTR_CAPPED             0x00000004</w:t>
+            </w:r>
+          </w:p>
+        </w:tc>
+      </w:tr>
+    </w:tbl>
+    <w:p>
+      <w:pPr>
+        <w:pStyle w:val="ListParagraph"/>
+        <w:ind w:left="717" w:firstLineChars="0" w:firstLine="0"/>
+      </w:pPr>
+    </w:p>
+    <w:p>
+      <w:pPr>
+        <w:pStyle w:val="ListParagraph"/>
+        <w:ind w:left="717" w:firstLineChars="0" w:firstLine="0"/>
+      </w:pPr>
+      <w:r>
+        <w:rPr>
+          <w:rFonts w:hint="eastAsia"/>
+        </w:rPr>
+        <w:t>集群</w:t>
+      </w:r>
+      <w:r>
+        <w:rPr>
+          <w:rFonts w:hint="eastAsia"/>
+        </w:rPr>
+        <w:t>catalog</w:t>
+      </w:r>
+      <w:r>
+        <w:rPr>
+          <w:rFonts w:hint="eastAsia"/>
+        </w:rPr>
+        <w:t>信息表示：</w:t>
+      </w:r>
+      <w:r>
+        <w:rPr>
+          <w:rFonts w:hint="eastAsia"/>
+        </w:rPr>
+        <w:t xml:space="preserve">clsCatalogSet: </w:t>
+      </w:r>
+      <w:r>
+        <w:rPr>
+          <w:rFonts w:hint="eastAsia"/>
+        </w:rPr>
+        <w:t>增加一个字段</w:t>
+      </w:r>
+      <w:r>
+        <w:rPr>
+          <w:rFonts w:hint="eastAsia"/>
+        </w:rPr>
+        <w:t>isOverflow</w:t>
+      </w:r>
+      <w:r>
+        <w:rPr>
+          <w:rFonts w:hint="eastAsia"/>
+        </w:rPr>
+        <w:t>，（或者设置</w:t>
+      </w:r>
+      <w:r>
+        <w:rPr>
+          <w:rFonts w:hint="eastAsia"/>
+        </w:rPr>
+        <w:t>attribute</w:t>
+      </w:r>
+      <w:r>
+        <w:rPr>
+          <w:rFonts w:hint="eastAsia"/>
+        </w:rPr>
+        <w:t>）</w:t>
+      </w:r>
+    </w:p>
+    <w:p>
+      <w:pPr>
+        <w:pStyle w:val="ListParagraph"/>
+        <w:ind w:left="717" w:firstLineChars="0" w:firstLine="0"/>
+      </w:pPr>
+      <w:r>
+        <w:rPr>
+          <w:rFonts w:hint="eastAsia"/>
+        </w:rPr>
+        <w:t>数据节点的集合元数据信息：</w:t>
+      </w:r>
+      <w:r>
+        <w:rPr>
+          <w:rFonts w:hint="eastAsia"/>
+        </w:rPr>
+        <w:t>dmsMetadataBlock</w:t>
+      </w:r>
+      <w:r>
+        <w:rPr>
+          <w:rFonts w:hint="eastAsia"/>
+        </w:rPr>
+        <w:t>：设置</w:t>
+      </w:r>
+      <w:r>
+        <w:rPr>
+          <w:rFonts w:hint="eastAsia"/>
+        </w:rPr>
+        <w:t>attribute</w:t>
+      </w:r>
+      <w:r>
+        <w:rPr>
+          <w:rFonts w:hint="eastAsia"/>
+        </w:rPr>
+        <w:t>；</w:t>
+      </w:r>
+    </w:p>
+    <w:p>
+      <w:pPr>
+        <w:pStyle w:val="ListParagraph"/>
+        <w:ind w:left="717" w:firstLineChars="0" w:firstLine="0"/>
+      </w:pPr>
+    </w:p>
+    <w:p>
+      <w:r>
+        <w:rPr>
+          <w:rFonts w:hint="eastAsia"/>
+        </w:rPr>
+        <w:t>3.2.3</w:t>
+      </w:r>
+      <w:r>
+        <w:rPr>
+          <w:rFonts w:hint="eastAsia"/>
+        </w:rPr>
+        <w:t>属性获取</w:t>
+      </w:r>
+    </w:p>
+    <w:p>
+      <w:pPr>
+        <w:pStyle w:val="ListParagraph"/>
+        <w:ind w:left="882" w:firstLineChars="0" w:firstLine="0"/>
+      </w:pPr>
+      <w:r>
+        <w:rPr>
+          <w:rFonts w:hint="eastAsia"/>
+        </w:rPr>
+        <w:t>协调节点获取方式</w:t>
       </w:r>
     </w:p>
     <w:p>
       <w:pPr>
         <w:keepNext/>
         <w:ind w:left="0"/>
-        <w:jc w:val="center"/>
       </w:pPr>
       <w:r>
         <w:rPr>
           <w:noProof/>
         </w:rPr>
-        <w:lastRenderedPageBreak/>
         <w:drawing>
           <wp:inline distT="0" distB="0" distL="0" distR="0">
-            <wp:extent cx="5274310" cy="3854461"/>
+            <wp:extent cx="5274310" cy="2488182"/>
             <wp:effectExtent l="19050" t="0" r="2540" b="0"/>
-            <wp:docPr id="2" name="Picture 2" descr="E:\sequoiadb\trunk\internal_doc\03.开发设计\数值运算溢出时类型提升\sequoiadb\集合匹配符.png"/>
+            <wp:docPr id="9" name="Picture 4" descr="C:\Documents and Settings\huangansheng\桌面\soft\VC414P~1\Patch\_6MQIB~0\协调节点获取表结构信息.png"/>
             <wp:cNvGraphicFramePr>
               <a:graphicFrameLocks xmlns:a="http://schemas.openxmlformats.org/drawingml/2006/main" noChangeAspect="1"/>
             </wp:cNvGraphicFramePr>
@@ -1319,13 +3657,13 @@
               <a:graphicData uri="http://schemas.openxmlformats.org/drawingml/2006/picture">
                 <pic:pic xmlns:pic="http://schemas.openxmlformats.org/drawingml/2006/picture">
                   <pic:nvPicPr>
-                    <pic:cNvPr id="0" name="Picture 2" descr="E:\sequoiadb\trunk\internal_doc\03.开发设计\数值运算溢出时类型提升\sequoiadb\集合匹配符.png"/>
+                    <pic:cNvPr id="0" name="Picture 4" descr="C:\Documents and Settings\huangansheng\桌面\soft\VC414P~1\Patch\_6MQIB~0\协调节点获取表结构信息.png"/>
                     <pic:cNvPicPr>
                       <a:picLocks noChangeAspect="1" noChangeArrowheads="1"/>
                     </pic:cNvPicPr>
                   </pic:nvPicPr>
                   <pic:blipFill>
-                    <a:blip r:embed="rId10"/>
+                    <a:blip r:embed="rId16"/>
                     <a:srcRect/>
                     <a:stretch>
                       <a:fillRect/>
@@ -1334,7 +3672,7 @@
                   <pic:spPr bwMode="auto">
                     <a:xfrm>
                       <a:off x="0" y="0"/>
-                      <a:ext cx="5274310" cy="3854461"/>
+                      <a:ext cx="5274310" cy="2488182"/>
                     </a:xfrm>
                     <a:prstGeom prst="rect">
                       <a:avLst/>
@@ -1363,480 +3701,82 @@
         <w:rPr>
           <w:rFonts w:hint="eastAsia"/>
         </w:rPr>
-        <w:t>图</w:t>
-      </w:r>
-      <w:r>
-        <w:rPr>
-          <w:rFonts w:hint="eastAsia"/>
-        </w:rPr>
-        <w:t xml:space="preserve">2-1 </w:t>
-      </w:r>
-      <w:r>
-        <w:rPr>
-          <w:rFonts w:hint="eastAsia"/>
-        </w:rPr>
-        <w:t>匹配符处理关系图（集合）</w:t>
-      </w:r>
-    </w:p>
-    <w:p>
-      <w:pPr>
-        <w:rPr>
-          <w:b/>
-        </w:rPr>
-      </w:pPr>
-      <w:r>
-        <w:rPr>
-          <w:rFonts w:hint="eastAsia"/>
-          <w:b/>
-        </w:rPr>
-        <w:t>方案三</w:t>
-      </w:r>
-      <w:r>
-        <w:rPr>
-          <w:rFonts w:hint="eastAsia"/>
-          <w:b/>
-        </w:rPr>
-        <w:t>：作为操作属性方式配置</w:t>
-      </w:r>
-    </w:p>
-    <w:p>
-      <w:commentRangeStart w:id="4"/>
-      <w:r>
-        <w:rPr>
-          <w:rFonts w:hint="eastAsia"/>
-        </w:rPr>
-        <w:t>表</w:t>
-      </w:r>
-      <w:r>
-        <w:rPr>
-          <w:rFonts w:hint="eastAsia"/>
-        </w:rPr>
-        <w:t>1</w:t>
-      </w:r>
-      <w:r>
-        <w:rPr>
-          <w:rFonts w:hint="eastAsia"/>
-        </w:rPr>
-        <w:t>表示数据库操作相关的功能关系</w:t>
-      </w:r>
-      <w:commentRangeEnd w:id="4"/>
-      <w:r>
-        <w:rPr>
-          <w:rStyle w:val="CommentReference"/>
-        </w:rPr>
-        <w:commentReference w:id="4"/>
-      </w:r>
-      <w:r>
-        <w:rPr>
-          <w:rFonts w:hint="eastAsia"/>
-        </w:rPr>
-        <w:t>。</w:t>
-      </w:r>
-    </w:p>
-    <w:tbl>
-      <w:tblPr>
-        <w:tblStyle w:val="TableGrid"/>
-        <w:tblW w:w="0" w:type="auto"/>
-        <w:tblInd w:w="250" w:type="dxa"/>
-        <w:tblLook w:val="04A0"/>
-      </w:tblPr>
-      <w:tblGrid>
-        <w:gridCol w:w="1785"/>
-        <w:gridCol w:w="2261"/>
-      </w:tblGrid>
-      <w:tr>
-        <w:trPr>
-          <w:trHeight w:val="332"/>
-        </w:trPr>
-        <w:tc>
-          <w:tcPr>
-            <w:tcW w:w="1785" w:type="dxa"/>
-            <w:shd w:val="clear" w:color="auto" w:fill="BFBFBF" w:themeFill="background1" w:themeFillShade="BF"/>
-          </w:tcPr>
-          <w:p>
-            <w:pPr>
-              <w:ind w:left="0"/>
-              <w:jc w:val="center"/>
-            </w:pPr>
-            <w:r>
-              <w:rPr>
-                <w:rFonts w:hint="eastAsia"/>
-              </w:rPr>
-              <w:t>操作</w:t>
-            </w:r>
-          </w:p>
-        </w:tc>
-        <w:tc>
-          <w:tcPr>
-            <w:tcW w:w="2261" w:type="dxa"/>
-            <w:shd w:val="clear" w:color="auto" w:fill="BFBFBF" w:themeFill="background1" w:themeFillShade="BF"/>
-          </w:tcPr>
-          <w:p>
-            <w:pPr>
-              <w:ind w:left="0"/>
-              <w:jc w:val="center"/>
-            </w:pPr>
-            <w:r>
-              <w:rPr>
-                <w:rFonts w:hint="eastAsia"/>
-              </w:rPr>
-              <w:t>影响功能</w:t>
-            </w:r>
-          </w:p>
-        </w:tc>
-      </w:tr>
-      <w:tr>
-        <w:trPr>
-          <w:trHeight w:val="333"/>
-        </w:trPr>
-        <w:tc>
-          <w:tcPr>
-            <w:tcW w:w="1785" w:type="dxa"/>
-          </w:tcPr>
-          <w:p>
-            <w:pPr>
-              <w:ind w:left="0"/>
-            </w:pPr>
-            <w:r>
-              <w:rPr>
-                <w:rFonts w:hint="eastAsia"/>
-              </w:rPr>
-              <w:t>插入</w:t>
-            </w:r>
-          </w:p>
-        </w:tc>
-        <w:tc>
-          <w:tcPr>
-            <w:tcW w:w="2261" w:type="dxa"/>
-          </w:tcPr>
-          <w:p>
-            <w:pPr>
-              <w:ind w:left="0"/>
-            </w:pPr>
-          </w:p>
-        </w:tc>
-      </w:tr>
-      <w:tr>
-        <w:trPr>
-          <w:trHeight w:val="355"/>
-        </w:trPr>
-        <w:tc>
-          <w:tcPr>
-            <w:tcW w:w="1785" w:type="dxa"/>
-          </w:tcPr>
-          <w:p>
-            <w:pPr>
-              <w:ind w:left="0"/>
-            </w:pPr>
-            <w:r>
-              <w:rPr>
-                <w:rFonts w:hint="eastAsia"/>
-              </w:rPr>
-              <w:t>查询</w:t>
-            </w:r>
-          </w:p>
-        </w:tc>
-        <w:tc>
-          <w:tcPr>
-            <w:tcW w:w="2261" w:type="dxa"/>
-          </w:tcPr>
-          <w:p>
-            <w:pPr>
-              <w:ind w:left="0"/>
-            </w:pPr>
-            <w:r>
-              <w:rPr>
-                <w:rFonts w:hint="eastAsia"/>
-              </w:rPr>
-              <w:t>匹配符、选择符</w:t>
-            </w:r>
-          </w:p>
-        </w:tc>
-      </w:tr>
-      <w:tr>
-        <w:trPr>
-          <w:trHeight w:val="356"/>
-        </w:trPr>
-        <w:tc>
-          <w:tcPr>
-            <w:tcW w:w="1785" w:type="dxa"/>
-          </w:tcPr>
-          <w:p>
-            <w:pPr>
-              <w:ind w:left="0"/>
-            </w:pPr>
-            <w:r>
-              <w:rPr>
-                <w:rFonts w:hint="eastAsia"/>
-              </w:rPr>
-              <w:t>修改</w:t>
-            </w:r>
-          </w:p>
-        </w:tc>
-        <w:tc>
-          <w:tcPr>
-            <w:tcW w:w="2261" w:type="dxa"/>
-          </w:tcPr>
-          <w:p>
-            <w:pPr>
-              <w:ind w:left="0"/>
-            </w:pPr>
-            <w:r>
-              <w:rPr>
-                <w:rFonts w:hint="eastAsia"/>
-              </w:rPr>
-              <w:t>匹配符、更新符</w:t>
-            </w:r>
-          </w:p>
-        </w:tc>
-      </w:tr>
-      <w:tr>
-        <w:trPr>
-          <w:trHeight w:val="333"/>
-        </w:trPr>
-        <w:tc>
-          <w:tcPr>
-            <w:tcW w:w="1785" w:type="dxa"/>
-          </w:tcPr>
-          <w:p>
-            <w:pPr>
-              <w:ind w:left="0"/>
-            </w:pPr>
-            <w:r>
-              <w:rPr>
-                <w:rFonts w:hint="eastAsia"/>
-              </w:rPr>
-              <w:t>删除</w:t>
-            </w:r>
-          </w:p>
-        </w:tc>
-        <w:tc>
-          <w:tcPr>
-            <w:tcW w:w="2261" w:type="dxa"/>
-          </w:tcPr>
-          <w:p>
-            <w:pPr>
-              <w:ind w:left="0"/>
-            </w:pPr>
-            <w:r>
-              <w:rPr>
-                <w:rFonts w:hint="eastAsia"/>
-              </w:rPr>
-              <w:t>匹配符</w:t>
-            </w:r>
-          </w:p>
-        </w:tc>
-      </w:tr>
-    </w:tbl>
+        <w:t>图表</w:t>
+      </w:r>
+      <w:r>
+        <w:rPr>
+          <w:rFonts w:hint="eastAsia"/>
+        </w:rPr>
+        <w:t xml:space="preserve"> </w:t>
+      </w:r>
+      <w:r>
+        <w:fldChar w:fldCharType="begin"/>
+      </w:r>
+      <w:r>
+        <w:instrText xml:space="preserve"> </w:instrText>
+      </w:r>
+      <w:r>
+        <w:rPr>
+          <w:rFonts w:hint="eastAsia"/>
+        </w:rPr>
+        <w:instrText xml:space="preserve">SEQ </w:instrText>
+      </w:r>
+      <w:r>
+        <w:rPr>
+          <w:rFonts w:hint="eastAsia"/>
+        </w:rPr>
+        <w:instrText>图表</w:instrText>
+      </w:r>
+      <w:r>
+        <w:rPr>
+          <w:rFonts w:hint="eastAsia"/>
+        </w:rPr>
+        <w:instrText xml:space="preserve"> \* ARABIC</w:instrText>
+      </w:r>
+      <w:r>
+        <w:instrText xml:space="preserve"> </w:instrText>
+      </w:r>
+      <w:r>
+        <w:fldChar w:fldCharType="separate"/>
+      </w:r>
+      <w:r>
+        <w:rPr>
+          <w:noProof/>
+        </w:rPr>
+        <w:t>8</w:t>
+      </w:r>
+      <w:r>
+        <w:fldChar w:fldCharType="end"/>
+      </w:r>
+      <w:r>
+        <w:rPr>
+          <w:rFonts w:hint="eastAsia"/>
+        </w:rPr>
+        <w:t xml:space="preserve"> </w:t>
+      </w:r>
+      <w:r>
+        <w:rPr>
+          <w:rFonts w:hint="eastAsia"/>
+        </w:rPr>
+        <w:t>协调节点获取集合元数据流程</w:t>
+      </w:r>
+    </w:p>
     <w:p>
       <w:pPr>
         <w:pStyle w:val="ListParagraph"/>
-        <w:numPr>
-          <w:ilvl w:val="0"/>
-          <w:numId w:val="25"/>
-        </w:numPr>
-        <w:ind w:firstLineChars="0"/>
-      </w:pPr>
-      <w:r>
-        <w:rPr>
-          <w:rFonts w:hint="eastAsia"/>
-        </w:rPr>
-        <w:t>使用</w:t>
-      </w:r>
-      <w:r>
-        <w:rPr>
-          <w:rFonts w:hint="eastAsia"/>
-        </w:rPr>
-        <w:t>方式</w:t>
-      </w:r>
-      <w:r>
-        <w:rPr>
-          <w:rFonts w:hint="eastAsia"/>
-        </w:rPr>
-        <w:t>（以查询</w:t>
-      </w:r>
-      <w:r>
-        <w:rPr>
-          <w:rFonts w:hint="eastAsia"/>
-        </w:rPr>
-        <w:t>find</w:t>
-      </w:r>
-      <w:r>
-        <w:rPr>
-          <w:rFonts w:hint="eastAsia"/>
-        </w:rPr>
-        <w:t>为例）</w:t>
-      </w:r>
-    </w:p>
-    <w:p>
-      <w:pPr>
-        <w:pStyle w:val="ListParagraph"/>
-        <w:ind w:left="717" w:firstLineChars="0" w:firstLine="0"/>
-      </w:pPr>
-      <w:r>
-        <w:rPr>
-          <w:rFonts w:hint="eastAsia"/>
-        </w:rPr>
-        <w:t>增加查询控制是否溢出标记</w:t>
-      </w:r>
-      <w:r>
-        <w:t>FLG_QUERY_</w:t>
-      </w:r>
-      <w:r>
-        <w:rPr>
-          <w:rFonts w:hint="eastAsia"/>
-        </w:rPr>
-        <w:t>OVERFLOW</w:t>
-      </w:r>
-      <w:r>
-        <w:rPr>
-          <w:rFonts w:hint="eastAsia"/>
-        </w:rPr>
-        <w:t>_PROCESS</w:t>
-      </w:r>
-      <w:r>
-        <w:rPr>
-          <w:rFonts w:hint="eastAsia"/>
-        </w:rPr>
-        <w:t>.</w:t>
-      </w:r>
-    </w:p>
-    <w:p>
-      <w:pPr>
-        <w:pStyle w:val="ListParagraph"/>
-        <w:ind w:left="717" w:firstLineChars="0" w:firstLine="0"/>
-      </w:pPr>
-      <w:r>
-        <w:rPr>
-          <w:rFonts w:hint="eastAsia"/>
-        </w:rPr>
-        <w:t>需要处理溢出问题时设置其</w:t>
-      </w:r>
-      <w:r>
-        <w:rPr>
-          <w:rFonts w:hint="eastAsia"/>
-        </w:rPr>
-        <w:t xml:space="preserve">flag = default | </w:t>
-      </w:r>
-      <w:r>
-        <w:t>FLG_QUERY_</w:t>
-      </w:r>
-      <w:r>
-        <w:rPr>
-          <w:rFonts w:hint="eastAsia"/>
-        </w:rPr>
-        <w:t>OVERFLOW_PROCESS</w:t>
-      </w:r>
-      <w:r>
-        <w:rPr>
-          <w:rFonts w:hint="eastAsia"/>
-        </w:rPr>
-        <w:t>.</w:t>
-      </w:r>
-    </w:p>
-    <w:p>
-      <w:pPr>
-        <w:pStyle w:val="ListParagraph"/>
-        <w:ind w:left="717" w:firstLineChars="0" w:firstLine="0"/>
-      </w:pPr>
-      <w:r>
-        <w:rPr>
-          <w:rFonts w:hint="eastAsia"/>
-        </w:rPr>
-        <w:t>然后在查询时候指定该</w:t>
-      </w:r>
-      <w:r>
-        <w:rPr>
-          <w:rFonts w:hint="eastAsia"/>
-        </w:rPr>
-        <w:t>flag</w:t>
-      </w:r>
-      <w:r>
-        <w:rPr>
-          <w:rFonts w:hint="eastAsia"/>
-        </w:rPr>
-        <w:t>，如</w:t>
-      </w:r>
-      <w:r>
-        <w:rPr>
-          <w:rFonts w:hint="eastAsia"/>
-        </w:rPr>
-        <w:t>db.cs.cl.find(</w:t>
-      </w:r>
-      <w:r>
-        <w:t>…</w:t>
-      </w:r>
-      <w:r>
-        <w:rPr>
-          <w:rFonts w:hint="eastAsia"/>
-        </w:rPr>
-        <w:t>).flags(flag)</w:t>
-      </w:r>
-      <w:r>
-        <w:rPr>
-          <w:rFonts w:hint="eastAsia"/>
-        </w:rPr>
-        <w:t>。</w:t>
-      </w:r>
-    </w:p>
-    <w:p>
-      <w:pPr>
-        <w:pStyle w:val="ListParagraph"/>
-        <w:ind w:left="717" w:firstLineChars="0" w:firstLine="0"/>
-      </w:pPr>
-      <w:r>
-        <w:rPr>
-          <w:rFonts w:hint="eastAsia"/>
-        </w:rPr>
-        <w:t>默认为不处理。</w:t>
-      </w:r>
-    </w:p>
-    <w:p>
-      <w:pPr>
-        <w:pStyle w:val="ListParagraph"/>
-        <w:numPr>
-          <w:ilvl w:val="0"/>
-          <w:numId w:val="25"/>
-        </w:numPr>
-        <w:ind w:firstLineChars="0"/>
-      </w:pPr>
-      <w:r>
-        <w:rPr>
-          <w:rFonts w:hint="eastAsia"/>
-        </w:rPr>
-        <w:t>实现方式</w:t>
-      </w:r>
-    </w:p>
-    <w:p>
-      <w:pPr>
-        <w:pStyle w:val="ListParagraph"/>
-        <w:numPr>
-          <w:ilvl w:val="0"/>
-          <w:numId w:val="28"/>
-        </w:numPr>
-        <w:ind w:firstLineChars="0"/>
-        <w:rPr>
-          <w:rFonts w:hint="eastAsia"/>
-        </w:rPr>
-      </w:pPr>
-      <w:r>
-        <w:rPr>
-          <w:rFonts w:hint="eastAsia"/>
-        </w:rPr>
-        <w:t>匹配符处理的修改</w:t>
-      </w:r>
-    </w:p>
-    <w:p>
-      <w:pPr>
-        <w:pStyle w:val="ListParagraph"/>
-        <w:ind w:left="1077" w:firstLineChars="0" w:firstLine="0"/>
-      </w:pPr>
+        <w:ind w:left="882" w:firstLineChars="0" w:firstLine="0"/>
+      </w:pPr>
+      <w:r>
+        <w:rPr>
+          <w:rFonts w:hint="eastAsia"/>
+        </w:rPr>
+        <w:t>数据节点获取方式</w:t>
+      </w:r>
     </w:p>
     <w:p>
       <w:pPr>
         <w:keepNext/>
         <w:ind w:left="0"/>
-        <w:jc w:val="center"/>
       </w:pPr>
       <w:r>
         <w:rPr>
@@ -1845,9 +3785,9 @@
         <w:lastRenderedPageBreak/>
         <w:drawing>
           <wp:inline distT="0" distB="0" distL="0" distR="0">
-            <wp:extent cx="5274310" cy="3724007"/>
+            <wp:extent cx="5274310" cy="2374578"/>
             <wp:effectExtent l="19050" t="0" r="2540" b="0"/>
-            <wp:docPr id="3" name="Picture 3" descr="E:\sequoiadb\trunk\internal_doc\03.开发设计\数值运算溢出时类型提升\sequoiadb\匹配符修改流程.png"/>
+            <wp:docPr id="8" name="Picture 3" descr="C:\Documents and Settings\huangansheng\桌面\soft\VC414P~1\Patch\_6MQIB~0\数据节点获取表结构信息.png"/>
             <wp:cNvGraphicFramePr>
               <a:graphicFrameLocks xmlns:a="http://schemas.openxmlformats.org/drawingml/2006/main" noChangeAspect="1"/>
             </wp:cNvGraphicFramePr>
@@ -1855,13 +3795,13 @@
               <a:graphicData uri="http://schemas.openxmlformats.org/drawingml/2006/picture">
                 <pic:pic xmlns:pic="http://schemas.openxmlformats.org/drawingml/2006/picture">
                   <pic:nvPicPr>
-                    <pic:cNvPr id="0" name="Picture 3" descr="E:\sequoiadb\trunk\internal_doc\03.开发设计\数值运算溢出时类型提升\sequoiadb\匹配符修改流程.png"/>
+                    <pic:cNvPr id="0" name="Picture 3" descr="C:\Documents and Settings\huangansheng\桌面\soft\VC414P~1\Patch\_6MQIB~0\数据节点获取表结构信息.png"/>
                     <pic:cNvPicPr>
                       <a:picLocks noChangeAspect="1" noChangeArrowheads="1"/>
                     </pic:cNvPicPr>
                   </pic:nvPicPr>
                   <pic:blipFill>
-                    <a:blip r:embed="rId11"/>
+                    <a:blip r:embed="rId17"/>
                     <a:srcRect/>
                     <a:stretch>
                       <a:fillRect/>
@@ -1870,7 +3810,7 @@
                   <pic:spPr bwMode="auto">
                     <a:xfrm>
                       <a:off x="0" y="0"/>
-                      <a:ext cx="5274310" cy="3724007"/>
+                      <a:ext cx="5274310" cy="2374578"/>
                     </a:xfrm>
                     <a:prstGeom prst="rect">
                       <a:avLst/>
@@ -1899,19 +3839,442 @@
         <w:rPr>
           <w:rFonts w:hint="eastAsia"/>
         </w:rPr>
-        <w:t>图</w:t>
-      </w:r>
-      <w:r>
-        <w:rPr>
-          <w:rFonts w:hint="eastAsia"/>
-        </w:rPr>
-        <w:t xml:space="preserve">3-1 </w:t>
-      </w:r>
-      <w:r>
-        <w:rPr>
-          <w:rFonts w:hint="eastAsia"/>
-        </w:rPr>
-        <w:t>匹配符处理关系图</w:t>
+        <w:t>图表</w:t>
+      </w:r>
+      <w:r>
+        <w:rPr>
+          <w:rFonts w:hint="eastAsia"/>
+        </w:rPr>
+        <w:t xml:space="preserve"> </w:t>
+      </w:r>
+      <w:r>
+        <w:fldChar w:fldCharType="begin"/>
+      </w:r>
+      <w:r>
+        <w:instrText xml:space="preserve"> </w:instrText>
+      </w:r>
+      <w:r>
+        <w:rPr>
+          <w:rFonts w:hint="eastAsia"/>
+        </w:rPr>
+        <w:instrText xml:space="preserve">SEQ </w:instrText>
+      </w:r>
+      <w:r>
+        <w:rPr>
+          <w:rFonts w:hint="eastAsia"/>
+        </w:rPr>
+        <w:instrText>图表</w:instrText>
+      </w:r>
+      <w:r>
+        <w:rPr>
+          <w:rFonts w:hint="eastAsia"/>
+        </w:rPr>
+        <w:instrText xml:space="preserve"> \* ARABIC</w:instrText>
+      </w:r>
+      <w:r>
+        <w:instrText xml:space="preserve"> </w:instrText>
+      </w:r>
+      <w:r>
+        <w:fldChar w:fldCharType="separate"/>
+      </w:r>
+      <w:r>
+        <w:rPr>
+          <w:noProof/>
+        </w:rPr>
+        <w:t>9</w:t>
+      </w:r>
+      <w:r>
+        <w:fldChar w:fldCharType="end"/>
+      </w:r>
+      <w:r>
+        <w:rPr>
+          <w:rFonts w:hint="eastAsia"/>
+        </w:rPr>
+        <w:t xml:space="preserve"> </w:t>
+      </w:r>
+      <w:r>
+        <w:rPr>
+          <w:rFonts w:hint="eastAsia"/>
+        </w:rPr>
+        <w:t>数据节点获取集合元数据流程</w:t>
+      </w:r>
+    </w:p>
+    <w:p>
+      <w:pPr>
+        <w:pStyle w:val="ListParagraph"/>
+        <w:ind w:left="882" w:firstLineChars="0" w:firstLine="0"/>
+      </w:pPr>
+    </w:p>
+    <w:p>
+      <w:r>
+        <w:rPr>
+          <w:rFonts w:hint="eastAsia"/>
+        </w:rPr>
+        <w:t xml:space="preserve">3.2.4 </w:t>
+      </w:r>
+      <w:r>
+        <w:rPr>
+          <w:rFonts w:hint="eastAsia"/>
+        </w:rPr>
+        <w:t>应用场景分析</w:t>
+      </w:r>
+    </w:p>
+    <w:tbl>
+      <w:tblPr>
+        <w:tblStyle w:val="TableGrid"/>
+        <w:tblW w:w="0" w:type="auto"/>
+        <w:tblInd w:w="250" w:type="dxa"/>
+        <w:tblLook w:val="04A0"/>
+      </w:tblPr>
+      <w:tblGrid>
+        <w:gridCol w:w="2126"/>
+        <w:gridCol w:w="3962"/>
+      </w:tblGrid>
+      <w:tr>
+        <w:trPr>
+          <w:trHeight w:val="539"/>
+        </w:trPr>
+        <w:tc>
+          <w:tcPr>
+            <w:tcW w:w="2126" w:type="dxa"/>
+            <w:shd w:val="clear" w:color="auto" w:fill="BFBFBF" w:themeFill="background1" w:themeFillShade="BF"/>
+          </w:tcPr>
+          <w:p>
+            <w:pPr>
+              <w:ind w:left="0"/>
+              <w:jc w:val="center"/>
+            </w:pPr>
+            <w:r>
+              <w:rPr>
+                <w:rFonts w:hint="eastAsia"/>
+              </w:rPr>
+              <w:t>操作</w:t>
+            </w:r>
+          </w:p>
+        </w:tc>
+        <w:tc>
+          <w:tcPr>
+            <w:tcW w:w="3962" w:type="dxa"/>
+            <w:shd w:val="clear" w:color="auto" w:fill="BFBFBF" w:themeFill="background1" w:themeFillShade="BF"/>
+          </w:tcPr>
+          <w:p>
+            <w:pPr>
+              <w:ind w:left="0"/>
+              <w:jc w:val="center"/>
+            </w:pPr>
+            <w:r>
+              <w:rPr>
+                <w:rFonts w:hint="eastAsia"/>
+              </w:rPr>
+              <w:t>适用情况</w:t>
+            </w:r>
+          </w:p>
+        </w:tc>
+      </w:tr>
+      <w:tr>
+        <w:trPr>
+          <w:trHeight w:val="540"/>
+        </w:trPr>
+        <w:tc>
+          <w:tcPr>
+            <w:tcW w:w="2126" w:type="dxa"/>
+          </w:tcPr>
+          <w:p>
+            <w:r>
+              <w:rPr>
+                <w:rFonts w:hint="eastAsia"/>
+              </w:rPr>
+              <w:t>主子表</w:t>
+            </w:r>
+          </w:p>
+        </w:tc>
+        <w:tc>
+          <w:tcPr>
+            <w:tcW w:w="3962" w:type="dxa"/>
+          </w:tcPr>
+          <w:p>
+            <w:pPr>
+              <w:ind w:left="0"/>
+            </w:pPr>
+            <w:r>
+              <w:rPr>
+                <w:rFonts w:hint="eastAsia"/>
+              </w:rPr>
+              <w:t>必须要保证属性一致</w:t>
+            </w:r>
+          </w:p>
+        </w:tc>
+      </w:tr>
+      <w:tr>
+        <w:trPr>
+          <w:trHeight w:val="576"/>
+        </w:trPr>
+        <w:tc>
+          <w:tcPr>
+            <w:tcW w:w="2126" w:type="dxa"/>
+          </w:tcPr>
+          <w:p>
+            <w:r>
+              <w:rPr>
+                <w:rFonts w:hint="eastAsia"/>
+              </w:rPr>
+              <w:t>内置</w:t>
+            </w:r>
+            <w:r>
+              <w:rPr>
+                <w:rFonts w:hint="eastAsia"/>
+              </w:rPr>
+              <w:t>sql</w:t>
+            </w:r>
+          </w:p>
+        </w:tc>
+        <w:tc>
+          <w:tcPr>
+            <w:tcW w:w="3962" w:type="dxa"/>
+          </w:tcPr>
+          <w:p>
+            <w:pPr>
+              <w:ind w:left="0"/>
+            </w:pPr>
+            <w:r>
+              <w:rPr>
+                <w:rFonts w:hint="eastAsia"/>
+              </w:rPr>
+              <w:t>需要在</w:t>
+            </w:r>
+            <w:r>
+              <w:rPr>
+                <w:rFonts w:hint="eastAsia"/>
+              </w:rPr>
+              <w:t>qgm</w:t>
+            </w:r>
+            <w:r>
+              <w:rPr>
+                <w:rFonts w:hint="eastAsia"/>
+              </w:rPr>
+              <w:t>层获取表结果信息</w:t>
+            </w:r>
+          </w:p>
+        </w:tc>
+      </w:tr>
+      <w:tr>
+        <w:trPr>
+          <w:trHeight w:val="578"/>
+        </w:trPr>
+        <w:tc>
+          <w:tcPr>
+            <w:tcW w:w="2126" w:type="dxa"/>
+          </w:tcPr>
+          <w:p>
+            <w:r>
+              <w:rPr>
+                <w:rFonts w:hint="eastAsia"/>
+              </w:rPr>
+              <w:t>join</w:t>
+            </w:r>
+          </w:p>
+        </w:tc>
+        <w:tc>
+          <w:tcPr>
+            <w:tcW w:w="3962" w:type="dxa"/>
+          </w:tcPr>
+          <w:p>
+            <w:pPr>
+              <w:ind w:left="0"/>
+              <w:rPr>
+                <w:rFonts w:hint="eastAsia"/>
+              </w:rPr>
+            </w:pPr>
+            <w:r>
+              <w:rPr>
+                <w:rFonts w:hint="eastAsia"/>
+              </w:rPr>
+              <w:t>1.</w:t>
+            </w:r>
+            <w:r>
+              <w:rPr>
+                <w:rFonts w:hint="eastAsia"/>
+              </w:rPr>
+              <w:t>需要考虑关联表属性不一致情况</w:t>
+            </w:r>
+          </w:p>
+          <w:p>
+            <w:pPr>
+              <w:ind w:left="0"/>
+            </w:pPr>
+            <w:r>
+              <w:rPr>
+                <w:rFonts w:hint="eastAsia"/>
+              </w:rPr>
+              <w:t>2.</w:t>
+            </w:r>
+            <w:r>
+              <w:rPr>
+                <w:rFonts w:hint="eastAsia"/>
+              </w:rPr>
+              <w:t>需要在</w:t>
+            </w:r>
+            <w:r>
+              <w:rPr>
+                <w:rFonts w:hint="eastAsia"/>
+              </w:rPr>
+              <w:t>qgm</w:t>
+            </w:r>
+            <w:r>
+              <w:rPr>
+                <w:rFonts w:hint="eastAsia"/>
+              </w:rPr>
+              <w:t>层获取表结果信息</w:t>
+            </w:r>
+          </w:p>
+        </w:tc>
+      </w:tr>
+      <w:tr>
+        <w:trPr>
+          <w:trHeight w:val="540"/>
+        </w:trPr>
+        <w:tc>
+          <w:tcPr>
+            <w:tcW w:w="2126" w:type="dxa"/>
+          </w:tcPr>
+          <w:p>
+            <w:r>
+              <w:rPr>
+                <w:rFonts w:hint="eastAsia"/>
+              </w:rPr>
+              <w:t>聚集函数</w:t>
+            </w:r>
+          </w:p>
+        </w:tc>
+        <w:tc>
+          <w:tcPr>
+            <w:tcW w:w="3962" w:type="dxa"/>
+          </w:tcPr>
+          <w:p>
+            <w:pPr>
+              <w:ind w:left="0"/>
+            </w:pPr>
+            <w:r>
+              <w:rPr>
+                <w:rFonts w:hint="eastAsia"/>
+              </w:rPr>
+              <w:t>需要在</w:t>
+            </w:r>
+            <w:r>
+              <w:rPr>
+                <w:rFonts w:hint="eastAsia"/>
+              </w:rPr>
+              <w:t>qgm</w:t>
+            </w:r>
+            <w:r>
+              <w:rPr>
+                <w:rFonts w:hint="eastAsia"/>
+              </w:rPr>
+              <w:t>层获取表结果信息</w:t>
+            </w:r>
+          </w:p>
+        </w:tc>
+      </w:tr>
+      <w:tr>
+        <w:trPr>
+          <w:trHeight w:val="540"/>
+        </w:trPr>
+        <w:tc>
+          <w:tcPr>
+            <w:tcW w:w="2126" w:type="dxa"/>
+          </w:tcPr>
+          <w:p>
+            <w:r>
+              <w:rPr>
+                <w:rFonts w:hint="eastAsia"/>
+              </w:rPr>
+              <w:t>独立模式</w:t>
+            </w:r>
+          </w:p>
+        </w:tc>
+        <w:tc>
+          <w:tcPr>
+            <w:tcW w:w="3962" w:type="dxa"/>
+          </w:tcPr>
+          <w:p>
+            <w:pPr>
+              <w:ind w:left="0"/>
+              <w:rPr>
+                <w:b/>
+              </w:rPr>
+            </w:pPr>
+            <w:r>
+              <w:rPr>
+                <w:rFonts w:hint="eastAsia"/>
+                <w:b/>
+              </w:rPr>
+              <w:t>不影响</w:t>
+            </w:r>
+          </w:p>
+        </w:tc>
+      </w:tr>
+    </w:tbl>
+    <w:p>
+      <w:pPr>
+        <w:ind w:left="0"/>
+      </w:pPr>
+    </w:p>
+    <w:p>
+      <w:pPr>
+        <w:pStyle w:val="Heading4"/>
+        <w:numPr>
+          <w:ilvl w:val="1"/>
+          <w:numId w:val="24"/>
+        </w:numPr>
+        <w:rPr>
+          <w:rFonts w:hint="eastAsia"/>
+        </w:rPr>
+      </w:pPr>
+      <w:r>
+        <w:rPr>
+          <w:rFonts w:hint="eastAsia"/>
+        </w:rPr>
+        <w:t>操作属性</w:t>
+      </w:r>
+    </w:p>
+    <w:p>
+      <w:pPr>
+        <w:pStyle w:val="ListParagraph"/>
+        <w:numPr>
+          <w:ilvl w:val="2"/>
+          <w:numId w:val="24"/>
+        </w:numPr>
+        <w:ind w:firstLineChars="0"/>
+        <w:rPr>
+          <w:b/>
+        </w:rPr>
+      </w:pPr>
+      <w:r>
+        <w:rPr>
+          <w:rFonts w:hint="eastAsia"/>
+          <w:b/>
+        </w:rPr>
+        <w:t>控制方式</w:t>
+      </w:r>
+    </w:p>
+    <w:p>
+      <w:pPr>
+        <w:pStyle w:val="ListParagraph"/>
+        <w:numPr>
+          <w:ilvl w:val="0"/>
+          <w:numId w:val="43"/>
+        </w:numPr>
+        <w:ind w:firstLineChars="0"/>
+        <w:rPr>
+          <w:b/>
+        </w:rPr>
+      </w:pPr>
+      <w:r>
+        <w:rPr>
+          <w:rFonts w:hint="eastAsia"/>
+          <w:b/>
+        </w:rPr>
+        <w:t>选择符</w:t>
       </w:r>
     </w:p>
     <w:p>
@@ -1923,107 +4286,470 @@
         <w:rPr>
           <w:rFonts w:hint="eastAsia"/>
         </w:rPr>
-        <w:t>2</w:t>
-      </w:r>
-      <w:r>
-        <w:rPr>
-          <w:rFonts w:hint="eastAsia"/>
-        </w:rPr>
-        <w:t>）选择符处理的修改</w:t>
-      </w:r>
-    </w:p>
-    <w:p>
-      <w:pPr>
-        <w:keepNext/>
-        <w:ind w:left="0"/>
-        <w:jc w:val="center"/>
-      </w:pPr>
-      <w:r>
-        <w:rPr>
-          <w:noProof/>
-        </w:rPr>
-        <w:drawing>
-          <wp:inline distT="0" distB="0" distL="0" distR="0">
-            <wp:extent cx="5274310" cy="3628086"/>
-            <wp:effectExtent l="19050" t="0" r="2540" b="0"/>
-            <wp:docPr id="5" name="Picture 4" descr="E:\sequoiadb\trunk\internal_doc\03.开发设计\数值运算溢出时类型提升\sequoiadb\选择符修改流程.png"/>
-            <wp:cNvGraphicFramePr>
-              <a:graphicFrameLocks xmlns:a="http://schemas.openxmlformats.org/drawingml/2006/main" noChangeAspect="1"/>
-            </wp:cNvGraphicFramePr>
-            <a:graphic xmlns:a="http://schemas.openxmlformats.org/drawingml/2006/main">
-              <a:graphicData uri="http://schemas.openxmlformats.org/drawingml/2006/picture">
-                <pic:pic xmlns:pic="http://schemas.openxmlformats.org/drawingml/2006/picture">
-                  <pic:nvPicPr>
-                    <pic:cNvPr id="0" name="Picture 4" descr="E:\sequoiadb\trunk\internal_doc\03.开发设计\数值运算溢出时类型提升\sequoiadb\选择符修改流程.png"/>
-                    <pic:cNvPicPr>
-                      <a:picLocks noChangeAspect="1" noChangeArrowheads="1"/>
-                    </pic:cNvPicPr>
-                  </pic:nvPicPr>
-                  <pic:blipFill>
-                    <a:blip r:embed="rId12"/>
-                    <a:srcRect/>
-                    <a:stretch>
-                      <a:fillRect/>
-                    </a:stretch>
-                  </pic:blipFill>
-                  <pic:spPr bwMode="auto">
-                    <a:xfrm>
-                      <a:off x="0" y="0"/>
-                      <a:ext cx="5274310" cy="3628086"/>
-                    </a:xfrm>
-                    <a:prstGeom prst="rect">
-                      <a:avLst/>
-                    </a:prstGeom>
-                    <a:noFill/>
-                    <a:ln w="9525">
-                      <a:noFill/>
-                      <a:miter lim="800000"/>
-                      <a:headEnd/>
-                      <a:tailEnd/>
-                    </a:ln>
-                  </pic:spPr>
-                </pic:pic>
-              </a:graphicData>
-            </a:graphic>
-          </wp:inline>
-        </w:drawing>
-      </w:r>
-    </w:p>
-    <w:p>
-      <w:pPr>
-        <w:pStyle w:val="Caption"/>
-        <w:jc w:val="center"/>
-      </w:pPr>
-      <w:r>
-        <w:rPr>
-          <w:rFonts w:hint="eastAsia"/>
-        </w:rPr>
-        <w:t>图</w:t>
-      </w:r>
-      <w:r>
-        <w:rPr>
-          <w:rFonts w:hint="eastAsia"/>
-        </w:rPr>
-        <w:t xml:space="preserve">3-2 </w:t>
-      </w:r>
-      <w:r>
-        <w:rPr>
-          <w:rFonts w:hint="eastAsia"/>
-        </w:rPr>
-        <w:t>选择符处理关系图</w:t>
-      </w:r>
-    </w:p>
-    <w:p/>
-    <w:p>
-      <w:pPr>
-        <w:pStyle w:val="Heading2"/>
-      </w:pPr>
-      <w:r>
-        <w:rPr>
-          <w:rFonts w:hint="eastAsia"/>
+        <w:t>选择符规则：</w:t>
+      </w:r>
+    </w:p>
+    <w:p>
+      <w:pPr>
+        <w:pStyle w:val="ListParagraph"/>
+        <w:ind w:left="717" w:firstLineChars="0" w:firstLine="0"/>
+      </w:pPr>
+      <w:r>
+        <w:t>F</w:t>
+      </w:r>
+      <w:r>
+        <w:rPr>
+          <w:rFonts w:hint="eastAsia"/>
+        </w:rPr>
+        <w:t>ind().flags()</w:t>
+      </w:r>
+    </w:p>
+    <w:p>
+      <w:pPr>
+        <w:pStyle w:val="ListParagraph"/>
+        <w:ind w:left="717" w:firstLineChars="0" w:firstLine="0"/>
+      </w:pPr>
+    </w:p>
+    <w:p>
+      <w:pPr>
+        <w:pStyle w:val="ListParagraph"/>
+        <w:numPr>
+          <w:ilvl w:val="0"/>
+          <w:numId w:val="43"/>
+        </w:numPr>
+        <w:ind w:firstLineChars="0"/>
+        <w:rPr>
+          <w:b/>
+        </w:rPr>
+      </w:pPr>
+      <w:r>
+        <w:rPr>
+          <w:rFonts w:hint="eastAsia"/>
+          <w:b/>
+        </w:rPr>
+        <w:t>更新符</w:t>
+      </w:r>
+    </w:p>
+    <w:p>
+      <w:pPr>
+        <w:pStyle w:val="ListParagraph"/>
+        <w:ind w:left="717" w:firstLineChars="0" w:firstLine="0"/>
+      </w:pPr>
+      <w:r>
+        <w:t>U</w:t>
+      </w:r>
+      <w:r>
+        <w:rPr>
+          <w:rFonts w:hint="eastAsia"/>
+        </w:rPr>
+        <w:t>pdate</w:t>
+      </w:r>
+      <w:r>
+        <w:rPr>
+          <w:rFonts w:hint="eastAsia"/>
+        </w:rPr>
+        <w:t>语法规则：</w:t>
+      </w:r>
+    </w:p>
+    <w:p>
+      <w:pPr>
+        <w:pStyle w:val="ListParagraph"/>
+        <w:ind w:left="717" w:firstLineChars="0" w:firstLine="0"/>
+        <w:rPr>
+          <w:rStyle w:val="Emphasis"/>
+          <w:rFonts w:ascii="Arial" w:hAnsi="Arial" w:cs="Arial"/>
+          <w:b/>
+          <w:bCs/>
+          <w:color w:val="555555"/>
+          <w:spacing w:val="-1"/>
+        </w:rPr>
+      </w:pPr>
+      <w:r>
+        <w:rPr>
+          <w:rStyle w:val="Emphasis"/>
+          <w:rFonts w:ascii="Arial" w:hAnsi="Arial" w:cs="Arial"/>
+          <w:b/>
+          <w:bCs/>
+          <w:color w:val="555555"/>
+          <w:spacing w:val="-1"/>
+        </w:rPr>
+        <w:t>db.c</w:t>
+      </w:r>
+      <w:r>
+        <w:rPr>
+          <w:rStyle w:val="Emphasis"/>
+          <w:rFonts w:ascii="Arial" w:hAnsi="Arial" w:cs="Arial"/>
+          <w:b/>
+          <w:bCs/>
+          <w:color w:val="555555"/>
+          <w:spacing w:val="-1"/>
+        </w:rPr>
+        <w:t>ollectionspace.collection.up</w:t>
+      </w:r>
+      <w:r>
+        <w:rPr>
+          <w:rStyle w:val="Emphasis"/>
+          <w:rFonts w:ascii="Arial" w:hAnsi="Arial" w:cs="Arial" w:hint="eastAsia"/>
+          <w:b/>
+          <w:bCs/>
+          <w:color w:val="555555"/>
+          <w:spacing w:val="-1"/>
+        </w:rPr>
+        <w:t>date</w:t>
+      </w:r>
+      <w:r>
+        <w:rPr>
+          <w:rStyle w:val="Emphasis"/>
+          <w:rFonts w:ascii="Arial" w:hAnsi="Arial" w:cs="Arial"/>
+          <w:b/>
+          <w:bCs/>
+          <w:color w:val="555555"/>
+          <w:spacing w:val="-1"/>
+        </w:rPr>
+        <w:t>(&lt;rule&gt;,[cond],[hint],[setOnInsert])</w:t>
+      </w:r>
+    </w:p>
+    <w:p>
+      <w:pPr>
+        <w:pStyle w:val="ListParagraph"/>
+        <w:ind w:left="717" w:firstLineChars="0" w:firstLine="0"/>
+      </w:pPr>
+      <w:r>
+        <w:rPr>
+          <w:rFonts w:hint="eastAsia"/>
+        </w:rPr>
+        <w:t>例如：</w:t>
+      </w:r>
+    </w:p>
+    <w:p>
+      <w:pPr>
+        <w:pStyle w:val="ListParagraph"/>
+        <w:ind w:left="717" w:firstLineChars="0" w:firstLine="0"/>
+      </w:pPr>
+      <w:r>
+        <w:t>db.foo.bar.update( { $set: { b: 1 } }, { }, { }, { </w:t>
+      </w:r>
+      <w:r>
+        <w:rPr>
+          <w:rFonts w:hint="eastAsia"/>
+        </w:rPr>
+        <w:t>Overflow</w:t>
+      </w:r>
+      <w:r>
+        <w:t>: true } )</w:t>
+      </w:r>
+    </w:p>
+    <w:p>
+      <w:pPr>
+        <w:pStyle w:val="ListParagraph"/>
+        <w:ind w:left="717" w:firstLineChars="0" w:firstLine="0"/>
+        <w:rPr>
+          <w:i/>
+          <w:iCs/>
+        </w:rPr>
+      </w:pPr>
+    </w:p>
+    <w:p>
+      <w:pPr>
+        <w:pStyle w:val="ListParagraph"/>
+        <w:numPr>
+          <w:ilvl w:val="0"/>
+          <w:numId w:val="43"/>
+        </w:numPr>
+        <w:ind w:firstLineChars="0"/>
+        <w:rPr>
+          <w:b/>
+        </w:rPr>
+      </w:pPr>
+      <w:r>
+        <w:rPr>
+          <w:rFonts w:hint="eastAsia"/>
+          <w:b/>
+        </w:rPr>
+        <w:t>内置</w:t>
+      </w:r>
+      <w:r>
+        <w:rPr>
+          <w:rFonts w:hint="eastAsia"/>
+          <w:b/>
+        </w:rPr>
+        <w:t>sql</w:t>
+      </w:r>
+    </w:p>
+    <w:p>
+      <w:pPr>
+        <w:pStyle w:val="ListParagraph"/>
+      </w:pPr>
+      <w:r>
+        <w:t>S</w:t>
+      </w:r>
+      <w:r>
+        <w:rPr>
+          <w:rFonts w:hint="eastAsia"/>
+        </w:rPr>
+        <w:t>elect</w:t>
+      </w:r>
+      <w:r>
+        <w:rPr>
+          <w:rFonts w:hint="eastAsia"/>
+        </w:rPr>
+        <w:t>语法规则：</w:t>
+      </w:r>
+    </w:p>
+    <w:p>
+      <w:pPr>
+        <w:pStyle w:val="ListParagraph"/>
+        <w:ind w:firstLine="418"/>
+        <w:rPr>
+          <w:rStyle w:val="Emphasis"/>
+          <w:rFonts w:ascii="Arial" w:hAnsi="Arial" w:cs="Arial"/>
+          <w:b/>
+          <w:bCs/>
+          <w:color w:val="555555"/>
+          <w:spacing w:val="-1"/>
+        </w:rPr>
+      </w:pPr>
+      <w:r>
+        <w:rPr>
+          <w:rStyle w:val="Emphasis"/>
+          <w:rFonts w:ascii="Arial" w:hAnsi="Arial" w:cs="Arial"/>
+          <w:b/>
+          <w:bCs/>
+          <w:color w:val="555555"/>
+          <w:spacing w:val="-1"/>
+        </w:rPr>
+        <w:t>select &lt;field1_name,field2_name,...&gt; from &lt;cs_name&gt;.&lt;cl_name&gt;</w:t>
+      </w:r>
+      <w:r>
+        <w:rPr>
+          <w:rStyle w:val="Emphasis"/>
+          <w:rFonts w:ascii="Arial" w:hAnsi="Arial" w:cs="Arial"/>
+          <w:b/>
+          <w:bCs/>
+          <w:color w:val="555555"/>
+          <w:spacing w:val="-1"/>
+        </w:rPr>
+        <w:t xml:space="preserve"> [where </w:t>
+      </w:r>
+      <w:r>
+        <w:rPr>
+          <w:rStyle w:val="Emphasis"/>
+          <w:rFonts w:ascii="Arial" w:hAnsi="Arial" w:cs="Arial"/>
+          <w:b/>
+          <w:bCs/>
+          <w:color w:val="555555"/>
+          <w:spacing w:val="-1"/>
         </w:rPr>
         <w:lastRenderedPageBreak/>
-        <w:t>方案分析</w:t>
+        <w:t>&lt;condition&gt;] [/*+&lt;hint1&gt; &lt;hint2&gt; ...*/]</w:t>
+      </w:r>
+    </w:p>
+    <w:p>
+      <w:pPr>
+        <w:pStyle w:val="ListParagraph"/>
+      </w:pPr>
+      <w:r>
+        <w:rPr>
+          <w:rFonts w:hint="eastAsia"/>
+        </w:rPr>
+        <w:t>例如：</w:t>
+      </w:r>
+    </w:p>
+    <w:p>
+      <w:pPr>
+        <w:pStyle w:val="ListParagraph"/>
+      </w:pPr>
+      <w:r>
+        <w:t>db.exec( "select * from foo.bar</w:t>
+      </w:r>
+      <w:r>
+        <w:rPr>
+          <w:rFonts w:hint="eastAsia"/>
+        </w:rPr>
+        <w:t xml:space="preserve"> </w:t>
+      </w:r>
+      <w:r>
+        <w:t> /*+use_flag(</w:t>
+      </w:r>
+      <w:r>
+        <w:t>FLG_QUERY</w:t>
+      </w:r>
+      <w:r>
+        <w:t xml:space="preserve"> _</w:t>
+      </w:r>
+      <w:r>
+        <w:rPr>
+          <w:rFonts w:hint="eastAsia"/>
+        </w:rPr>
+        <w:t xml:space="preserve"> </w:t>
+      </w:r>
+      <w:r>
+        <w:rPr>
+          <w:rFonts w:hint="eastAsia"/>
+        </w:rPr>
+        <w:t>OVERFLOW_PROCESS</w:t>
+      </w:r>
+      <w:r>
+        <w:t>)*/</w:t>
+      </w:r>
+      <w:r>
+        <w:t>" )</w:t>
+      </w:r>
+    </w:p>
+    <w:p>
+      <w:pPr>
+        <w:pStyle w:val="ListParagraph"/>
+      </w:pPr>
+    </w:p>
+    <w:p>
+      <w:pPr>
+        <w:pStyle w:val="ListParagraph"/>
+      </w:pPr>
+      <w:r>
+        <w:t>U</w:t>
+      </w:r>
+      <w:r>
+        <w:rPr>
+          <w:rFonts w:hint="eastAsia"/>
+        </w:rPr>
+        <w:t>pdate</w:t>
+      </w:r>
+      <w:r>
+        <w:rPr>
+          <w:rFonts w:hint="eastAsia"/>
+        </w:rPr>
+        <w:t>语法规则：</w:t>
+      </w:r>
+    </w:p>
+    <w:p>
+      <w:pPr>
+        <w:pStyle w:val="ListParagraph"/>
+        <w:ind w:firstLine="418"/>
+        <w:rPr>
+          <w:rStyle w:val="Emphasis"/>
+          <w:rFonts w:ascii="Arial" w:hAnsi="Arial" w:cs="Arial"/>
+          <w:b/>
+          <w:bCs/>
+          <w:color w:val="555555"/>
+          <w:spacing w:val="-1"/>
+        </w:rPr>
+      </w:pPr>
+      <w:r>
+        <w:rPr>
+          <w:rStyle w:val="Emphasis"/>
+          <w:rFonts w:ascii="Arial" w:hAnsi="Arial" w:cs="Arial"/>
+          <w:b/>
+          <w:bCs/>
+          <w:color w:val="555555"/>
+          <w:spacing w:val="-1"/>
+        </w:rPr>
+        <w:t>update &lt;cs_name&gt;.&lt;cl_name&gt; set (&lt;field1_name&gt;=&lt;value1&gt;,...) [where &lt;condition&gt;] [/*+&lt;hint1&gt; &lt;hint2&gt; ...*/]</w:t>
+      </w:r>
+    </w:p>
+    <w:p>
+      <w:pPr>
+        <w:pStyle w:val="ListParagraph"/>
+        <w:ind w:left="717" w:firstLineChars="0" w:firstLine="0"/>
+        <w:rPr>
+          <w:i/>
+          <w:iCs/>
+        </w:rPr>
+      </w:pPr>
+      <w:r>
+        <w:rPr>
+          <w:rFonts w:hint="eastAsia"/>
+          <w:i/>
+          <w:iCs/>
+        </w:rPr>
+        <w:t>例如：</w:t>
+      </w:r>
+    </w:p>
+    <w:p>
+      <w:pPr>
+        <w:pStyle w:val="ListParagraph"/>
+        <w:ind w:left="717" w:firstLineChars="0" w:firstLine="0"/>
+        <w:rPr>
+          <w:rFonts w:hint="eastAsia"/>
+        </w:rPr>
+      </w:pPr>
+      <w:r>
+        <w:t>db.execUpdate( "update foo.bar set b = 1 where age &lt; 25 /*+use_flag(SQL_UPDATE_</w:t>
+      </w:r>
+      <w:r>
+        <w:rPr>
+          <w:rFonts w:hint="eastAsia"/>
+        </w:rPr>
+        <w:t xml:space="preserve"> </w:t>
+      </w:r>
+      <w:r>
+        <w:rPr>
+          <w:rFonts w:hint="eastAsia"/>
+        </w:rPr>
+        <w:t>OVERFLOW_PROCESS</w:t>
+      </w:r>
+      <w:r>
+        <w:t>)*/" )</w:t>
+      </w:r>
+    </w:p>
+    <w:p>
+      <w:pPr>
+        <w:rPr>
+          <w:rFonts w:hint="eastAsia"/>
+        </w:rPr>
+      </w:pPr>
+    </w:p>
+    <w:p>
+      <w:pPr>
+        <w:pStyle w:val="ListParagraph"/>
+        <w:numPr>
+          <w:ilvl w:val="2"/>
+          <w:numId w:val="24"/>
+        </w:numPr>
+        <w:ind w:firstLineChars="0"/>
+        <w:rPr>
+          <w:rFonts w:hint="eastAsia"/>
+        </w:rPr>
+      </w:pPr>
+      <w:r>
+        <w:rPr>
+          <w:rFonts w:hint="eastAsia"/>
+        </w:rPr>
+        <w:t>应用场景考虑</w:t>
+      </w:r>
+    </w:p>
+    <w:p>
+      <w:pPr>
+        <w:pStyle w:val="ListParagraph"/>
+        <w:ind w:left="1077" w:firstLineChars="0" w:firstLine="0"/>
+      </w:pPr>
+      <w:r>
+        <w:rPr>
+          <w:rFonts w:hint="eastAsia"/>
+        </w:rPr>
+        <w:t>针对操作的配置需要考虑对相同表不同操作之间的依赖情况，例如，</w:t>
+      </w:r>
+      <w:r>
+        <w:rPr>
+          <w:rFonts w:hint="eastAsia"/>
+        </w:rPr>
+        <w:t>update</w:t>
+      </w:r>
+      <w:r>
+        <w:rPr>
+          <w:rFonts w:hint="eastAsia"/>
+        </w:rPr>
+        <w:t>时考虑溢出而查询不考虑，依然会导致强转的失败问题。</w:t>
+      </w:r>
+    </w:p>
+    <w:p>
+      <w:pPr>
+        <w:pStyle w:val="Heading3"/>
+      </w:pPr>
+      <w:r>
+        <w:rPr>
+          <w:rFonts w:hint="eastAsia"/>
+        </w:rPr>
+        <w:t>方案对比</w:t>
       </w:r>
     </w:p>
     <w:tbl>
@@ -2034,33 +4760,43 @@
         <w:tblLook w:val="04A0"/>
       </w:tblPr>
       <w:tblGrid>
-        <w:gridCol w:w="2040"/>
-        <w:gridCol w:w="2045"/>
-        <w:gridCol w:w="2041"/>
-        <w:gridCol w:w="2039"/>
+        <w:gridCol w:w="2037"/>
+        <w:gridCol w:w="2042"/>
+        <w:gridCol w:w="2043"/>
+        <w:gridCol w:w="2043"/>
       </w:tblGrid>
       <w:tr>
         <w:tc>
           <w:tcPr>
-            <w:tcW w:w="2130" w:type="dxa"/>
-          </w:tcPr>
-          <w:p>
-            <w:pPr>
-              <w:ind w:left="0"/>
-            </w:pPr>
-          </w:p>
-        </w:tc>
-        <w:tc>
-          <w:tcPr>
-            <w:tcW w:w="2130" w:type="dxa"/>
-          </w:tcPr>
-          <w:p>
-            <w:pPr>
-              <w:ind w:left="0"/>
-            </w:pPr>
-            <w:r>
-              <w:rPr>
-                <w:rFonts w:hint="eastAsia"/>
+            <w:tcW w:w="2037" w:type="dxa"/>
+          </w:tcPr>
+          <w:p>
+            <w:pPr>
+              <w:ind w:left="0"/>
+              <w:rPr>
+                <w:b/>
+                <w:color w:val="000000" w:themeColor="text1"/>
+              </w:rPr>
+            </w:pPr>
+          </w:p>
+        </w:tc>
+        <w:tc>
+          <w:tcPr>
+            <w:tcW w:w="2042" w:type="dxa"/>
+          </w:tcPr>
+          <w:p>
+            <w:pPr>
+              <w:ind w:left="0"/>
+              <w:rPr>
+                <w:b/>
+                <w:color w:val="000000" w:themeColor="text1"/>
+              </w:rPr>
+            </w:pPr>
+            <w:r>
+              <w:rPr>
+                <w:rFonts w:hint="eastAsia"/>
+                <w:b/>
+                <w:color w:val="000000" w:themeColor="text1"/>
               </w:rPr>
               <w:t>全局属性</w:t>
             </w:r>
@@ -2068,15 +4804,21 @@
         </w:tc>
         <w:tc>
           <w:tcPr>
-            <w:tcW w:w="2131" w:type="dxa"/>
-          </w:tcPr>
-          <w:p>
-            <w:pPr>
-              <w:ind w:left="0"/>
-            </w:pPr>
-            <w:r>
-              <w:rPr>
-                <w:rFonts w:hint="eastAsia"/>
+            <w:tcW w:w="2043" w:type="dxa"/>
+          </w:tcPr>
+          <w:p>
+            <w:pPr>
+              <w:ind w:left="0"/>
+              <w:rPr>
+                <w:b/>
+                <w:color w:val="000000" w:themeColor="text1"/>
+              </w:rPr>
+            </w:pPr>
+            <w:r>
+              <w:rPr>
+                <w:rFonts w:hint="eastAsia"/>
+                <w:b/>
+                <w:color w:val="000000" w:themeColor="text1"/>
               </w:rPr>
               <w:t>集合属性</w:t>
             </w:r>
@@ -2084,15 +4826,21 @@
         </w:tc>
         <w:tc>
           <w:tcPr>
-            <w:tcW w:w="2131" w:type="dxa"/>
-          </w:tcPr>
-          <w:p>
-            <w:pPr>
-              <w:ind w:left="0"/>
-            </w:pPr>
-            <w:r>
-              <w:rPr>
-                <w:rFonts w:hint="eastAsia"/>
+            <w:tcW w:w="2043" w:type="dxa"/>
+          </w:tcPr>
+          <w:p>
+            <w:pPr>
+              <w:ind w:left="0"/>
+              <w:rPr>
+                <w:b/>
+                <w:color w:val="000000" w:themeColor="text1"/>
+              </w:rPr>
+            </w:pPr>
+            <w:r>
+              <w:rPr>
+                <w:rFonts w:hint="eastAsia"/>
+                <w:b/>
+                <w:color w:val="000000" w:themeColor="text1"/>
               </w:rPr>
               <w:t>操作属性</w:t>
             </w:r>
@@ -2102,49 +4850,46 @@
       <w:tr>
         <w:tc>
           <w:tcPr>
-            <w:tcW w:w="2130" w:type="dxa"/>
-          </w:tcPr>
-          <w:p>
-            <w:pPr>
-              <w:ind w:left="0"/>
-            </w:pPr>
-            <w:r>
-              <w:rPr>
-                <w:rFonts w:hint="eastAsia"/>
-              </w:rPr>
-              <w:t>实现难度</w:t>
-            </w:r>
-            <w:r>
-              <w:rPr>
-                <w:rFonts w:hint="eastAsia"/>
-              </w:rPr>
-              <w:t>(</w:t>
-            </w:r>
-            <w:r>
-              <w:rPr>
-                <w:rFonts w:hint="eastAsia"/>
-              </w:rPr>
-              <w:t>修改范围</w:t>
-            </w:r>
-            <w:r>
-              <w:rPr>
-                <w:rFonts w:hint="eastAsia"/>
-              </w:rPr>
-              <w:t>)</w:t>
-            </w:r>
-          </w:p>
-        </w:tc>
-        <w:tc>
-          <w:tcPr>
-            <w:tcW w:w="2130" w:type="dxa"/>
-          </w:tcPr>
-          <w:p>
-            <w:pPr>
-              <w:ind w:left="0"/>
-            </w:pPr>
-            <w:r>
-              <w:rPr>
-                <w:rFonts w:hint="eastAsia"/>
+            <w:tcW w:w="2037" w:type="dxa"/>
+          </w:tcPr>
+          <w:p>
+            <w:pPr>
+              <w:ind w:left="0"/>
+              <w:rPr>
+                <w:color w:val="000000" w:themeColor="text1"/>
+              </w:rPr>
+            </w:pPr>
+            <w:r>
+              <w:rPr>
+                <w:rFonts w:hint="eastAsia"/>
+                <w:color w:val="000000" w:themeColor="text1"/>
+              </w:rPr>
+              <w:t>实现难易程度</w:t>
+            </w:r>
+          </w:p>
+        </w:tc>
+        <w:tc>
+          <w:tcPr>
+            <w:tcW w:w="2042" w:type="dxa"/>
+          </w:tcPr>
+          <w:p>
+            <w:pPr>
+              <w:ind w:left="0"/>
+              <w:rPr>
+                <w:color w:val="000000" w:themeColor="text1"/>
+              </w:rPr>
+            </w:pPr>
+            <w:r>
+              <w:rPr>
+                <w:rFonts w:hint="eastAsia"/>
+                <w:color w:val="000000" w:themeColor="text1"/>
+              </w:rPr>
+              <w:t>极</w:t>
+            </w:r>
+            <w:r>
+              <w:rPr>
+                <w:rFonts w:hint="eastAsia"/>
+                <w:color w:val="000000" w:themeColor="text1"/>
               </w:rPr>
               <w:t>小</w:t>
             </w:r>
@@ -2152,15 +4897,19 @@
         </w:tc>
         <w:tc>
           <w:tcPr>
-            <w:tcW w:w="2131" w:type="dxa"/>
-          </w:tcPr>
-          <w:p>
-            <w:pPr>
-              <w:ind w:left="0"/>
-            </w:pPr>
-            <w:r>
-              <w:rPr>
-                <w:rFonts w:hint="eastAsia"/>
+            <w:tcW w:w="2043" w:type="dxa"/>
+          </w:tcPr>
+          <w:p>
+            <w:pPr>
+              <w:ind w:left="0"/>
+              <w:rPr>
+                <w:color w:val="000000" w:themeColor="text1"/>
+              </w:rPr>
+            </w:pPr>
+            <w:r>
+              <w:rPr>
+                <w:rFonts w:hint="eastAsia"/>
+                <w:color w:val="000000" w:themeColor="text1"/>
               </w:rPr>
               <w:t>最大</w:t>
             </w:r>
@@ -2168,17 +4917,28 @@
         </w:tc>
         <w:tc>
           <w:tcPr>
-            <w:tcW w:w="2131" w:type="dxa"/>
-          </w:tcPr>
-          <w:p>
-            <w:pPr>
-              <w:ind w:left="0"/>
-            </w:pPr>
-            <w:r>
-              <w:rPr>
-                <w:rFonts w:hint="eastAsia"/>
-              </w:rPr>
-              <w:t>较大</w:t>
+            <w:tcW w:w="2043" w:type="dxa"/>
+          </w:tcPr>
+          <w:p>
+            <w:pPr>
+              <w:ind w:left="0"/>
+              <w:rPr>
+                <w:color w:val="000000" w:themeColor="text1"/>
+              </w:rPr>
+            </w:pPr>
+            <w:r>
+              <w:rPr>
+                <w:rFonts w:hint="eastAsia"/>
+                <w:color w:val="000000" w:themeColor="text1"/>
+              </w:rPr>
+              <w:t>很</w:t>
+            </w:r>
+            <w:r>
+              <w:rPr>
+                <w:rFonts w:hint="eastAsia"/>
+                <w:color w:val="000000" w:themeColor="text1"/>
+              </w:rPr>
+              <w:t>大</w:t>
             </w:r>
           </w:p>
         </w:tc>
@@ -2186,19 +4946,19 @@
       <w:tr>
         <w:tc>
           <w:tcPr>
-            <w:tcW w:w="2130" w:type="dxa"/>
-          </w:tcPr>
-          <w:p>
-            <w:pPr>
-              <w:ind w:left="0"/>
-              <w:rPr>
-                <w:color w:val="FF0000"/>
-              </w:rPr>
-            </w:pPr>
-            <w:r>
-              <w:rPr>
-                <w:rFonts w:hint="eastAsia"/>
-                <w:color w:val="FF0000"/>
+            <w:tcW w:w="2037" w:type="dxa"/>
+          </w:tcPr>
+          <w:p>
+            <w:pPr>
+              <w:ind w:left="0"/>
+              <w:rPr>
+                <w:color w:val="000000" w:themeColor="text1"/>
+              </w:rPr>
+            </w:pPr>
+            <w:r>
+              <w:rPr>
+                <w:rFonts w:hint="eastAsia"/>
+                <w:color w:val="000000" w:themeColor="text1"/>
               </w:rPr>
               <w:t>代码量</w:t>
             </w:r>
@@ -2206,63 +4966,81 @@
         </w:tc>
         <w:tc>
           <w:tcPr>
-            <w:tcW w:w="2130" w:type="dxa"/>
-          </w:tcPr>
-          <w:p>
-            <w:pPr>
-              <w:ind w:left="0"/>
-              <w:rPr>
-                <w:color w:val="FF0000"/>
-              </w:rPr>
-            </w:pPr>
-            <w:r>
-              <w:rPr>
-                <w:rFonts w:hint="eastAsia"/>
-                <w:color w:val="FF0000"/>
-              </w:rPr>
-              <w:t>小</w:t>
-            </w:r>
-          </w:p>
-        </w:tc>
-        <w:tc>
-          <w:tcPr>
-            <w:tcW w:w="2131" w:type="dxa"/>
-          </w:tcPr>
-          <w:p>
-            <w:pPr>
-              <w:ind w:left="0"/>
-              <w:rPr>
-                <w:color w:val="FF0000"/>
-              </w:rPr>
-            </w:pPr>
-          </w:p>
-        </w:tc>
-        <w:tc>
-          <w:tcPr>
-            <w:tcW w:w="2131" w:type="dxa"/>
-          </w:tcPr>
-          <w:p>
-            <w:pPr>
-              <w:ind w:left="0"/>
-              <w:rPr>
-                <w:color w:val="FF0000"/>
-              </w:rPr>
-            </w:pPr>
+            <w:tcW w:w="2042" w:type="dxa"/>
+          </w:tcPr>
+          <w:p>
+            <w:pPr>
+              <w:ind w:left="0"/>
+              <w:rPr>
+                <w:color w:val="000000" w:themeColor="text1"/>
+              </w:rPr>
+            </w:pPr>
+            <w:r>
+              <w:rPr>
+                <w:rFonts w:hint="eastAsia"/>
+                <w:color w:val="000000" w:themeColor="text1"/>
+              </w:rPr>
+              <w:t>极少</w:t>
+            </w:r>
+          </w:p>
+        </w:tc>
+        <w:tc>
+          <w:tcPr>
+            <w:tcW w:w="2043" w:type="dxa"/>
+          </w:tcPr>
+          <w:p>
+            <w:pPr>
+              <w:ind w:left="0"/>
+              <w:rPr>
+                <w:color w:val="000000" w:themeColor="text1"/>
+              </w:rPr>
+            </w:pPr>
+            <w:r>
+              <w:rPr>
+                <w:rFonts w:hint="eastAsia"/>
+                <w:color w:val="000000" w:themeColor="text1"/>
+              </w:rPr>
+              <w:t>最多</w:t>
+            </w:r>
+          </w:p>
+        </w:tc>
+        <w:tc>
+          <w:tcPr>
+            <w:tcW w:w="2043" w:type="dxa"/>
+          </w:tcPr>
+          <w:p>
+            <w:pPr>
+              <w:ind w:left="0"/>
+              <w:rPr>
+                <w:color w:val="000000" w:themeColor="text1"/>
+              </w:rPr>
+            </w:pPr>
+            <w:r>
+              <w:rPr>
+                <w:rFonts w:hint="eastAsia"/>
+                <w:color w:val="000000" w:themeColor="text1"/>
+              </w:rPr>
+              <w:t>很多</w:t>
+            </w:r>
           </w:p>
         </w:tc>
       </w:tr>
       <w:tr>
         <w:tc>
           <w:tcPr>
-            <w:tcW w:w="2130" w:type="dxa"/>
-          </w:tcPr>
-          <w:p>
-            <w:pPr>
-              <w:ind w:left="0"/>
-            </w:pPr>
-            <w:r>
-              <w:rPr>
-                <w:rFonts w:hint="eastAsia"/>
+            <w:tcW w:w="2037" w:type="dxa"/>
+          </w:tcPr>
+          <w:p>
+            <w:pPr>
+              <w:ind w:left="0"/>
+              <w:rPr>
+                <w:color w:val="000000" w:themeColor="text1"/>
+              </w:rPr>
+            </w:pPr>
+            <w:r>
+              <w:rPr>
+                <w:rFonts w:hint="eastAsia"/>
+                <w:color w:val="000000" w:themeColor="text1"/>
               </w:rPr>
               <w:t>影响模块</w:t>
             </w:r>
@@ -2270,27 +5048,33 @@
         </w:tc>
         <w:tc>
           <w:tcPr>
-            <w:tcW w:w="2130" w:type="dxa"/>
-          </w:tcPr>
-          <w:p>
-            <w:pPr>
-              <w:ind w:left="0"/>
-            </w:pPr>
-            <w:r>
-              <w:rPr>
-                <w:rFonts w:hint="eastAsia"/>
+            <w:tcW w:w="2042" w:type="dxa"/>
+          </w:tcPr>
+          <w:p>
+            <w:pPr>
+              <w:ind w:left="0"/>
+              <w:rPr>
+                <w:color w:val="000000" w:themeColor="text1"/>
+              </w:rPr>
+            </w:pPr>
+            <w:r>
+              <w:rPr>
+                <w:rFonts w:hint="eastAsia"/>
+                <w:color w:val="000000" w:themeColor="text1"/>
               </w:rPr>
               <w:t>pmd</w:t>
             </w:r>
             <w:r>
               <w:rPr>
                 <w:rFonts w:hint="eastAsia"/>
+                <w:color w:val="000000" w:themeColor="text1"/>
               </w:rPr>
               <w:t>、</w:t>
             </w:r>
             <w:r>
               <w:rPr>
                 <w:rFonts w:hint="eastAsia"/>
+                <w:color w:val="000000" w:themeColor="text1"/>
               </w:rPr>
               <w:t>rtn</w:t>
             </w:r>
@@ -2298,91 +5082,151 @@
         </w:tc>
         <w:tc>
           <w:tcPr>
-            <w:tcW w:w="2131" w:type="dxa"/>
-          </w:tcPr>
-          <w:p>
-            <w:pPr>
-              <w:ind w:left="0"/>
-            </w:pPr>
-            <w:r>
-              <w:rPr>
-                <w:rFonts w:hint="eastAsia"/>
+            <w:tcW w:w="2043" w:type="dxa"/>
+          </w:tcPr>
+          <w:p>
+            <w:pPr>
+              <w:ind w:left="0"/>
+              <w:rPr>
+                <w:color w:val="000000" w:themeColor="text1"/>
+              </w:rPr>
+            </w:pPr>
+            <w:r>
+              <w:rPr>
+                <w:rFonts w:hint="eastAsia"/>
+                <w:color w:val="000000" w:themeColor="text1"/>
+              </w:rPr>
+              <w:t>qgm</w:t>
+            </w:r>
+            <w:r>
+              <w:rPr>
+                <w:rFonts w:hint="eastAsia"/>
+                <w:color w:val="000000" w:themeColor="text1"/>
+              </w:rPr>
+              <w:t>、</w:t>
+            </w:r>
+            <w:r>
+              <w:rPr>
+                <w:rFonts w:hint="eastAsia"/>
+                <w:color w:val="000000" w:themeColor="text1"/>
               </w:rPr>
               <w:t>cls</w:t>
             </w:r>
             <w:r>
               <w:rPr>
                 <w:rFonts w:hint="eastAsia"/>
+                <w:color w:val="000000" w:themeColor="text1"/>
               </w:rPr>
               <w:t>、</w:t>
             </w:r>
             <w:r>
               <w:rPr>
                 <w:rFonts w:hint="eastAsia"/>
+                <w:color w:val="000000" w:themeColor="text1"/>
               </w:rPr>
               <w:t>rtn</w:t>
             </w:r>
             <w:r>
               <w:rPr>
                 <w:rFonts w:hint="eastAsia"/>
+                <w:color w:val="000000" w:themeColor="text1"/>
               </w:rPr>
               <w:t>、</w:t>
             </w:r>
             <w:r>
               <w:rPr>
                 <w:rFonts w:hint="eastAsia"/>
+                <w:color w:val="000000" w:themeColor="text1"/>
               </w:rPr>
               <w:t>opt</w:t>
             </w:r>
             <w:r>
               <w:rPr>
                 <w:rFonts w:hint="eastAsia"/>
+                <w:color w:val="000000" w:themeColor="text1"/>
               </w:rPr>
               <w:t>、</w:t>
             </w:r>
             <w:r>
               <w:rPr>
                 <w:rFonts w:hint="eastAsia"/>
+                <w:color w:val="000000" w:themeColor="text1"/>
               </w:rPr>
               <w:t>mth</w:t>
             </w:r>
-          </w:p>
-        </w:tc>
-        <w:tc>
-          <w:tcPr>
-            <w:tcW w:w="2131" w:type="dxa"/>
-          </w:tcPr>
-          <w:p>
-            <w:pPr>
-              <w:ind w:left="0"/>
-            </w:pPr>
-            <w:r>
-              <w:rPr>
-                <w:rFonts w:hint="eastAsia"/>
+            <w:r>
+              <w:rPr>
+                <w:rFonts w:hint="eastAsia"/>
+                <w:color w:val="000000" w:themeColor="text1"/>
+              </w:rPr>
+              <w:t xml:space="preserve"> + </w:t>
+            </w:r>
+            <w:r>
+              <w:rPr>
+                <w:rFonts w:hint="eastAsia"/>
+                <w:color w:val="000000" w:themeColor="text1"/>
+              </w:rPr>
+              <w:t>建表流程的修改</w:t>
+            </w:r>
+          </w:p>
+        </w:tc>
+        <w:tc>
+          <w:tcPr>
+            <w:tcW w:w="2043" w:type="dxa"/>
+          </w:tcPr>
+          <w:p>
+            <w:pPr>
+              <w:ind w:left="0"/>
+              <w:rPr>
+                <w:color w:val="000000" w:themeColor="text1"/>
+              </w:rPr>
+            </w:pPr>
+            <w:r>
+              <w:rPr>
+                <w:rFonts w:hint="eastAsia"/>
+                <w:color w:val="000000" w:themeColor="text1"/>
+              </w:rPr>
+              <w:t>qgm</w:t>
+            </w:r>
+            <w:r>
+              <w:rPr>
+                <w:rFonts w:hint="eastAsia"/>
+                <w:color w:val="000000" w:themeColor="text1"/>
+              </w:rPr>
+              <w:t>、</w:t>
+            </w:r>
+            <w:r>
+              <w:rPr>
+                <w:rFonts w:hint="eastAsia"/>
+                <w:color w:val="000000" w:themeColor="text1"/>
               </w:rPr>
               <w:t>rtn</w:t>
             </w:r>
             <w:r>
               <w:rPr>
                 <w:rFonts w:hint="eastAsia"/>
+                <w:color w:val="000000" w:themeColor="text1"/>
               </w:rPr>
               <w:t>、</w:t>
             </w:r>
             <w:r>
               <w:rPr>
                 <w:rFonts w:hint="eastAsia"/>
+                <w:color w:val="000000" w:themeColor="text1"/>
               </w:rPr>
               <w:t>opt</w:t>
             </w:r>
             <w:r>
               <w:rPr>
                 <w:rFonts w:hint="eastAsia"/>
+                <w:color w:val="000000" w:themeColor="text1"/>
               </w:rPr>
               <w:t>、</w:t>
             </w:r>
             <w:r>
               <w:rPr>
                 <w:rFonts w:hint="eastAsia"/>
+                <w:color w:val="000000" w:themeColor="text1"/>
               </w:rPr>
               <w:t>mth</w:t>
             </w:r>
@@ -2392,15 +5236,19 @@
       <w:tr>
         <w:tc>
           <w:tcPr>
-            <w:tcW w:w="2130" w:type="dxa"/>
-          </w:tcPr>
-          <w:p>
-            <w:pPr>
-              <w:ind w:left="0"/>
-            </w:pPr>
-            <w:r>
-              <w:rPr>
-                <w:rFonts w:hint="eastAsia"/>
+            <w:tcW w:w="2037" w:type="dxa"/>
+          </w:tcPr>
+          <w:p>
+            <w:pPr>
+              <w:ind w:left="0"/>
+              <w:rPr>
+                <w:color w:val="000000" w:themeColor="text1"/>
+              </w:rPr>
+            </w:pPr>
+            <w:r>
+              <w:rPr>
+                <w:rFonts w:hint="eastAsia"/>
+                <w:color w:val="000000" w:themeColor="text1"/>
               </w:rPr>
               <w:t>性能</w:t>
             </w:r>
@@ -2408,39 +5256,124 @@
         </w:tc>
         <w:tc>
           <w:tcPr>
-            <w:tcW w:w="2130" w:type="dxa"/>
-          </w:tcPr>
-          <w:p>
-            <w:pPr>
-              <w:ind w:left="0"/>
-            </w:pPr>
-          </w:p>
-        </w:tc>
-        <w:tc>
-          <w:tcPr>
-            <w:tcW w:w="2131" w:type="dxa"/>
-          </w:tcPr>
-          <w:p>
-            <w:pPr>
-              <w:ind w:left="0"/>
-            </w:pPr>
-          </w:p>
-        </w:tc>
-        <w:tc>
-          <w:tcPr>
-            <w:tcW w:w="2131" w:type="dxa"/>
-          </w:tcPr>
-          <w:p>
-            <w:pPr>
-              <w:ind w:left="0"/>
-            </w:pPr>
+            <w:tcW w:w="2042" w:type="dxa"/>
+          </w:tcPr>
+          <w:p>
+            <w:pPr>
+              <w:ind w:left="0"/>
+              <w:rPr>
+                <w:color w:val="000000" w:themeColor="text1"/>
+              </w:rPr>
+            </w:pPr>
+            <w:r>
+              <w:rPr>
+                <w:rFonts w:hint="eastAsia"/>
+                <w:color w:val="000000" w:themeColor="text1"/>
+              </w:rPr>
+              <w:t>忽略不计</w:t>
+            </w:r>
+          </w:p>
+        </w:tc>
+        <w:tc>
+          <w:tcPr>
+            <w:tcW w:w="2043" w:type="dxa"/>
+          </w:tcPr>
+          <w:p>
+            <w:pPr>
+              <w:ind w:left="0"/>
+              <w:rPr>
+                <w:color w:val="FF0000"/>
+              </w:rPr>
+            </w:pPr>
+            <w:r>
+              <w:rPr>
+                <w:rFonts w:hint="eastAsia"/>
+                <w:color w:val="FF0000"/>
+              </w:rPr>
+              <w:t>内置</w:t>
+            </w:r>
+            <w:r>
+              <w:rPr>
+                <w:rFonts w:hint="eastAsia"/>
+                <w:color w:val="FF0000"/>
+              </w:rPr>
+              <w:t>sql</w:t>
+            </w:r>
+            <w:r>
+              <w:rPr>
+                <w:rFonts w:hint="eastAsia"/>
+                <w:color w:val="FF0000"/>
+              </w:rPr>
+              <w:t>，聚集函数</w:t>
+            </w:r>
+            <w:r>
+              <w:rPr>
+                <w:rFonts w:hint="eastAsia"/>
+                <w:color w:val="FF0000"/>
+              </w:rPr>
+              <w:t>，</w:t>
+            </w:r>
+            <w:r>
+              <w:rPr>
+                <w:rFonts w:hint="eastAsia"/>
+                <w:color w:val="FF0000"/>
+              </w:rPr>
+              <w:t>join</w:t>
+            </w:r>
+            <w:r>
+              <w:rPr>
+                <w:rFonts w:hint="eastAsia"/>
+                <w:color w:val="FF0000"/>
+              </w:rPr>
+              <w:t>处理影响比较大</w:t>
+            </w:r>
+          </w:p>
+        </w:tc>
+        <w:tc>
+          <w:tcPr>
+            <w:tcW w:w="2043" w:type="dxa"/>
+          </w:tcPr>
+          <w:p>
+            <w:pPr>
+              <w:ind w:left="0"/>
+              <w:rPr>
+                <w:color w:val="000000" w:themeColor="text1"/>
+              </w:rPr>
+            </w:pPr>
+            <w:r>
+              <w:rPr>
+                <w:rFonts w:hint="eastAsia"/>
+                <w:color w:val="000000" w:themeColor="text1"/>
+              </w:rPr>
+              <w:t>影响不大</w:t>
+            </w:r>
           </w:p>
         </w:tc>
       </w:tr>
       <w:tr>
         <w:tc>
           <w:tcPr>
-            <w:tcW w:w="2130" w:type="dxa"/>
+            <w:tcW w:w="2037" w:type="dxa"/>
+          </w:tcPr>
+          <w:p>
+            <w:pPr>
+              <w:ind w:left="0"/>
+              <w:rPr>
+                <w:color w:val="000000" w:themeColor="text1"/>
+              </w:rPr>
+            </w:pPr>
+            <w:r>
+              <w:rPr>
+                <w:rFonts w:hint="eastAsia"/>
+                <w:color w:val="000000" w:themeColor="text1"/>
+              </w:rPr>
+              <w:t>动态调整</w:t>
+            </w:r>
+          </w:p>
+        </w:tc>
+        <w:tc>
+          <w:tcPr>
+            <w:tcW w:w="2042" w:type="dxa"/>
           </w:tcPr>
           <w:p>
             <w:pPr>
@@ -2454,234 +5387,246 @@
                 <w:rFonts w:hint="eastAsia"/>
                 <w:color w:val="FF0000"/>
               </w:rPr>
-              <w:t>使用场景（主子表、独立模式、</w:t>
+              <w:t>由</w:t>
             </w:r>
             <w:r>
               <w:rPr>
                 <w:rFonts w:hint="eastAsia"/>
                 <w:color w:val="FF0000"/>
               </w:rPr>
-              <w:t>join</w:t>
+              <w:t>FALSE</w:t>
             </w:r>
             <w:r>
               <w:rPr>
                 <w:rFonts w:hint="eastAsia"/>
                 <w:color w:val="FF0000"/>
               </w:rPr>
-              <w:t>、内置</w:t>
+              <w:t>变</w:t>
             </w:r>
             <w:r>
               <w:rPr>
                 <w:rFonts w:hint="eastAsia"/>
                 <w:color w:val="FF0000"/>
               </w:rPr>
-              <w:t>sql</w:t>
+              <w:t>TRUE</w:t>
             </w:r>
             <w:r>
               <w:rPr>
                 <w:rFonts w:hint="eastAsia"/>
                 <w:color w:val="FF0000"/>
               </w:rPr>
-              <w:t>、聚集函数）</w:t>
-            </w:r>
-          </w:p>
-        </w:tc>
-        <w:tc>
-          <w:tcPr>
-            <w:tcW w:w="2130" w:type="dxa"/>
-          </w:tcPr>
-          <w:p>
-            <w:pPr>
-              <w:ind w:left="0"/>
-              <w:rPr>
-                <w:color w:val="FF0000"/>
-              </w:rPr>
-            </w:pPr>
-            <w:r>
-              <w:rPr>
-                <w:rFonts w:hint="eastAsia"/>
-                <w:color w:val="FF0000"/>
-              </w:rPr>
-              <w:t>动态调整问题</w:t>
-            </w:r>
-          </w:p>
-        </w:tc>
-        <w:tc>
-          <w:tcPr>
-            <w:tcW w:w="2131" w:type="dxa"/>
-          </w:tcPr>
-          <w:p>
-            <w:pPr>
-              <w:ind w:left="0"/>
-              <w:rPr>
-                <w:color w:val="FF0000"/>
-              </w:rPr>
-            </w:pPr>
-            <w:r>
-              <w:rPr>
-                <w:rFonts w:hint="eastAsia"/>
-                <w:color w:val="FF0000"/>
-              </w:rPr>
-              <w:t>主子表、独立模式、</w:t>
-            </w:r>
-            <w:r>
-              <w:rPr>
-                <w:rFonts w:hint="eastAsia"/>
-                <w:color w:val="FF0000"/>
-              </w:rPr>
-              <w:t>join</w:t>
-            </w:r>
-            <w:r>
-              <w:rPr>
-                <w:rFonts w:hint="eastAsia"/>
-                <w:color w:val="FF0000"/>
-              </w:rPr>
-              <w:t>、聚集函数</w:t>
-            </w:r>
-          </w:p>
-        </w:tc>
-        <w:tc>
-          <w:tcPr>
-            <w:tcW w:w="2131" w:type="dxa"/>
-          </w:tcPr>
-          <w:p>
-            <w:pPr>
-              <w:ind w:left="0"/>
-              <w:rPr>
-                <w:color w:val="FF0000"/>
-              </w:rPr>
-            </w:pPr>
+              <w:t>会带来类型强转问题</w:t>
+            </w:r>
+          </w:p>
+        </w:tc>
+        <w:tc>
+          <w:tcPr>
+            <w:tcW w:w="2043" w:type="dxa"/>
+          </w:tcPr>
+          <w:p>
+            <w:pPr>
+              <w:ind w:left="0"/>
+              <w:rPr>
+                <w:color w:val="000000" w:themeColor="text1"/>
+              </w:rPr>
+            </w:pPr>
+            <w:r>
+              <w:rPr>
+                <w:rFonts w:hint="eastAsia"/>
+                <w:color w:val="000000" w:themeColor="text1"/>
+              </w:rPr>
+              <w:t>无</w:t>
+            </w:r>
+          </w:p>
+        </w:tc>
+        <w:tc>
+          <w:tcPr>
+            <w:tcW w:w="2043" w:type="dxa"/>
+          </w:tcPr>
+          <w:p>
+            <w:pPr>
+              <w:ind w:left="0"/>
+              <w:rPr>
+                <w:color w:val="000000" w:themeColor="text1"/>
+              </w:rPr>
+            </w:pPr>
+            <w:r>
+              <w:rPr>
+                <w:rFonts w:hint="eastAsia"/>
+                <w:color w:val="000000" w:themeColor="text1"/>
+              </w:rPr>
+              <w:t>无</w:t>
+            </w:r>
           </w:p>
         </w:tc>
       </w:tr>
       <w:tr>
         <w:tc>
           <w:tcPr>
-            <w:tcW w:w="2130" w:type="dxa"/>
-          </w:tcPr>
-          <w:p>
-            <w:pPr>
-              <w:ind w:left="0"/>
-            </w:pPr>
-          </w:p>
-        </w:tc>
-        <w:tc>
-          <w:tcPr>
-            <w:tcW w:w="2130" w:type="dxa"/>
-          </w:tcPr>
-          <w:p>
-            <w:pPr>
-              <w:ind w:left="0"/>
-            </w:pPr>
-          </w:p>
-        </w:tc>
-        <w:tc>
-          <w:tcPr>
-            <w:tcW w:w="2131" w:type="dxa"/>
-          </w:tcPr>
-          <w:p>
-            <w:pPr>
-              <w:ind w:left="0"/>
-            </w:pPr>
-          </w:p>
-        </w:tc>
-        <w:tc>
-          <w:tcPr>
-            <w:tcW w:w="2131" w:type="dxa"/>
-          </w:tcPr>
-          <w:p>
-            <w:pPr>
-              <w:ind w:left="0"/>
-            </w:pPr>
+            <w:tcW w:w="2037" w:type="dxa"/>
+          </w:tcPr>
+          <w:p>
+            <w:pPr>
+              <w:ind w:left="0"/>
+              <w:rPr>
+                <w:color w:val="000000" w:themeColor="text1"/>
+              </w:rPr>
+            </w:pPr>
+            <w:r>
+              <w:rPr>
+                <w:rFonts w:hint="eastAsia"/>
+                <w:color w:val="000000" w:themeColor="text1"/>
+              </w:rPr>
+              <w:t>主备节点</w:t>
+            </w:r>
+            <w:r>
+              <w:rPr>
+                <w:rFonts w:hint="eastAsia"/>
+                <w:color w:val="000000" w:themeColor="text1"/>
+              </w:rPr>
+              <w:t>配置</w:t>
+            </w:r>
+          </w:p>
+        </w:tc>
+        <w:tc>
+          <w:tcPr>
+            <w:tcW w:w="2042" w:type="dxa"/>
+          </w:tcPr>
+          <w:p>
+            <w:pPr>
+              <w:ind w:left="0"/>
+              <w:rPr>
+                <w:color w:val="FF0000"/>
+              </w:rPr>
+            </w:pPr>
+            <w:r>
+              <w:rPr>
+                <w:rFonts w:hint="eastAsia"/>
+                <w:color w:val="FF0000"/>
+              </w:rPr>
+              <w:t>必须保证一致</w:t>
+            </w:r>
+          </w:p>
+        </w:tc>
+        <w:tc>
+          <w:tcPr>
+            <w:tcW w:w="2043" w:type="dxa"/>
+          </w:tcPr>
+          <w:p>
+            <w:pPr>
+              <w:ind w:left="0"/>
+              <w:rPr>
+                <w:color w:val="000000" w:themeColor="text1"/>
+              </w:rPr>
+            </w:pPr>
+            <w:r>
+              <w:rPr>
+                <w:rFonts w:hint="eastAsia"/>
+                <w:color w:val="000000" w:themeColor="text1"/>
+              </w:rPr>
+              <w:t>无</w:t>
+            </w:r>
+          </w:p>
+        </w:tc>
+        <w:tc>
+          <w:tcPr>
+            <w:tcW w:w="2043" w:type="dxa"/>
+          </w:tcPr>
+          <w:p>
+            <w:pPr>
+              <w:ind w:left="0"/>
+              <w:rPr>
+                <w:color w:val="000000" w:themeColor="text1"/>
+              </w:rPr>
+            </w:pPr>
+            <w:r>
+              <w:rPr>
+                <w:rFonts w:hint="eastAsia"/>
+                <w:color w:val="000000" w:themeColor="text1"/>
+              </w:rPr>
+              <w:t>无</w:t>
+            </w:r>
           </w:p>
         </w:tc>
       </w:tr>
       <w:tr>
         <w:tc>
           <w:tcPr>
-            <w:tcW w:w="2130" w:type="dxa"/>
-          </w:tcPr>
-          <w:p>
-            <w:pPr>
-              <w:ind w:left="0"/>
-            </w:pPr>
-            <w:r>
-              <w:rPr>
-                <w:rFonts w:hint="eastAsia"/>
-              </w:rPr>
-              <w:t>使用方式</w:t>
-            </w:r>
-          </w:p>
-        </w:tc>
-        <w:tc>
-          <w:tcPr>
-            <w:tcW w:w="2130" w:type="dxa"/>
-          </w:tcPr>
-          <w:p>
-            <w:pPr>
-              <w:ind w:left="0"/>
-            </w:pPr>
-            <w:r>
-              <w:rPr>
-                <w:rFonts w:hint="eastAsia"/>
-              </w:rPr>
-              <w:t>不灵活</w:t>
-            </w:r>
-            <w:r>
-              <w:rPr>
-                <w:rFonts w:hint="eastAsia"/>
-              </w:rPr>
-              <w:t>：一经设定，影响所有数据库</w:t>
-            </w:r>
-          </w:p>
-        </w:tc>
-        <w:tc>
-          <w:tcPr>
-            <w:tcW w:w="2131" w:type="dxa"/>
-          </w:tcPr>
-          <w:p>
-            <w:pPr>
-              <w:ind w:left="0"/>
-            </w:pPr>
-            <w:r>
-              <w:rPr>
-                <w:rFonts w:hint="eastAsia"/>
-              </w:rPr>
-              <w:t>灵活</w:t>
-            </w:r>
-            <w:r>
-              <w:rPr>
-                <w:rFonts w:hint="eastAsia"/>
-              </w:rPr>
-              <w:t>：可以指定相关数据表</w:t>
-            </w:r>
-          </w:p>
-        </w:tc>
-        <w:tc>
-          <w:tcPr>
-            <w:tcW w:w="2131" w:type="dxa"/>
-          </w:tcPr>
-          <w:p>
-            <w:pPr>
-              <w:ind w:left="0"/>
-            </w:pPr>
-            <w:r>
-              <w:rPr>
-                <w:rFonts w:hint="eastAsia"/>
-              </w:rPr>
-              <w:t>太灵活，</w:t>
-            </w:r>
-            <w:r>
-              <w:rPr>
-                <w:rFonts w:hint="eastAsia"/>
-              </w:rPr>
-              <w:t>导致麻烦：每一次操作都需要指定</w:t>
-            </w:r>
-            <w:r>
-              <w:rPr>
-                <w:rFonts w:hint="eastAsia"/>
-              </w:rPr>
-              <w:t>flags</w:t>
+            <w:tcW w:w="2037" w:type="dxa"/>
+          </w:tcPr>
+          <w:p>
+            <w:pPr>
+              <w:ind w:left="0"/>
+              <w:rPr>
+                <w:color w:val="000000" w:themeColor="text1"/>
+              </w:rPr>
+            </w:pPr>
+            <w:r>
+              <w:rPr>
+                <w:rFonts w:hint="eastAsia"/>
+                <w:color w:val="000000" w:themeColor="text1"/>
+              </w:rPr>
+              <w:t>独立模式</w:t>
+            </w:r>
+          </w:p>
+        </w:tc>
+        <w:tc>
+          <w:tcPr>
+            <w:tcW w:w="2042" w:type="dxa"/>
+          </w:tcPr>
+          <w:p>
+            <w:pPr>
+              <w:ind w:left="0"/>
+              <w:rPr>
+                <w:color w:val="000000" w:themeColor="text1"/>
+              </w:rPr>
+            </w:pPr>
+            <w:r>
+              <w:rPr>
+                <w:rFonts w:hint="eastAsia"/>
+                <w:color w:val="000000" w:themeColor="text1"/>
+              </w:rPr>
+              <w:t>无</w:t>
+            </w:r>
+          </w:p>
+        </w:tc>
+        <w:tc>
+          <w:tcPr>
+            <w:tcW w:w="2043" w:type="dxa"/>
+          </w:tcPr>
+          <w:p>
+            <w:pPr>
+              <w:ind w:left="0"/>
+              <w:rPr>
+                <w:color w:val="000000" w:themeColor="text1"/>
+              </w:rPr>
+            </w:pPr>
+            <w:r>
+              <w:rPr>
+                <w:rFonts w:hint="eastAsia"/>
+                <w:color w:val="000000" w:themeColor="text1"/>
+              </w:rPr>
+              <w:t>处理较简单</w:t>
+            </w:r>
+          </w:p>
+        </w:tc>
+        <w:tc>
+          <w:tcPr>
+            <w:tcW w:w="2043" w:type="dxa"/>
+          </w:tcPr>
+          <w:p>
+            <w:pPr>
+              <w:ind w:left="0"/>
+              <w:rPr>
+                <w:color w:val="000000" w:themeColor="text1"/>
+              </w:rPr>
+            </w:pPr>
+            <w:r>
+              <w:rPr>
+                <w:rFonts w:hint="eastAsia"/>
+                <w:color w:val="000000" w:themeColor="text1"/>
+              </w:rPr>
+              <w:t>处理较简单</w:t>
             </w:r>
           </w:p>
         </w:tc>
@@ -2689,83 +5634,477 @@
       <w:tr>
         <w:tc>
           <w:tcPr>
-            <w:tcW w:w="2130" w:type="dxa"/>
-          </w:tcPr>
-          <w:p>
-            <w:pPr>
-              <w:ind w:left="0"/>
-            </w:pPr>
-          </w:p>
-        </w:tc>
-        <w:tc>
-          <w:tcPr>
-            <w:tcW w:w="2130" w:type="dxa"/>
-          </w:tcPr>
-          <w:p>
-            <w:pPr>
-              <w:ind w:left="0"/>
-            </w:pPr>
-          </w:p>
-        </w:tc>
-        <w:tc>
-          <w:tcPr>
-            <w:tcW w:w="2131" w:type="dxa"/>
-          </w:tcPr>
-          <w:p>
-            <w:pPr>
-              <w:ind w:left="0"/>
-            </w:pPr>
-          </w:p>
-        </w:tc>
-        <w:tc>
-          <w:tcPr>
-            <w:tcW w:w="2131" w:type="dxa"/>
-          </w:tcPr>
-          <w:p>
-            <w:pPr>
-              <w:ind w:left="0"/>
-            </w:pPr>
+            <w:tcW w:w="2037" w:type="dxa"/>
+          </w:tcPr>
+          <w:p>
+            <w:pPr>
+              <w:ind w:left="0"/>
+              <w:rPr>
+                <w:color w:val="000000" w:themeColor="text1"/>
+              </w:rPr>
+            </w:pPr>
+            <w:r>
+              <w:rPr>
+                <w:rFonts w:hint="eastAsia"/>
+                <w:color w:val="000000" w:themeColor="text1"/>
+              </w:rPr>
+              <w:t>主子表</w:t>
+            </w:r>
+          </w:p>
+        </w:tc>
+        <w:tc>
+          <w:tcPr>
+            <w:tcW w:w="2042" w:type="dxa"/>
+          </w:tcPr>
+          <w:p>
+            <w:pPr>
+              <w:ind w:left="0"/>
+              <w:rPr>
+                <w:color w:val="000000" w:themeColor="text1"/>
+              </w:rPr>
+            </w:pPr>
+            <w:r>
+              <w:rPr>
+                <w:rFonts w:hint="eastAsia"/>
+                <w:color w:val="000000" w:themeColor="text1"/>
+              </w:rPr>
+              <w:t>无</w:t>
+            </w:r>
+          </w:p>
+        </w:tc>
+        <w:tc>
+          <w:tcPr>
+            <w:tcW w:w="2043" w:type="dxa"/>
+          </w:tcPr>
+          <w:p>
+            <w:pPr>
+              <w:ind w:left="0"/>
+              <w:rPr>
+                <w:color w:val="FF0000"/>
+              </w:rPr>
+            </w:pPr>
+            <w:r>
+              <w:rPr>
+                <w:rFonts w:hint="eastAsia"/>
+                <w:color w:val="FF0000"/>
+              </w:rPr>
+              <w:t>必须保持一致</w:t>
+            </w:r>
+          </w:p>
+        </w:tc>
+        <w:tc>
+          <w:tcPr>
+            <w:tcW w:w="2043" w:type="dxa"/>
+          </w:tcPr>
+          <w:p>
+            <w:pPr>
+              <w:ind w:left="0"/>
+              <w:rPr>
+                <w:color w:val="000000" w:themeColor="text1"/>
+              </w:rPr>
+            </w:pPr>
+            <w:r>
+              <w:rPr>
+                <w:rFonts w:hint="eastAsia"/>
+                <w:color w:val="000000" w:themeColor="text1"/>
+              </w:rPr>
+              <w:t>无</w:t>
+            </w:r>
           </w:p>
         </w:tc>
       </w:tr>
       <w:tr>
         <w:tc>
           <w:tcPr>
-            <w:tcW w:w="2130" w:type="dxa"/>
-          </w:tcPr>
-          <w:p>
-            <w:pPr>
-              <w:ind w:left="0"/>
-            </w:pPr>
-          </w:p>
-        </w:tc>
-        <w:tc>
-          <w:tcPr>
-            <w:tcW w:w="2130" w:type="dxa"/>
-          </w:tcPr>
-          <w:p>
-            <w:pPr>
-              <w:ind w:left="0"/>
-            </w:pPr>
-          </w:p>
-        </w:tc>
-        <w:tc>
-          <w:tcPr>
-            <w:tcW w:w="2131" w:type="dxa"/>
-          </w:tcPr>
-          <w:p>
-            <w:pPr>
-              <w:ind w:left="0"/>
-            </w:pPr>
-          </w:p>
-        </w:tc>
-        <w:tc>
-          <w:tcPr>
-            <w:tcW w:w="2131" w:type="dxa"/>
-          </w:tcPr>
-          <w:p>
-            <w:pPr>
-              <w:ind w:left="0"/>
+            <w:tcW w:w="2037" w:type="dxa"/>
+          </w:tcPr>
+          <w:p>
+            <w:pPr>
+              <w:ind w:left="0"/>
+              <w:rPr>
+                <w:color w:val="000000" w:themeColor="text1"/>
+              </w:rPr>
+            </w:pPr>
+            <w:r>
+              <w:rPr>
+                <w:rFonts w:hint="eastAsia"/>
+                <w:color w:val="000000" w:themeColor="text1"/>
+              </w:rPr>
+              <w:t>内置</w:t>
+            </w:r>
+            <w:r>
+              <w:rPr>
+                <w:rFonts w:hint="eastAsia"/>
+                <w:color w:val="000000" w:themeColor="text1"/>
+              </w:rPr>
+              <w:t>sql</w:t>
+            </w:r>
+          </w:p>
+        </w:tc>
+        <w:tc>
+          <w:tcPr>
+            <w:tcW w:w="2042" w:type="dxa"/>
+          </w:tcPr>
+          <w:p>
+            <w:pPr>
+              <w:ind w:left="0"/>
+              <w:rPr>
+                <w:color w:val="000000" w:themeColor="text1"/>
+              </w:rPr>
+            </w:pPr>
+            <w:r>
+              <w:rPr>
+                <w:rFonts w:hint="eastAsia"/>
+                <w:color w:val="000000" w:themeColor="text1"/>
+              </w:rPr>
+              <w:t>无</w:t>
+            </w:r>
+          </w:p>
+        </w:tc>
+        <w:tc>
+          <w:tcPr>
+            <w:tcW w:w="2043" w:type="dxa"/>
+          </w:tcPr>
+          <w:p>
+            <w:pPr>
+              <w:ind w:left="0"/>
+              <w:rPr>
+                <w:color w:val="000000" w:themeColor="text1"/>
+              </w:rPr>
+            </w:pPr>
+            <w:r>
+              <w:rPr>
+                <w:rFonts w:hint="eastAsia"/>
+                <w:color w:val="000000" w:themeColor="text1"/>
+              </w:rPr>
+              <w:t>处理相对复杂</w:t>
+            </w:r>
+          </w:p>
+        </w:tc>
+        <w:tc>
+          <w:tcPr>
+            <w:tcW w:w="2043" w:type="dxa"/>
+          </w:tcPr>
+          <w:p>
+            <w:pPr>
+              <w:ind w:left="0"/>
+              <w:rPr>
+                <w:color w:val="000000" w:themeColor="text1"/>
+              </w:rPr>
+            </w:pPr>
+            <w:r>
+              <w:rPr>
+                <w:rFonts w:hint="eastAsia"/>
+                <w:color w:val="000000" w:themeColor="text1"/>
+              </w:rPr>
+              <w:t>处理简单</w:t>
+            </w:r>
+          </w:p>
+        </w:tc>
+      </w:tr>
+      <w:tr>
+        <w:tc>
+          <w:tcPr>
+            <w:tcW w:w="2037" w:type="dxa"/>
+          </w:tcPr>
+          <w:p>
+            <w:pPr>
+              <w:ind w:left="0"/>
+              <w:rPr>
+                <w:color w:val="000000" w:themeColor="text1"/>
+              </w:rPr>
+            </w:pPr>
+            <w:r>
+              <w:rPr>
+                <w:rFonts w:hint="eastAsia"/>
+                <w:color w:val="000000" w:themeColor="text1"/>
+              </w:rPr>
+              <w:t>join</w:t>
+            </w:r>
+          </w:p>
+        </w:tc>
+        <w:tc>
+          <w:tcPr>
+            <w:tcW w:w="2042" w:type="dxa"/>
+          </w:tcPr>
+          <w:p>
+            <w:pPr>
+              <w:ind w:left="0"/>
+              <w:rPr>
+                <w:color w:val="000000" w:themeColor="text1"/>
+              </w:rPr>
+            </w:pPr>
+            <w:r>
+              <w:rPr>
+                <w:rFonts w:hint="eastAsia"/>
+                <w:color w:val="000000" w:themeColor="text1"/>
+              </w:rPr>
+              <w:t>无</w:t>
+            </w:r>
+          </w:p>
+        </w:tc>
+        <w:tc>
+          <w:tcPr>
+            <w:tcW w:w="2043" w:type="dxa"/>
+          </w:tcPr>
+          <w:p>
+            <w:pPr>
+              <w:ind w:left="0"/>
+              <w:rPr>
+                <w:color w:val="000000" w:themeColor="text1"/>
+              </w:rPr>
+            </w:pPr>
+            <w:r>
+              <w:rPr>
+                <w:rFonts w:hint="eastAsia"/>
+                <w:color w:val="000000" w:themeColor="text1"/>
+              </w:rPr>
+              <w:t>处理相对复杂</w:t>
+            </w:r>
+          </w:p>
+        </w:tc>
+        <w:tc>
+          <w:tcPr>
+            <w:tcW w:w="2043" w:type="dxa"/>
+          </w:tcPr>
+          <w:p>
+            <w:pPr>
+              <w:ind w:left="0"/>
+              <w:rPr>
+                <w:color w:val="000000" w:themeColor="text1"/>
+              </w:rPr>
+            </w:pPr>
+            <w:r>
+              <w:rPr>
+                <w:rFonts w:hint="eastAsia"/>
+                <w:color w:val="000000" w:themeColor="text1"/>
+              </w:rPr>
+              <w:t>处理简单</w:t>
+            </w:r>
+          </w:p>
+        </w:tc>
+      </w:tr>
+      <w:tr>
+        <w:tc>
+          <w:tcPr>
+            <w:tcW w:w="2037" w:type="dxa"/>
+          </w:tcPr>
+          <w:p>
+            <w:pPr>
+              <w:ind w:left="0"/>
+              <w:rPr>
+                <w:color w:val="000000" w:themeColor="text1"/>
+              </w:rPr>
+            </w:pPr>
+            <w:r>
+              <w:rPr>
+                <w:rFonts w:hint="eastAsia"/>
+                <w:color w:val="000000" w:themeColor="text1"/>
+              </w:rPr>
+              <w:t>聚集函数</w:t>
+            </w:r>
+          </w:p>
+        </w:tc>
+        <w:tc>
+          <w:tcPr>
+            <w:tcW w:w="2042" w:type="dxa"/>
+          </w:tcPr>
+          <w:p>
+            <w:pPr>
+              <w:ind w:left="0"/>
+              <w:rPr>
+                <w:color w:val="000000" w:themeColor="text1"/>
+              </w:rPr>
+            </w:pPr>
+            <w:r>
+              <w:rPr>
+                <w:rFonts w:hint="eastAsia"/>
+                <w:color w:val="000000" w:themeColor="text1"/>
+              </w:rPr>
+              <w:t>无</w:t>
+            </w:r>
+          </w:p>
+        </w:tc>
+        <w:tc>
+          <w:tcPr>
+            <w:tcW w:w="2043" w:type="dxa"/>
+          </w:tcPr>
+          <w:p>
+            <w:pPr>
+              <w:ind w:left="0"/>
+              <w:rPr>
+                <w:color w:val="000000" w:themeColor="text1"/>
+              </w:rPr>
+            </w:pPr>
+            <w:r>
+              <w:rPr>
+                <w:rFonts w:hint="eastAsia"/>
+                <w:color w:val="000000" w:themeColor="text1"/>
+              </w:rPr>
+              <w:t>处理相对复杂</w:t>
+            </w:r>
+          </w:p>
+        </w:tc>
+        <w:tc>
+          <w:tcPr>
+            <w:tcW w:w="2043" w:type="dxa"/>
+          </w:tcPr>
+          <w:p>
+            <w:pPr>
+              <w:ind w:left="0"/>
+              <w:rPr>
+                <w:color w:val="000000" w:themeColor="text1"/>
+              </w:rPr>
+            </w:pPr>
+            <w:r>
+              <w:rPr>
+                <w:rFonts w:hint="eastAsia"/>
+                <w:color w:val="000000" w:themeColor="text1"/>
+              </w:rPr>
+              <w:t>处理简单</w:t>
+            </w:r>
+          </w:p>
+        </w:tc>
+      </w:tr>
+      <w:tr>
+        <w:tc>
+          <w:tcPr>
+            <w:tcW w:w="2037" w:type="dxa"/>
+          </w:tcPr>
+          <w:p>
+            <w:pPr>
+              <w:ind w:left="0"/>
+              <w:rPr>
+                <w:color w:val="000000" w:themeColor="text1"/>
+              </w:rPr>
+            </w:pPr>
+            <w:r>
+              <w:rPr>
+                <w:rFonts w:hint="eastAsia"/>
+                <w:color w:val="000000" w:themeColor="text1"/>
+              </w:rPr>
+              <w:t>操作的独立性</w:t>
+            </w:r>
+          </w:p>
+        </w:tc>
+        <w:tc>
+          <w:tcPr>
+            <w:tcW w:w="2042" w:type="dxa"/>
+          </w:tcPr>
+          <w:p>
+            <w:pPr>
+              <w:ind w:left="0"/>
+              <w:rPr>
+                <w:color w:val="000000" w:themeColor="text1"/>
+              </w:rPr>
+            </w:pPr>
+            <w:r>
+              <w:rPr>
+                <w:rFonts w:hint="eastAsia"/>
+                <w:color w:val="000000" w:themeColor="text1"/>
+              </w:rPr>
+              <w:t>独立</w:t>
+            </w:r>
+          </w:p>
+        </w:tc>
+        <w:tc>
+          <w:tcPr>
+            <w:tcW w:w="2043" w:type="dxa"/>
+          </w:tcPr>
+          <w:p>
+            <w:pPr>
+              <w:ind w:left="0"/>
+              <w:rPr>
+                <w:color w:val="000000" w:themeColor="text1"/>
+              </w:rPr>
+            </w:pPr>
+            <w:r>
+              <w:rPr>
+                <w:rFonts w:hint="eastAsia"/>
+                <w:color w:val="000000" w:themeColor="text1"/>
+              </w:rPr>
+              <w:t>独立</w:t>
+            </w:r>
+          </w:p>
+        </w:tc>
+        <w:tc>
+          <w:tcPr>
+            <w:tcW w:w="2043" w:type="dxa"/>
+          </w:tcPr>
+          <w:p>
+            <w:pPr>
+              <w:ind w:left="0"/>
+              <w:rPr>
+                <w:color w:val="FF0000"/>
+              </w:rPr>
+            </w:pPr>
+            <w:r>
+              <w:rPr>
+                <w:rFonts w:hint="eastAsia"/>
+                <w:color w:val="FF0000"/>
+              </w:rPr>
+              <w:t>存在依赖</w:t>
+            </w:r>
+          </w:p>
+        </w:tc>
+      </w:tr>
+      <w:tr>
+        <w:tc>
+          <w:tcPr>
+            <w:tcW w:w="2037" w:type="dxa"/>
+          </w:tcPr>
+          <w:p>
+            <w:pPr>
+              <w:ind w:left="0"/>
+              <w:rPr>
+                <w:color w:val="000000" w:themeColor="text1"/>
+              </w:rPr>
+            </w:pPr>
+          </w:p>
+        </w:tc>
+        <w:tc>
+          <w:tcPr>
+            <w:tcW w:w="2042" w:type="dxa"/>
+          </w:tcPr>
+          <w:p>
+            <w:pPr>
+              <w:ind w:left="0"/>
+              <w:rPr>
+                <w:color w:val="000000" w:themeColor="text1"/>
+              </w:rPr>
+            </w:pPr>
+          </w:p>
+        </w:tc>
+        <w:tc>
+          <w:tcPr>
+            <w:tcW w:w="2043" w:type="dxa"/>
+          </w:tcPr>
+          <w:p>
+            <w:pPr>
+              <w:ind w:left="0"/>
+              <w:rPr>
+                <w:color w:val="000000" w:themeColor="text1"/>
+              </w:rPr>
+            </w:pPr>
+            <w:r>
+              <w:rPr>
+                <w:rFonts w:hint="eastAsia"/>
+                <w:color w:val="000000" w:themeColor="text1"/>
+              </w:rPr>
+              <w:t xml:space="preserve"> </w:t>
+            </w:r>
+          </w:p>
+        </w:tc>
+        <w:tc>
+          <w:tcPr>
+            <w:tcW w:w="2043" w:type="dxa"/>
+          </w:tcPr>
+          <w:p>
+            <w:pPr>
+              <w:ind w:left="0"/>
+              <w:rPr>
+                <w:color w:val="000000" w:themeColor="text1"/>
+              </w:rPr>
             </w:pPr>
           </w:p>
         </w:tc>
@@ -3032,6 +6371,7 @@
                 <w:sz w:val="13"/>
                 <w:szCs w:val="13"/>
               </w:rPr>
+              <w:lastRenderedPageBreak/>
               <w:t>db.cs.cl.update</w:t>
             </w:r>
             <w:r>
@@ -3084,6 +6424,7 @@
                 <w:sz w:val="13"/>
                 <w:szCs w:val="13"/>
               </w:rPr>
+              <w:lastRenderedPageBreak/>
               <w:t>结果转换为</w:t>
             </w:r>
             <w:r>
@@ -3115,6 +6456,7 @@
                 <w:sz w:val="13"/>
                 <w:szCs w:val="13"/>
               </w:rPr>
+              <w:lastRenderedPageBreak/>
               <w:t>提升为</w:t>
             </w:r>
             <w:r>
@@ -3158,6 +6500,7 @@
                 <w:sz w:val="13"/>
                 <w:szCs w:val="13"/>
               </w:rPr>
+              <w:lastRenderedPageBreak/>
               <w:t>002</w:t>
             </w:r>
           </w:p>
@@ -3820,7 +7163,6 @@
               <w:rPr>
                 <w:rFonts w:hint="eastAsia"/>
               </w:rPr>
-              <w:lastRenderedPageBreak/>
               <w:t>验收用例是否全部通过</w:t>
             </w:r>
           </w:p>
@@ -4092,97 +7434,6 @@
       </w:r>
     </w:p>
   </w:comment>
-  <w:comment w:id="1" w:author="huangansheng" w:date="2017-07-27T16:33:00Z" w:initials="h">
-    <w:p>
-      <w:pPr>
-        <w:pStyle w:val="CommentText"/>
-      </w:pPr>
-      <w:r>
-        <w:rPr>
-          <w:rStyle w:val="CommentReference"/>
-        </w:rPr>
-        <w:annotationRef/>
-      </w:r>
-      <w:r>
-        <w:rPr>
-          <w:rFonts w:hint="eastAsia"/>
-        </w:rPr>
-        <w:t>主备节点不一样</w:t>
-      </w:r>
-    </w:p>
-  </w:comment>
-  <w:comment w:id="2" w:author="huangansheng" w:date="2017-07-27T15:49:00Z" w:initials="h">
-    <w:p>
-      <w:pPr>
-        <w:pStyle w:val="CommentText"/>
-      </w:pPr>
-      <w:r>
-        <w:rPr>
-          <w:rStyle w:val="CommentReference"/>
-        </w:rPr>
-        <w:annotationRef/>
-      </w:r>
-      <w:r>
-        <w:rPr>
-          <w:rFonts w:hint="eastAsia"/>
-        </w:rPr>
-        <w:t>注意动态调整的处理</w:t>
-      </w:r>
-    </w:p>
-  </w:comment>
-  <w:comment w:id="3" w:author="huangansheng" w:date="2017-07-27T16:20:00Z" w:initials="h">
-    <w:p>
-      <w:pPr>
-        <w:pStyle w:val="CommentText"/>
-      </w:pPr>
-      <w:r>
-        <w:rPr>
-          <w:rStyle w:val="CommentReference"/>
-        </w:rPr>
-        <w:annotationRef/>
-      </w:r>
-      <w:r>
-        <w:t>J</w:t>
-      </w:r>
-      <w:r>
-        <w:rPr>
-          <w:rFonts w:hint="eastAsia"/>
-        </w:rPr>
-        <w:t>oin</w:t>
-      </w:r>
-      <w:r>
-        <w:rPr>
-          <w:rFonts w:hint="eastAsia"/>
-        </w:rPr>
-        <w:t>、独立节点</w:t>
-      </w:r>
-    </w:p>
-  </w:comment>
-  <w:comment w:id="4" w:author="huangansheng" w:date="2017-07-27T16:04:00Z" w:initials="h">
-    <w:p>
-      <w:pPr>
-        <w:pStyle w:val="CommentText"/>
-      </w:pPr>
-      <w:r>
-        <w:rPr>
-          <w:rStyle w:val="CommentReference"/>
-        </w:rPr>
-        <w:annotationRef/>
-      </w:r>
-      <w:r>
-        <w:rPr>
-          <w:rFonts w:hint="eastAsia"/>
-        </w:rPr>
-        <w:t>聚集函数、内置</w:t>
-      </w:r>
-      <w:r>
-        <w:rPr>
-          <w:rFonts w:hint="eastAsia"/>
-        </w:rPr>
-        <w:t>sql</w:t>
-      </w:r>
-    </w:p>
-  </w:comment>
 </w:comments>
 </file>
 
@@ -4607,6 +7858,95 @@
     </w:lvl>
   </w:abstractNum>
   <w:abstractNum w:abstractNumId="4">
+    <w:nsid w:val="1B9724E8"/>
+    <w:multiLevelType w:val="hybridMultilevel"/>
+    <w:tmpl w:val="B4F6D108"/>
+    <w:lvl w:ilvl="0" w:tplc="D3AE33D4">
+      <w:start w:val="1"/>
+      <w:numFmt w:val="decimal"/>
+      <w:lvlText w:val="%1）"/>
+      <w:lvlJc w:val="left"/>
+      <w:pPr>
+        <w:ind w:left="717" w:hanging="360"/>
+      </w:pPr>
+      <w:rPr>
+        <w:rFonts w:hint="default"/>
+      </w:rPr>
+    </w:lvl>
+    <w:lvl w:ilvl="1" w:tplc="04090019" w:tentative="1">
+      <w:start w:val="1"/>
+      <w:numFmt w:val="lowerLetter"/>
+      <w:lvlText w:val="%2)"/>
+      <w:lvlJc w:val="left"/>
+      <w:pPr>
+        <w:ind w:left="1197" w:hanging="420"/>
+      </w:pPr>
+    </w:lvl>
+    <w:lvl w:ilvl="2" w:tplc="0409001B" w:tentative="1">
+      <w:start w:val="1"/>
+      <w:numFmt w:val="lowerRoman"/>
+      <w:lvlText w:val="%3."/>
+      <w:lvlJc w:val="right"/>
+      <w:pPr>
+        <w:ind w:left="1617" w:hanging="420"/>
+      </w:pPr>
+    </w:lvl>
+    <w:lvl w:ilvl="3" w:tplc="0409000F" w:tentative="1">
+      <w:start w:val="1"/>
+      <w:numFmt w:val="decimal"/>
+      <w:lvlText w:val="%4."/>
+      <w:lvlJc w:val="left"/>
+      <w:pPr>
+        <w:ind w:left="2037" w:hanging="420"/>
+      </w:pPr>
+    </w:lvl>
+    <w:lvl w:ilvl="4" w:tplc="04090019" w:tentative="1">
+      <w:start w:val="1"/>
+      <w:numFmt w:val="lowerLetter"/>
+      <w:lvlText w:val="%5)"/>
+      <w:lvlJc w:val="left"/>
+      <w:pPr>
+        <w:ind w:left="2457" w:hanging="420"/>
+      </w:pPr>
+    </w:lvl>
+    <w:lvl w:ilvl="5" w:tplc="0409001B" w:tentative="1">
+      <w:start w:val="1"/>
+      <w:numFmt w:val="lowerRoman"/>
+      <w:lvlText w:val="%6."/>
+      <w:lvlJc w:val="right"/>
+      <w:pPr>
+        <w:ind w:left="2877" w:hanging="420"/>
+      </w:pPr>
+    </w:lvl>
+    <w:lvl w:ilvl="6" w:tplc="0409000F" w:tentative="1">
+      <w:start w:val="1"/>
+      <w:numFmt w:val="decimal"/>
+      <w:lvlText w:val="%7."/>
+      <w:lvlJc w:val="left"/>
+      <w:pPr>
+        <w:ind w:left="3297" w:hanging="420"/>
+      </w:pPr>
+    </w:lvl>
+    <w:lvl w:ilvl="7" w:tplc="04090019" w:tentative="1">
+      <w:start w:val="1"/>
+      <w:numFmt w:val="lowerLetter"/>
+      <w:lvlText w:val="%8)"/>
+      <w:lvlJc w:val="left"/>
+      <w:pPr>
+        <w:ind w:left="3717" w:hanging="420"/>
+      </w:pPr>
+    </w:lvl>
+    <w:lvl w:ilvl="8" w:tplc="0409001B" w:tentative="1">
+      <w:start w:val="1"/>
+      <w:numFmt w:val="lowerRoman"/>
+      <w:lvlText w:val="%9."/>
+      <w:lvlJc w:val="right"/>
+      <w:pPr>
+        <w:ind w:left="4137" w:hanging="420"/>
+      </w:pPr>
+    </w:lvl>
+  </w:abstractNum>
+  <w:abstractNum w:abstractNumId="5">
     <w:nsid w:val="22501AA3"/>
     <w:multiLevelType w:val="hybridMultilevel"/>
     <w:tmpl w:val="1B2A9E7A"/>
@@ -4617,7 +7957,7 @@
       <w:lvlText w:val="%1、"/>
       <w:lvlJc w:val="left"/>
       <w:pPr>
-        <w:ind w:left="777" w:hanging="420"/>
+        <w:ind w:left="704" w:hanging="420"/>
       </w:pPr>
     </w:lvl>
     <w:lvl w:ilvl="1" w:tplc="04090019" w:tentative="1">
@@ -4693,11 +8033,11 @@
       </w:pPr>
     </w:lvl>
   </w:abstractNum>
-  <w:abstractNum w:abstractNumId="5">
+  <w:abstractNum w:abstractNumId="6">
     <w:nsid w:val="237F7DF5"/>
-    <w:multiLevelType w:val="hybridMultilevel"/>
-    <w:tmpl w:val="0162605C"/>
-    <w:lvl w:ilvl="0" w:tplc="529450CC">
+    <w:multiLevelType w:val="multilevel"/>
+    <w:tmpl w:val="C254BC94"/>
+    <w:lvl w:ilvl="0">
       <w:start w:val="1"/>
       <w:numFmt w:val="decimal"/>
       <w:lvlText w:val="%1."/>
@@ -4709,80 +8049,112 @@
         <w:rFonts w:hint="default"/>
       </w:rPr>
     </w:lvl>
-    <w:lvl w:ilvl="1" w:tplc="04090019" w:tentative="1">
-      <w:start w:val="1"/>
-      <w:numFmt w:val="lowerLetter"/>
-      <w:lvlText w:val="%2)"/>
-      <w:lvlJc w:val="left"/>
-      <w:pPr>
-        <w:ind w:left="1197" w:hanging="420"/>
-      </w:pPr>
-    </w:lvl>
-    <w:lvl w:ilvl="2" w:tplc="0409001B" w:tentative="1">
-      <w:start w:val="1"/>
-      <w:numFmt w:val="lowerRoman"/>
-      <w:lvlText w:val="%3."/>
-      <w:lvlJc w:val="right"/>
-      <w:pPr>
-        <w:ind w:left="1617" w:hanging="420"/>
-      </w:pPr>
-    </w:lvl>
-    <w:lvl w:ilvl="3" w:tplc="0409000F" w:tentative="1">
-      <w:start w:val="1"/>
-      <w:numFmt w:val="decimal"/>
-      <w:lvlText w:val="%4."/>
-      <w:lvlJc w:val="left"/>
-      <w:pPr>
-        <w:ind w:left="2037" w:hanging="420"/>
-      </w:pPr>
-    </w:lvl>
-    <w:lvl w:ilvl="4" w:tplc="04090019" w:tentative="1">
-      <w:start w:val="1"/>
-      <w:numFmt w:val="lowerLetter"/>
-      <w:lvlText w:val="%5)"/>
-      <w:lvlJc w:val="left"/>
-      <w:pPr>
-        <w:ind w:left="2457" w:hanging="420"/>
-      </w:pPr>
-    </w:lvl>
-    <w:lvl w:ilvl="5" w:tplc="0409001B" w:tentative="1">
-      <w:start w:val="1"/>
-      <w:numFmt w:val="lowerRoman"/>
-      <w:lvlText w:val="%6."/>
-      <w:lvlJc w:val="right"/>
-      <w:pPr>
-        <w:ind w:left="2877" w:hanging="420"/>
-      </w:pPr>
-    </w:lvl>
-    <w:lvl w:ilvl="6" w:tplc="0409000F" w:tentative="1">
-      <w:start w:val="1"/>
-      <w:numFmt w:val="decimal"/>
-      <w:lvlText w:val="%7."/>
-      <w:lvlJc w:val="left"/>
-      <w:pPr>
-        <w:ind w:left="3297" w:hanging="420"/>
-      </w:pPr>
-    </w:lvl>
-    <w:lvl w:ilvl="7" w:tplc="04090019" w:tentative="1">
-      <w:start w:val="1"/>
-      <w:numFmt w:val="lowerLetter"/>
-      <w:lvlText w:val="%8)"/>
-      <w:lvlJc w:val="left"/>
-      <w:pPr>
-        <w:ind w:left="3717" w:hanging="420"/>
-      </w:pPr>
-    </w:lvl>
-    <w:lvl w:ilvl="8" w:tplc="0409001B" w:tentative="1">
-      <w:start w:val="1"/>
-      <w:numFmt w:val="lowerRoman"/>
-      <w:lvlText w:val="%9."/>
-      <w:lvlJc w:val="right"/>
-      <w:pPr>
-        <w:ind w:left="4137" w:hanging="420"/>
-      </w:pPr>
+    <w:lvl w:ilvl="1">
+      <w:start w:val="1"/>
+      <w:numFmt w:val="decimal"/>
+      <w:isLgl/>
+      <w:lvlText w:val="%1.%2."/>
+      <w:lvlJc w:val="left"/>
+      <w:pPr>
+        <w:ind w:left="1077" w:hanging="360"/>
+      </w:pPr>
+      <w:rPr>
+        <w:rFonts w:hint="default"/>
+      </w:rPr>
+    </w:lvl>
+    <w:lvl w:ilvl="2">
+      <w:start w:val="1"/>
+      <w:numFmt w:val="decimal"/>
+      <w:isLgl/>
+      <w:lvlText w:val="%1.%2.%3."/>
+      <w:lvlJc w:val="left"/>
+      <w:pPr>
+        <w:ind w:left="1797" w:hanging="720"/>
+      </w:pPr>
+      <w:rPr>
+        <w:rFonts w:hint="default"/>
+      </w:rPr>
+    </w:lvl>
+    <w:lvl w:ilvl="3">
+      <w:start w:val="1"/>
+      <w:numFmt w:val="decimal"/>
+      <w:isLgl/>
+      <w:lvlText w:val="%1.%2.%3.%4."/>
+      <w:lvlJc w:val="left"/>
+      <w:pPr>
+        <w:ind w:left="2157" w:hanging="720"/>
+      </w:pPr>
+      <w:rPr>
+        <w:rFonts w:hint="default"/>
+      </w:rPr>
+    </w:lvl>
+    <w:lvl w:ilvl="4">
+      <w:start w:val="1"/>
+      <w:numFmt w:val="decimal"/>
+      <w:isLgl/>
+      <w:lvlText w:val="%1.%2.%3.%4.%5."/>
+      <w:lvlJc w:val="left"/>
+      <w:pPr>
+        <w:ind w:left="2877" w:hanging="1080"/>
+      </w:pPr>
+      <w:rPr>
+        <w:rFonts w:hint="default"/>
+      </w:rPr>
+    </w:lvl>
+    <w:lvl w:ilvl="5">
+      <w:start w:val="1"/>
+      <w:numFmt w:val="decimal"/>
+      <w:isLgl/>
+      <w:lvlText w:val="%1.%2.%3.%4.%5.%6."/>
+      <w:lvlJc w:val="left"/>
+      <w:pPr>
+        <w:ind w:left="3237" w:hanging="1080"/>
+      </w:pPr>
+      <w:rPr>
+        <w:rFonts w:hint="default"/>
+      </w:rPr>
+    </w:lvl>
+    <w:lvl w:ilvl="6">
+      <w:start w:val="1"/>
+      <w:numFmt w:val="decimal"/>
+      <w:isLgl/>
+      <w:lvlText w:val="%1.%2.%3.%4.%5.%6.%7."/>
+      <w:lvlJc w:val="left"/>
+      <w:pPr>
+        <w:ind w:left="3957" w:hanging="1440"/>
+      </w:pPr>
+      <w:rPr>
+        <w:rFonts w:hint="default"/>
+      </w:rPr>
+    </w:lvl>
+    <w:lvl w:ilvl="7">
+      <w:start w:val="1"/>
+      <w:numFmt w:val="decimal"/>
+      <w:isLgl/>
+      <w:lvlText w:val="%1.%2.%3.%4.%5.%6.%7.%8."/>
+      <w:lvlJc w:val="left"/>
+      <w:pPr>
+        <w:ind w:left="4317" w:hanging="1440"/>
+      </w:pPr>
+      <w:rPr>
+        <w:rFonts w:hint="default"/>
+      </w:rPr>
+    </w:lvl>
+    <w:lvl w:ilvl="8">
+      <w:start w:val="1"/>
+      <w:numFmt w:val="decimal"/>
+      <w:isLgl/>
+      <w:lvlText w:val="%1.%2.%3.%4.%5.%6.%7.%8.%9."/>
+      <w:lvlJc w:val="left"/>
+      <w:pPr>
+        <w:ind w:left="4677" w:hanging="1440"/>
+      </w:pPr>
+      <w:rPr>
+        <w:rFonts w:hint="default"/>
+      </w:rPr>
     </w:lvl>
   </w:abstractNum>
-  <w:abstractNum w:abstractNumId="6">
+  <w:abstractNum w:abstractNumId="7">
     <w:nsid w:val="23EC5C36"/>
     <w:multiLevelType w:val="hybridMultilevel"/>
     <w:tmpl w:val="3338448C"/>
@@ -4871,7 +8243,7 @@
       </w:pPr>
     </w:lvl>
   </w:abstractNum>
-  <w:abstractNum w:abstractNumId="7">
+  <w:abstractNum w:abstractNumId="8">
     <w:nsid w:val="2A9E3D7E"/>
     <w:multiLevelType w:val="hybridMultilevel"/>
     <w:tmpl w:val="7D827FF2"/>
@@ -4960,7 +8332,96 @@
       </w:pPr>
     </w:lvl>
   </w:abstractNum>
-  <w:abstractNum w:abstractNumId="8">
+  <w:abstractNum w:abstractNumId="9">
+    <w:nsid w:val="2AD5755D"/>
+    <w:multiLevelType w:val="hybridMultilevel"/>
+    <w:tmpl w:val="4CA49C80"/>
+    <w:lvl w:ilvl="0" w:tplc="75B62CDC">
+      <w:start w:val="1"/>
+      <w:numFmt w:val="decimal"/>
+      <w:lvlText w:val="%1）"/>
+      <w:lvlJc w:val="left"/>
+      <w:pPr>
+        <w:ind w:left="717" w:hanging="360"/>
+      </w:pPr>
+      <w:rPr>
+        <w:rFonts w:hint="default"/>
+      </w:rPr>
+    </w:lvl>
+    <w:lvl w:ilvl="1" w:tplc="04090019" w:tentative="1">
+      <w:start w:val="1"/>
+      <w:numFmt w:val="lowerLetter"/>
+      <w:lvlText w:val="%2)"/>
+      <w:lvlJc w:val="left"/>
+      <w:pPr>
+        <w:ind w:left="1197" w:hanging="420"/>
+      </w:pPr>
+    </w:lvl>
+    <w:lvl w:ilvl="2" w:tplc="0409001B" w:tentative="1">
+      <w:start w:val="1"/>
+      <w:numFmt w:val="lowerRoman"/>
+      <w:lvlText w:val="%3."/>
+      <w:lvlJc w:val="right"/>
+      <w:pPr>
+        <w:ind w:left="1617" w:hanging="420"/>
+      </w:pPr>
+    </w:lvl>
+    <w:lvl w:ilvl="3" w:tplc="0409000F" w:tentative="1">
+      <w:start w:val="1"/>
+      <w:numFmt w:val="decimal"/>
+      <w:lvlText w:val="%4."/>
+      <w:lvlJc w:val="left"/>
+      <w:pPr>
+        <w:ind w:left="2037" w:hanging="420"/>
+      </w:pPr>
+    </w:lvl>
+    <w:lvl w:ilvl="4" w:tplc="04090019" w:tentative="1">
+      <w:start w:val="1"/>
+      <w:numFmt w:val="lowerLetter"/>
+      <w:lvlText w:val="%5)"/>
+      <w:lvlJc w:val="left"/>
+      <w:pPr>
+        <w:ind w:left="2457" w:hanging="420"/>
+      </w:pPr>
+    </w:lvl>
+    <w:lvl w:ilvl="5" w:tplc="0409001B" w:tentative="1">
+      <w:start w:val="1"/>
+      <w:numFmt w:val="lowerRoman"/>
+      <w:lvlText w:val="%6."/>
+      <w:lvlJc w:val="right"/>
+      <w:pPr>
+        <w:ind w:left="2877" w:hanging="420"/>
+      </w:pPr>
+    </w:lvl>
+    <w:lvl w:ilvl="6" w:tplc="0409000F" w:tentative="1">
+      <w:start w:val="1"/>
+      <w:numFmt w:val="decimal"/>
+      <w:lvlText w:val="%7."/>
+      <w:lvlJc w:val="left"/>
+      <w:pPr>
+        <w:ind w:left="3297" w:hanging="420"/>
+      </w:pPr>
+    </w:lvl>
+    <w:lvl w:ilvl="7" w:tplc="04090019" w:tentative="1">
+      <w:start w:val="1"/>
+      <w:numFmt w:val="lowerLetter"/>
+      <w:lvlText w:val="%8)"/>
+      <w:lvlJc w:val="left"/>
+      <w:pPr>
+        <w:ind w:left="3717" w:hanging="420"/>
+      </w:pPr>
+    </w:lvl>
+    <w:lvl w:ilvl="8" w:tplc="0409001B" w:tentative="1">
+      <w:start w:val="1"/>
+      <w:numFmt w:val="lowerRoman"/>
+      <w:lvlText w:val="%9."/>
+      <w:lvlJc w:val="right"/>
+      <w:pPr>
+        <w:ind w:left="4137" w:hanging="420"/>
+      </w:pPr>
+    </w:lvl>
+  </w:abstractNum>
+  <w:abstractNum w:abstractNumId="10">
     <w:nsid w:val="2B6462C8"/>
     <w:multiLevelType w:val="hybridMultilevel"/>
     <w:tmpl w:val="D510788E"/>
@@ -5049,7 +8510,7 @@
       </w:pPr>
     </w:lvl>
   </w:abstractNum>
-  <w:abstractNum w:abstractNumId="9">
+  <w:abstractNum w:abstractNumId="11">
     <w:nsid w:val="303F291A"/>
     <w:multiLevelType w:val="multilevel"/>
     <w:tmpl w:val="0010D276"/>
@@ -5162,7 +8623,7 @@
       </w:rPr>
     </w:lvl>
   </w:abstractNum>
-  <w:abstractNum w:abstractNumId="10">
+  <w:abstractNum w:abstractNumId="12">
     <w:nsid w:val="30C35809"/>
     <w:multiLevelType w:val="hybridMultilevel"/>
     <w:tmpl w:val="21E2363E"/>
@@ -5251,7 +8712,7 @@
       </w:pPr>
     </w:lvl>
   </w:abstractNum>
-  <w:abstractNum w:abstractNumId="11">
+  <w:abstractNum w:abstractNumId="13">
     <w:nsid w:val="311124FD"/>
     <w:multiLevelType w:val="hybridMultilevel"/>
     <w:tmpl w:val="37226A70"/>
@@ -5340,7 +8801,96 @@
       </w:pPr>
     </w:lvl>
   </w:abstractNum>
-  <w:abstractNum w:abstractNumId="12">
+  <w:abstractNum w:abstractNumId="14">
+    <w:nsid w:val="313F6EC3"/>
+    <w:multiLevelType w:val="hybridMultilevel"/>
+    <w:tmpl w:val="BFD4D90C"/>
+    <w:lvl w:ilvl="0" w:tplc="C7ACA95C">
+      <w:start w:val="1"/>
+      <w:numFmt w:val="decimal"/>
+      <w:lvlText w:val="%1）"/>
+      <w:lvlJc w:val="left"/>
+      <w:pPr>
+        <w:ind w:left="717" w:hanging="360"/>
+      </w:pPr>
+      <w:rPr>
+        <w:rFonts w:hint="default"/>
+      </w:rPr>
+    </w:lvl>
+    <w:lvl w:ilvl="1" w:tplc="04090019" w:tentative="1">
+      <w:start w:val="1"/>
+      <w:numFmt w:val="lowerLetter"/>
+      <w:lvlText w:val="%2)"/>
+      <w:lvlJc w:val="left"/>
+      <w:pPr>
+        <w:ind w:left="1197" w:hanging="420"/>
+      </w:pPr>
+    </w:lvl>
+    <w:lvl w:ilvl="2" w:tplc="0409001B" w:tentative="1">
+      <w:start w:val="1"/>
+      <w:numFmt w:val="lowerRoman"/>
+      <w:lvlText w:val="%3."/>
+      <w:lvlJc w:val="right"/>
+      <w:pPr>
+        <w:ind w:left="1617" w:hanging="420"/>
+      </w:pPr>
+    </w:lvl>
+    <w:lvl w:ilvl="3" w:tplc="0409000F" w:tentative="1">
+      <w:start w:val="1"/>
+      <w:numFmt w:val="decimal"/>
+      <w:lvlText w:val="%4."/>
+      <w:lvlJc w:val="left"/>
+      <w:pPr>
+        <w:ind w:left="2037" w:hanging="420"/>
+      </w:pPr>
+    </w:lvl>
+    <w:lvl w:ilvl="4" w:tplc="04090019" w:tentative="1">
+      <w:start w:val="1"/>
+      <w:numFmt w:val="lowerLetter"/>
+      <w:lvlText w:val="%5)"/>
+      <w:lvlJc w:val="left"/>
+      <w:pPr>
+        <w:ind w:left="2457" w:hanging="420"/>
+      </w:pPr>
+    </w:lvl>
+    <w:lvl w:ilvl="5" w:tplc="0409001B" w:tentative="1">
+      <w:start w:val="1"/>
+      <w:numFmt w:val="lowerRoman"/>
+      <w:lvlText w:val="%6."/>
+      <w:lvlJc w:val="right"/>
+      <w:pPr>
+        <w:ind w:left="2877" w:hanging="420"/>
+      </w:pPr>
+    </w:lvl>
+    <w:lvl w:ilvl="6" w:tplc="0409000F" w:tentative="1">
+      <w:start w:val="1"/>
+      <w:numFmt w:val="decimal"/>
+      <w:lvlText w:val="%7."/>
+      <w:lvlJc w:val="left"/>
+      <w:pPr>
+        <w:ind w:left="3297" w:hanging="420"/>
+      </w:pPr>
+    </w:lvl>
+    <w:lvl w:ilvl="7" w:tplc="04090019" w:tentative="1">
+      <w:start w:val="1"/>
+      <w:numFmt w:val="lowerLetter"/>
+      <w:lvlText w:val="%8)"/>
+      <w:lvlJc w:val="left"/>
+      <w:pPr>
+        <w:ind w:left="3717" w:hanging="420"/>
+      </w:pPr>
+    </w:lvl>
+    <w:lvl w:ilvl="8" w:tplc="0409001B" w:tentative="1">
+      <w:start w:val="1"/>
+      <w:numFmt w:val="lowerRoman"/>
+      <w:lvlText w:val="%9."/>
+      <w:lvlJc w:val="right"/>
+      <w:pPr>
+        <w:ind w:left="4137" w:hanging="420"/>
+      </w:pPr>
+    </w:lvl>
+  </w:abstractNum>
+  <w:abstractNum w:abstractNumId="15">
     <w:nsid w:val="34196248"/>
     <w:multiLevelType w:val="hybridMultilevel"/>
     <w:tmpl w:val="A9BAC8F4"/>
@@ -5429,11 +8979,11 @@
       </w:pPr>
     </w:lvl>
   </w:abstractNum>
-  <w:abstractNum w:abstractNumId="13">
+  <w:abstractNum w:abstractNumId="16">
     <w:nsid w:val="343A44C6"/>
-    <w:multiLevelType w:val="hybridMultilevel"/>
-    <w:tmpl w:val="DE8C47AE"/>
-    <w:lvl w:ilvl="0" w:tplc="BA305DAA">
+    <w:multiLevelType w:val="multilevel"/>
+    <w:tmpl w:val="7B9C92D4"/>
+    <w:lvl w:ilvl="0">
       <w:start w:val="1"/>
       <w:numFmt w:val="decimal"/>
       <w:lvlText w:val="%1."/>
@@ -5445,13 +8995,134 @@
         <w:rFonts w:hint="default"/>
       </w:rPr>
     </w:lvl>
+    <w:lvl w:ilvl="1">
+      <w:start w:val="2"/>
+      <w:numFmt w:val="decimal"/>
+      <w:isLgl/>
+      <w:lvlText w:val="%1.%2"/>
+      <w:lvlJc w:val="left"/>
+      <w:pPr>
+        <w:ind w:left="882" w:hanging="525"/>
+      </w:pPr>
+      <w:rPr>
+        <w:rFonts w:hint="default"/>
+      </w:rPr>
+    </w:lvl>
+    <w:lvl w:ilvl="2">
+      <w:start w:val="1"/>
+      <w:numFmt w:val="decimal"/>
+      <w:isLgl/>
+      <w:lvlText w:val="%1.%2.%3"/>
+      <w:lvlJc w:val="left"/>
+      <w:pPr>
+        <w:ind w:left="1077" w:hanging="720"/>
+      </w:pPr>
+      <w:rPr>
+        <w:rFonts w:hint="default"/>
+      </w:rPr>
+    </w:lvl>
+    <w:lvl w:ilvl="3">
+      <w:start w:val="1"/>
+      <w:numFmt w:val="decimal"/>
+      <w:isLgl/>
+      <w:lvlText w:val="%1.%2.%3.%4"/>
+      <w:lvlJc w:val="left"/>
+      <w:pPr>
+        <w:ind w:left="1077" w:hanging="720"/>
+      </w:pPr>
+      <w:rPr>
+        <w:rFonts w:hint="default"/>
+      </w:rPr>
+    </w:lvl>
+    <w:lvl w:ilvl="4">
+      <w:start w:val="1"/>
+      <w:numFmt w:val="decimal"/>
+      <w:isLgl/>
+      <w:lvlText w:val="%1.%2.%3.%4.%5"/>
+      <w:lvlJc w:val="left"/>
+      <w:pPr>
+        <w:ind w:left="1437" w:hanging="1080"/>
+      </w:pPr>
+      <w:rPr>
+        <w:rFonts w:hint="default"/>
+      </w:rPr>
+    </w:lvl>
+    <w:lvl w:ilvl="5">
+      <w:start w:val="1"/>
+      <w:numFmt w:val="decimal"/>
+      <w:isLgl/>
+      <w:lvlText w:val="%1.%2.%3.%4.%5.%6"/>
+      <w:lvlJc w:val="left"/>
+      <w:pPr>
+        <w:ind w:left="1437" w:hanging="1080"/>
+      </w:pPr>
+      <w:rPr>
+        <w:rFonts w:hint="default"/>
+      </w:rPr>
+    </w:lvl>
+    <w:lvl w:ilvl="6">
+      <w:start w:val="1"/>
+      <w:numFmt w:val="decimal"/>
+      <w:isLgl/>
+      <w:lvlText w:val="%1.%2.%3.%4.%5.%6.%7"/>
+      <w:lvlJc w:val="left"/>
+      <w:pPr>
+        <w:ind w:left="1437" w:hanging="1080"/>
+      </w:pPr>
+      <w:rPr>
+        <w:rFonts w:hint="default"/>
+      </w:rPr>
+    </w:lvl>
+    <w:lvl w:ilvl="7">
+      <w:start w:val="1"/>
+      <w:numFmt w:val="decimal"/>
+      <w:isLgl/>
+      <w:lvlText w:val="%1.%2.%3.%4.%5.%6.%7.%8"/>
+      <w:lvlJc w:val="left"/>
+      <w:pPr>
+        <w:ind w:left="1797" w:hanging="1440"/>
+      </w:pPr>
+      <w:rPr>
+        <w:rFonts w:hint="default"/>
+      </w:rPr>
+    </w:lvl>
+    <w:lvl w:ilvl="8">
+      <w:start w:val="1"/>
+      <w:numFmt w:val="decimal"/>
+      <w:isLgl/>
+      <w:lvlText w:val="%1.%2.%3.%4.%5.%6.%7.%8.%9"/>
+      <w:lvlJc w:val="left"/>
+      <w:pPr>
+        <w:ind w:left="1797" w:hanging="1440"/>
+      </w:pPr>
+      <w:rPr>
+        <w:rFonts w:hint="default"/>
+      </w:rPr>
+    </w:lvl>
+  </w:abstractNum>
+  <w:abstractNum w:abstractNumId="17">
+    <w:nsid w:val="3F421966"/>
+    <w:multiLevelType w:val="hybridMultilevel"/>
+    <w:tmpl w:val="0632E838"/>
+    <w:lvl w:ilvl="0" w:tplc="BA90A2EE">
+      <w:start w:val="1"/>
+      <w:numFmt w:val="decimal"/>
+      <w:lvlText w:val="%1）"/>
+      <w:lvlJc w:val="left"/>
+      <w:pPr>
+        <w:ind w:left="1077" w:hanging="360"/>
+      </w:pPr>
+      <w:rPr>
+        <w:rFonts w:hint="default"/>
+      </w:rPr>
+    </w:lvl>
     <w:lvl w:ilvl="1" w:tplc="04090019" w:tentative="1">
       <w:start w:val="1"/>
       <w:numFmt w:val="lowerLetter"/>
       <w:lvlText w:val="%2)"/>
       <w:lvlJc w:val="left"/>
       <w:pPr>
-        <w:ind w:left="1197" w:hanging="420"/>
+        <w:ind w:left="1557" w:hanging="420"/>
       </w:pPr>
     </w:lvl>
     <w:lvl w:ilvl="2" w:tplc="0409001B" w:tentative="1">
@@ -5460,7 +9131,7 @@
       <w:lvlText w:val="%3."/>
       <w:lvlJc w:val="right"/>
       <w:pPr>
-        <w:ind w:left="1617" w:hanging="420"/>
+        <w:ind w:left="1977" w:hanging="420"/>
       </w:pPr>
     </w:lvl>
     <w:lvl w:ilvl="3" w:tplc="0409000F" w:tentative="1">
@@ -5469,7 +9140,7 @@
       <w:lvlText w:val="%4."/>
       <w:lvlJc w:val="left"/>
       <w:pPr>
-        <w:ind w:left="2037" w:hanging="420"/>
+        <w:ind w:left="2397" w:hanging="420"/>
       </w:pPr>
     </w:lvl>
     <w:lvl w:ilvl="4" w:tplc="04090019" w:tentative="1">
@@ -5478,7 +9149,7 @@
       <w:lvlText w:val="%5)"/>
       <w:lvlJc w:val="left"/>
       <w:pPr>
-        <w:ind w:left="2457" w:hanging="420"/>
+        <w:ind w:left="2817" w:hanging="420"/>
       </w:pPr>
     </w:lvl>
     <w:lvl w:ilvl="5" w:tplc="0409001B" w:tentative="1">
@@ -5487,7 +9158,7 @@
       <w:lvlText w:val="%6."/>
       <w:lvlJc w:val="right"/>
       <w:pPr>
-        <w:ind w:left="2877" w:hanging="420"/>
+        <w:ind w:left="3237" w:hanging="420"/>
       </w:pPr>
     </w:lvl>
     <w:lvl w:ilvl="6" w:tplc="0409000F" w:tentative="1">
@@ -5496,7 +9167,7 @@
       <w:lvlText w:val="%7."/>
       <w:lvlJc w:val="left"/>
       <w:pPr>
-        <w:ind w:left="3297" w:hanging="420"/>
+        <w:ind w:left="3657" w:hanging="420"/>
       </w:pPr>
     </w:lvl>
     <w:lvl w:ilvl="7" w:tplc="04090019" w:tentative="1">
@@ -5505,7 +9176,7 @@
       <w:lvlText w:val="%8)"/>
       <w:lvlJc w:val="left"/>
       <w:pPr>
-        <w:ind w:left="3717" w:hanging="420"/>
+        <w:ind w:left="4077" w:hanging="420"/>
       </w:pPr>
     </w:lvl>
     <w:lvl w:ilvl="8" w:tplc="0409001B" w:tentative="1">
@@ -5514,11 +9185,11 @@
       <w:lvlText w:val="%9."/>
       <w:lvlJc w:val="right"/>
       <w:pPr>
-        <w:ind w:left="4137" w:hanging="420"/>
+        <w:ind w:left="4497" w:hanging="420"/>
       </w:pPr>
     </w:lvl>
   </w:abstractNum>
-  <w:abstractNum w:abstractNumId="14">
+  <w:abstractNum w:abstractNumId="18">
     <w:nsid w:val="40B354A1"/>
     <w:multiLevelType w:val="hybridMultilevel"/>
     <w:tmpl w:val="06624DD8"/>
@@ -5607,7 +9278,7 @@
       </w:pPr>
     </w:lvl>
   </w:abstractNum>
-  <w:abstractNum w:abstractNumId="15">
+  <w:abstractNum w:abstractNumId="19">
     <w:nsid w:val="41EB1FB8"/>
     <w:multiLevelType w:val="hybridMultilevel"/>
     <w:tmpl w:val="3CF011A0"/>
@@ -5696,7 +9367,7 @@
       </w:pPr>
     </w:lvl>
   </w:abstractNum>
-  <w:abstractNum w:abstractNumId="16">
+  <w:abstractNum w:abstractNumId="20">
     <w:nsid w:val="43973AFC"/>
     <w:multiLevelType w:val="hybridMultilevel"/>
     <w:tmpl w:val="1EFE66CA"/>
@@ -5785,7 +9456,7 @@
       </w:pPr>
     </w:lvl>
   </w:abstractNum>
-  <w:abstractNum w:abstractNumId="17">
+  <w:abstractNum w:abstractNumId="21">
     <w:nsid w:val="47456DA8"/>
     <w:multiLevelType w:val="hybridMultilevel"/>
     <w:tmpl w:val="7CD0D20A"/>
@@ -5874,7 +9545,452 @@
       </w:pPr>
     </w:lvl>
   </w:abstractNum>
-  <w:abstractNum w:abstractNumId="18">
+  <w:abstractNum w:abstractNumId="22">
+    <w:nsid w:val="4BE37FCF"/>
+    <w:multiLevelType w:val="hybridMultilevel"/>
+    <w:tmpl w:val="A7308EBE"/>
+    <w:lvl w:ilvl="0" w:tplc="7F569BEE">
+      <w:start w:val="1"/>
+      <w:numFmt w:val="decimal"/>
+      <w:lvlText w:val="%1."/>
+      <w:lvlJc w:val="left"/>
+      <w:pPr>
+        <w:ind w:left="717" w:hanging="360"/>
+      </w:pPr>
+      <w:rPr>
+        <w:rFonts w:hint="default"/>
+      </w:rPr>
+    </w:lvl>
+    <w:lvl w:ilvl="1" w:tplc="04090019" w:tentative="1">
+      <w:start w:val="1"/>
+      <w:numFmt w:val="lowerLetter"/>
+      <w:lvlText w:val="%2)"/>
+      <w:lvlJc w:val="left"/>
+      <w:pPr>
+        <w:ind w:left="1197" w:hanging="420"/>
+      </w:pPr>
+    </w:lvl>
+    <w:lvl w:ilvl="2" w:tplc="0409001B" w:tentative="1">
+      <w:start w:val="1"/>
+      <w:numFmt w:val="lowerRoman"/>
+      <w:lvlText w:val="%3."/>
+      <w:lvlJc w:val="right"/>
+      <w:pPr>
+        <w:ind w:left="1617" w:hanging="420"/>
+      </w:pPr>
+    </w:lvl>
+    <w:lvl w:ilvl="3" w:tplc="0409000F" w:tentative="1">
+      <w:start w:val="1"/>
+      <w:numFmt w:val="decimal"/>
+      <w:lvlText w:val="%4."/>
+      <w:lvlJc w:val="left"/>
+      <w:pPr>
+        <w:ind w:left="2037" w:hanging="420"/>
+      </w:pPr>
+    </w:lvl>
+    <w:lvl w:ilvl="4" w:tplc="04090019" w:tentative="1">
+      <w:start w:val="1"/>
+      <w:numFmt w:val="lowerLetter"/>
+      <w:lvlText w:val="%5)"/>
+      <w:lvlJc w:val="left"/>
+      <w:pPr>
+        <w:ind w:left="2457" w:hanging="420"/>
+      </w:pPr>
+    </w:lvl>
+    <w:lvl w:ilvl="5" w:tplc="0409001B" w:tentative="1">
+      <w:start w:val="1"/>
+      <w:numFmt w:val="lowerRoman"/>
+      <w:lvlText w:val="%6."/>
+      <w:lvlJc w:val="right"/>
+      <w:pPr>
+        <w:ind w:left="2877" w:hanging="420"/>
+      </w:pPr>
+    </w:lvl>
+    <w:lvl w:ilvl="6" w:tplc="0409000F" w:tentative="1">
+      <w:start w:val="1"/>
+      <w:numFmt w:val="decimal"/>
+      <w:lvlText w:val="%7."/>
+      <w:lvlJc w:val="left"/>
+      <w:pPr>
+        <w:ind w:left="3297" w:hanging="420"/>
+      </w:pPr>
+    </w:lvl>
+    <w:lvl w:ilvl="7" w:tplc="04090019" w:tentative="1">
+      <w:start w:val="1"/>
+      <w:numFmt w:val="lowerLetter"/>
+      <w:lvlText w:val="%8)"/>
+      <w:lvlJc w:val="left"/>
+      <w:pPr>
+        <w:ind w:left="3717" w:hanging="420"/>
+      </w:pPr>
+    </w:lvl>
+    <w:lvl w:ilvl="8" w:tplc="0409001B" w:tentative="1">
+      <w:start w:val="1"/>
+      <w:numFmt w:val="lowerRoman"/>
+      <w:lvlText w:val="%9."/>
+      <w:lvlJc w:val="right"/>
+      <w:pPr>
+        <w:ind w:left="4137" w:hanging="420"/>
+      </w:pPr>
+    </w:lvl>
+  </w:abstractNum>
+  <w:abstractNum w:abstractNumId="23">
+    <w:nsid w:val="4C757816"/>
+    <w:multiLevelType w:val="hybridMultilevel"/>
+    <w:tmpl w:val="EC82D28E"/>
+    <w:lvl w:ilvl="0" w:tplc="B998991A">
+      <w:start w:val="1"/>
+      <w:numFmt w:val="decimal"/>
+      <w:lvlText w:val="%1."/>
+      <w:lvlJc w:val="left"/>
+      <w:pPr>
+        <w:ind w:left="717" w:hanging="360"/>
+      </w:pPr>
+      <w:rPr>
+        <w:rFonts w:hint="default"/>
+      </w:rPr>
+    </w:lvl>
+    <w:lvl w:ilvl="1" w:tplc="04090019" w:tentative="1">
+      <w:start w:val="1"/>
+      <w:numFmt w:val="lowerLetter"/>
+      <w:lvlText w:val="%2)"/>
+      <w:lvlJc w:val="left"/>
+      <w:pPr>
+        <w:ind w:left="1197" w:hanging="420"/>
+      </w:pPr>
+    </w:lvl>
+    <w:lvl w:ilvl="2" w:tplc="0409001B" w:tentative="1">
+      <w:start w:val="1"/>
+      <w:numFmt w:val="lowerRoman"/>
+      <w:lvlText w:val="%3."/>
+      <w:lvlJc w:val="right"/>
+      <w:pPr>
+        <w:ind w:left="1617" w:hanging="420"/>
+      </w:pPr>
+    </w:lvl>
+    <w:lvl w:ilvl="3" w:tplc="0409000F" w:tentative="1">
+      <w:start w:val="1"/>
+      <w:numFmt w:val="decimal"/>
+      <w:lvlText w:val="%4."/>
+      <w:lvlJc w:val="left"/>
+      <w:pPr>
+        <w:ind w:left="2037" w:hanging="420"/>
+      </w:pPr>
+    </w:lvl>
+    <w:lvl w:ilvl="4" w:tplc="04090019" w:tentative="1">
+      <w:start w:val="1"/>
+      <w:numFmt w:val="lowerLetter"/>
+      <w:lvlText w:val="%5)"/>
+      <w:lvlJc w:val="left"/>
+      <w:pPr>
+        <w:ind w:left="2457" w:hanging="420"/>
+      </w:pPr>
+    </w:lvl>
+    <w:lvl w:ilvl="5" w:tplc="0409001B" w:tentative="1">
+      <w:start w:val="1"/>
+      <w:numFmt w:val="lowerRoman"/>
+      <w:lvlText w:val="%6."/>
+      <w:lvlJc w:val="right"/>
+      <w:pPr>
+        <w:ind w:left="2877" w:hanging="420"/>
+      </w:pPr>
+    </w:lvl>
+    <w:lvl w:ilvl="6" w:tplc="0409000F" w:tentative="1">
+      <w:start w:val="1"/>
+      <w:numFmt w:val="decimal"/>
+      <w:lvlText w:val="%7."/>
+      <w:lvlJc w:val="left"/>
+      <w:pPr>
+        <w:ind w:left="3297" w:hanging="420"/>
+      </w:pPr>
+    </w:lvl>
+    <w:lvl w:ilvl="7" w:tplc="04090019" w:tentative="1">
+      <w:start w:val="1"/>
+      <w:numFmt w:val="lowerLetter"/>
+      <w:lvlText w:val="%8)"/>
+      <w:lvlJc w:val="left"/>
+      <w:pPr>
+        <w:ind w:left="3717" w:hanging="420"/>
+      </w:pPr>
+    </w:lvl>
+    <w:lvl w:ilvl="8" w:tplc="0409001B" w:tentative="1">
+      <w:start w:val="1"/>
+      <w:numFmt w:val="lowerRoman"/>
+      <w:lvlText w:val="%9."/>
+      <w:lvlJc w:val="right"/>
+      <w:pPr>
+        <w:ind w:left="4137" w:hanging="420"/>
+      </w:pPr>
+    </w:lvl>
+  </w:abstractNum>
+  <w:abstractNum w:abstractNumId="24">
+    <w:nsid w:val="4FDD2592"/>
+    <w:multiLevelType w:val="hybridMultilevel"/>
+    <w:tmpl w:val="FE14E762"/>
+    <w:lvl w:ilvl="0" w:tplc="57083C9E">
+      <w:start w:val="1"/>
+      <w:numFmt w:val="decimal"/>
+      <w:lvlText w:val="%1）"/>
+      <w:lvlJc w:val="left"/>
+      <w:pPr>
+        <w:ind w:left="1077" w:hanging="360"/>
+      </w:pPr>
+      <w:rPr>
+        <w:rFonts w:hint="default"/>
+      </w:rPr>
+    </w:lvl>
+    <w:lvl w:ilvl="1" w:tplc="04090019" w:tentative="1">
+      <w:start w:val="1"/>
+      <w:numFmt w:val="lowerLetter"/>
+      <w:lvlText w:val="%2)"/>
+      <w:lvlJc w:val="left"/>
+      <w:pPr>
+        <w:ind w:left="1557" w:hanging="420"/>
+      </w:pPr>
+    </w:lvl>
+    <w:lvl w:ilvl="2" w:tplc="0409001B" w:tentative="1">
+      <w:start w:val="1"/>
+      <w:numFmt w:val="lowerRoman"/>
+      <w:lvlText w:val="%3."/>
+      <w:lvlJc w:val="right"/>
+      <w:pPr>
+        <w:ind w:left="1977" w:hanging="420"/>
+      </w:pPr>
+    </w:lvl>
+    <w:lvl w:ilvl="3" w:tplc="0409000F" w:tentative="1">
+      <w:start w:val="1"/>
+      <w:numFmt w:val="decimal"/>
+      <w:lvlText w:val="%4."/>
+      <w:lvlJc w:val="left"/>
+      <w:pPr>
+        <w:ind w:left="2397" w:hanging="420"/>
+      </w:pPr>
+    </w:lvl>
+    <w:lvl w:ilvl="4" w:tplc="04090019" w:tentative="1">
+      <w:start w:val="1"/>
+      <w:numFmt w:val="lowerLetter"/>
+      <w:lvlText w:val="%5)"/>
+      <w:lvlJc w:val="left"/>
+      <w:pPr>
+        <w:ind w:left="2817" w:hanging="420"/>
+      </w:pPr>
+    </w:lvl>
+    <w:lvl w:ilvl="5" w:tplc="0409001B" w:tentative="1">
+      <w:start w:val="1"/>
+      <w:numFmt w:val="lowerRoman"/>
+      <w:lvlText w:val="%6."/>
+      <w:lvlJc w:val="right"/>
+      <w:pPr>
+        <w:ind w:left="3237" w:hanging="420"/>
+      </w:pPr>
+    </w:lvl>
+    <w:lvl w:ilvl="6" w:tplc="0409000F" w:tentative="1">
+      <w:start w:val="1"/>
+      <w:numFmt w:val="decimal"/>
+      <w:lvlText w:val="%7."/>
+      <w:lvlJc w:val="left"/>
+      <w:pPr>
+        <w:ind w:left="3657" w:hanging="420"/>
+      </w:pPr>
+    </w:lvl>
+    <w:lvl w:ilvl="7" w:tplc="04090019" w:tentative="1">
+      <w:start w:val="1"/>
+      <w:numFmt w:val="lowerLetter"/>
+      <w:lvlText w:val="%8)"/>
+      <w:lvlJc w:val="left"/>
+      <w:pPr>
+        <w:ind w:left="4077" w:hanging="420"/>
+      </w:pPr>
+    </w:lvl>
+    <w:lvl w:ilvl="8" w:tplc="0409001B" w:tentative="1">
+      <w:start w:val="1"/>
+      <w:numFmt w:val="lowerRoman"/>
+      <w:lvlText w:val="%9."/>
+      <w:lvlJc w:val="right"/>
+      <w:pPr>
+        <w:ind w:left="4497" w:hanging="420"/>
+      </w:pPr>
+    </w:lvl>
+  </w:abstractNum>
+  <w:abstractNum w:abstractNumId="25">
+    <w:nsid w:val="505339D8"/>
+    <w:multiLevelType w:val="hybridMultilevel"/>
+    <w:tmpl w:val="20CA5082"/>
+    <w:lvl w:ilvl="0" w:tplc="12CA4F28">
+      <w:start w:val="1"/>
+      <w:numFmt w:val="decimal"/>
+      <w:lvlText w:val="%1）"/>
+      <w:lvlJc w:val="left"/>
+      <w:pPr>
+        <w:ind w:left="717" w:hanging="360"/>
+      </w:pPr>
+      <w:rPr>
+        <w:rFonts w:hint="default"/>
+      </w:rPr>
+    </w:lvl>
+    <w:lvl w:ilvl="1" w:tplc="04090019" w:tentative="1">
+      <w:start w:val="1"/>
+      <w:numFmt w:val="lowerLetter"/>
+      <w:lvlText w:val="%2)"/>
+      <w:lvlJc w:val="left"/>
+      <w:pPr>
+        <w:ind w:left="1197" w:hanging="420"/>
+      </w:pPr>
+    </w:lvl>
+    <w:lvl w:ilvl="2" w:tplc="0409001B" w:tentative="1">
+      <w:start w:val="1"/>
+      <w:numFmt w:val="lowerRoman"/>
+      <w:lvlText w:val="%3."/>
+      <w:lvlJc w:val="right"/>
+      <w:pPr>
+        <w:ind w:left="1617" w:hanging="420"/>
+      </w:pPr>
+    </w:lvl>
+    <w:lvl w:ilvl="3" w:tplc="0409000F" w:tentative="1">
+      <w:start w:val="1"/>
+      <w:numFmt w:val="decimal"/>
+      <w:lvlText w:val="%4."/>
+      <w:lvlJc w:val="left"/>
+      <w:pPr>
+        <w:ind w:left="2037" w:hanging="420"/>
+      </w:pPr>
+    </w:lvl>
+    <w:lvl w:ilvl="4" w:tplc="04090019" w:tentative="1">
+      <w:start w:val="1"/>
+      <w:numFmt w:val="lowerLetter"/>
+      <w:lvlText w:val="%5)"/>
+      <w:lvlJc w:val="left"/>
+      <w:pPr>
+        <w:ind w:left="2457" w:hanging="420"/>
+      </w:pPr>
+    </w:lvl>
+    <w:lvl w:ilvl="5" w:tplc="0409001B" w:tentative="1">
+      <w:start w:val="1"/>
+      <w:numFmt w:val="lowerRoman"/>
+      <w:lvlText w:val="%6."/>
+      <w:lvlJc w:val="right"/>
+      <w:pPr>
+        <w:ind w:left="2877" w:hanging="420"/>
+      </w:pPr>
+    </w:lvl>
+    <w:lvl w:ilvl="6" w:tplc="0409000F" w:tentative="1">
+      <w:start w:val="1"/>
+      <w:numFmt w:val="decimal"/>
+      <w:lvlText w:val="%7."/>
+      <w:lvlJc w:val="left"/>
+      <w:pPr>
+        <w:ind w:left="3297" w:hanging="420"/>
+      </w:pPr>
+    </w:lvl>
+    <w:lvl w:ilvl="7" w:tplc="04090019" w:tentative="1">
+      <w:start w:val="1"/>
+      <w:numFmt w:val="lowerLetter"/>
+      <w:lvlText w:val="%8)"/>
+      <w:lvlJc w:val="left"/>
+      <w:pPr>
+        <w:ind w:left="3717" w:hanging="420"/>
+      </w:pPr>
+    </w:lvl>
+    <w:lvl w:ilvl="8" w:tplc="0409001B" w:tentative="1">
+      <w:start w:val="1"/>
+      <w:numFmt w:val="lowerRoman"/>
+      <w:lvlText w:val="%9."/>
+      <w:lvlJc w:val="right"/>
+      <w:pPr>
+        <w:ind w:left="4137" w:hanging="420"/>
+      </w:pPr>
+    </w:lvl>
+  </w:abstractNum>
+  <w:abstractNum w:abstractNumId="26">
+    <w:nsid w:val="536B0835"/>
+    <w:multiLevelType w:val="hybridMultilevel"/>
+    <w:tmpl w:val="9C829714"/>
+    <w:lvl w:ilvl="0" w:tplc="84D0C7AC">
+      <w:start w:val="1"/>
+      <w:numFmt w:val="decimal"/>
+      <w:lvlText w:val="%1）"/>
+      <w:lvlJc w:val="left"/>
+      <w:pPr>
+        <w:ind w:left="1077" w:hanging="360"/>
+      </w:pPr>
+      <w:rPr>
+        <w:rFonts w:hint="default"/>
+      </w:rPr>
+    </w:lvl>
+    <w:lvl w:ilvl="1" w:tplc="04090019" w:tentative="1">
+      <w:start w:val="1"/>
+      <w:numFmt w:val="lowerLetter"/>
+      <w:lvlText w:val="%2)"/>
+      <w:lvlJc w:val="left"/>
+      <w:pPr>
+        <w:ind w:left="1557" w:hanging="420"/>
+      </w:pPr>
+    </w:lvl>
+    <w:lvl w:ilvl="2" w:tplc="0409001B" w:tentative="1">
+      <w:start w:val="1"/>
+      <w:numFmt w:val="lowerRoman"/>
+      <w:lvlText w:val="%3."/>
+      <w:lvlJc w:val="right"/>
+      <w:pPr>
+        <w:ind w:left="1977" w:hanging="420"/>
+      </w:pPr>
+    </w:lvl>
+    <w:lvl w:ilvl="3" w:tplc="0409000F" w:tentative="1">
+      <w:start w:val="1"/>
+      <w:numFmt w:val="decimal"/>
+      <w:lvlText w:val="%4."/>
+      <w:lvlJc w:val="left"/>
+      <w:pPr>
+        <w:ind w:left="2397" w:hanging="420"/>
+      </w:pPr>
+    </w:lvl>
+    <w:lvl w:ilvl="4" w:tplc="04090019" w:tentative="1">
+      <w:start w:val="1"/>
+      <w:numFmt w:val="lowerLetter"/>
+      <w:lvlText w:val="%5)"/>
+      <w:lvlJc w:val="left"/>
+      <w:pPr>
+        <w:ind w:left="2817" w:hanging="420"/>
+      </w:pPr>
+    </w:lvl>
+    <w:lvl w:ilvl="5" w:tplc="0409001B" w:tentative="1">
+      <w:start w:val="1"/>
+      <w:numFmt w:val="lowerRoman"/>
+      <w:lvlText w:val="%6."/>
+      <w:lvlJc w:val="right"/>
+      <w:pPr>
+        <w:ind w:left="3237" w:hanging="420"/>
+      </w:pPr>
+    </w:lvl>
+    <w:lvl w:ilvl="6" w:tplc="0409000F" w:tentative="1">
+      <w:start w:val="1"/>
+      <w:numFmt w:val="decimal"/>
+      <w:lvlText w:val="%7."/>
+      <w:lvlJc w:val="left"/>
+      <w:pPr>
+        <w:ind w:left="3657" w:hanging="420"/>
+      </w:pPr>
+    </w:lvl>
+    <w:lvl w:ilvl="7" w:tplc="04090019" w:tentative="1">
+      <w:start w:val="1"/>
+      <w:numFmt w:val="lowerLetter"/>
+      <w:lvlText w:val="%8)"/>
+      <w:lvlJc w:val="left"/>
+      <w:pPr>
+        <w:ind w:left="4077" w:hanging="420"/>
+      </w:pPr>
+    </w:lvl>
+    <w:lvl w:ilvl="8" w:tplc="0409001B" w:tentative="1">
+      <w:start w:val="1"/>
+      <w:numFmt w:val="lowerRoman"/>
+      <w:lvlText w:val="%9."/>
+      <w:lvlJc w:val="right"/>
+      <w:pPr>
+        <w:ind w:left="4497" w:hanging="420"/>
+      </w:pPr>
+    </w:lvl>
+  </w:abstractNum>
+  <w:abstractNum w:abstractNumId="27">
     <w:nsid w:val="53A930AD"/>
     <w:multiLevelType w:val="hybridMultilevel"/>
     <w:tmpl w:val="6EDA3A7C"/>
@@ -5963,11 +10079,124 @@
       </w:pPr>
     </w:lvl>
   </w:abstractNum>
-  <w:abstractNum w:abstractNumId="19">
+  <w:abstractNum w:abstractNumId="28">
+    <w:nsid w:val="58201E9C"/>
+    <w:multiLevelType w:val="multilevel"/>
+    <w:tmpl w:val="20409FF6"/>
+    <w:lvl w:ilvl="0">
+      <w:start w:val="1"/>
+      <w:numFmt w:val="decimal"/>
+      <w:lvlText w:val="%1"/>
+      <w:lvlJc w:val="left"/>
+      <w:pPr>
+        <w:ind w:left="360" w:hanging="360"/>
+      </w:pPr>
+      <w:rPr>
+        <w:rFonts w:hint="default"/>
+      </w:rPr>
+    </w:lvl>
+    <w:lvl w:ilvl="1">
+      <w:start w:val="1"/>
+      <w:numFmt w:val="decimal"/>
+      <w:lvlText w:val="%1.%2"/>
+      <w:lvlJc w:val="left"/>
+      <w:pPr>
+        <w:ind w:left="717" w:hanging="360"/>
+      </w:pPr>
+      <w:rPr>
+        <w:rFonts w:hint="default"/>
+      </w:rPr>
+    </w:lvl>
+    <w:lvl w:ilvl="2">
+      <w:start w:val="1"/>
+      <w:numFmt w:val="decimal"/>
+      <w:lvlText w:val="%1.%2.%3"/>
+      <w:lvlJc w:val="left"/>
+      <w:pPr>
+        <w:ind w:left="1434" w:hanging="720"/>
+      </w:pPr>
+      <w:rPr>
+        <w:rFonts w:hint="default"/>
+      </w:rPr>
+    </w:lvl>
+    <w:lvl w:ilvl="3">
+      <w:start w:val="1"/>
+      <w:numFmt w:val="decimal"/>
+      <w:lvlText w:val="%1.%2.%3.%4"/>
+      <w:lvlJc w:val="left"/>
+      <w:pPr>
+        <w:ind w:left="1791" w:hanging="720"/>
+      </w:pPr>
+      <w:rPr>
+        <w:rFonts w:hint="default"/>
+      </w:rPr>
+    </w:lvl>
+    <w:lvl w:ilvl="4">
+      <w:start w:val="1"/>
+      <w:numFmt w:val="decimal"/>
+      <w:lvlText w:val="%1.%2.%3.%4.%5"/>
+      <w:lvlJc w:val="left"/>
+      <w:pPr>
+        <w:ind w:left="2508" w:hanging="1080"/>
+      </w:pPr>
+      <w:rPr>
+        <w:rFonts w:hint="default"/>
+      </w:rPr>
+    </w:lvl>
+    <w:lvl w:ilvl="5">
+      <w:start w:val="1"/>
+      <w:numFmt w:val="decimal"/>
+      <w:lvlText w:val="%1.%2.%3.%4.%5.%6"/>
+      <w:lvlJc w:val="left"/>
+      <w:pPr>
+        <w:ind w:left="2865" w:hanging="1080"/>
+      </w:pPr>
+      <w:rPr>
+        <w:rFonts w:hint="default"/>
+      </w:rPr>
+    </w:lvl>
+    <w:lvl w:ilvl="6">
+      <w:start w:val="1"/>
+      <w:numFmt w:val="decimal"/>
+      <w:lvlText w:val="%1.%2.%3.%4.%5.%6.%7"/>
+      <w:lvlJc w:val="left"/>
+      <w:pPr>
+        <w:ind w:left="3222" w:hanging="1080"/>
+      </w:pPr>
+      <w:rPr>
+        <w:rFonts w:hint="default"/>
+      </w:rPr>
+    </w:lvl>
+    <w:lvl w:ilvl="7">
+      <w:start w:val="1"/>
+      <w:numFmt w:val="decimal"/>
+      <w:lvlText w:val="%1.%2.%3.%4.%5.%6.%7.%8"/>
+      <w:lvlJc w:val="left"/>
+      <w:pPr>
+        <w:ind w:left="3939" w:hanging="1440"/>
+      </w:pPr>
+      <w:rPr>
+        <w:rFonts w:hint="default"/>
+      </w:rPr>
+    </w:lvl>
+    <w:lvl w:ilvl="8">
+      <w:start w:val="1"/>
+      <w:numFmt w:val="decimal"/>
+      <w:lvlText w:val="%1.%2.%3.%4.%5.%6.%7.%8.%9"/>
+      <w:lvlJc w:val="left"/>
+      <w:pPr>
+        <w:ind w:left="4296" w:hanging="1440"/>
+      </w:pPr>
+      <w:rPr>
+        <w:rFonts w:hint="default"/>
+      </w:rPr>
+    </w:lvl>
+  </w:abstractNum>
+  <w:abstractNum w:abstractNumId="29">
     <w:nsid w:val="589E00D2"/>
-    <w:multiLevelType w:val="hybridMultilevel"/>
-    <w:tmpl w:val="712282AA"/>
-    <w:lvl w:ilvl="0" w:tplc="C4BE6AC0">
+    <w:multiLevelType w:val="multilevel"/>
+    <w:tmpl w:val="E6AE5FCA"/>
+    <w:lvl w:ilvl="0">
       <w:start w:val="1"/>
       <w:numFmt w:val="decimal"/>
       <w:pStyle w:val="Heading3"/>
@@ -5977,80 +10206,112 @@
         <w:ind w:left="777" w:hanging="420"/>
       </w:pPr>
     </w:lvl>
-    <w:lvl w:ilvl="1" w:tplc="04090019" w:tentative="1">
-      <w:start w:val="1"/>
-      <w:numFmt w:val="lowerLetter"/>
-      <w:lvlText w:val="%2)"/>
-      <w:lvlJc w:val="left"/>
-      <w:pPr>
-        <w:ind w:left="1197" w:hanging="420"/>
-      </w:pPr>
-    </w:lvl>
-    <w:lvl w:ilvl="2" w:tplc="0409001B" w:tentative="1">
-      <w:start w:val="1"/>
-      <w:numFmt w:val="lowerRoman"/>
-      <w:lvlText w:val="%3."/>
-      <w:lvlJc w:val="right"/>
-      <w:pPr>
-        <w:ind w:left="1617" w:hanging="420"/>
-      </w:pPr>
-    </w:lvl>
-    <w:lvl w:ilvl="3" w:tplc="0409000F" w:tentative="1">
-      <w:start w:val="1"/>
-      <w:numFmt w:val="decimal"/>
-      <w:lvlText w:val="%4."/>
-      <w:lvlJc w:val="left"/>
-      <w:pPr>
-        <w:ind w:left="2037" w:hanging="420"/>
-      </w:pPr>
-    </w:lvl>
-    <w:lvl w:ilvl="4" w:tplc="04090019" w:tentative="1">
-      <w:start w:val="1"/>
-      <w:numFmt w:val="lowerLetter"/>
-      <w:lvlText w:val="%5)"/>
-      <w:lvlJc w:val="left"/>
-      <w:pPr>
-        <w:ind w:left="2457" w:hanging="420"/>
-      </w:pPr>
-    </w:lvl>
-    <w:lvl w:ilvl="5" w:tplc="0409001B" w:tentative="1">
-      <w:start w:val="1"/>
-      <w:numFmt w:val="lowerRoman"/>
-      <w:lvlText w:val="%6."/>
-      <w:lvlJc w:val="right"/>
-      <w:pPr>
-        <w:ind w:left="2877" w:hanging="420"/>
-      </w:pPr>
-    </w:lvl>
-    <w:lvl w:ilvl="6" w:tplc="0409000F" w:tentative="1">
-      <w:start w:val="1"/>
-      <w:numFmt w:val="decimal"/>
-      <w:lvlText w:val="%7."/>
-      <w:lvlJc w:val="left"/>
-      <w:pPr>
-        <w:ind w:left="3297" w:hanging="420"/>
-      </w:pPr>
-    </w:lvl>
-    <w:lvl w:ilvl="7" w:tplc="04090019" w:tentative="1">
-      <w:start w:val="1"/>
-      <w:numFmt w:val="lowerLetter"/>
-      <w:lvlText w:val="%8)"/>
-      <w:lvlJc w:val="left"/>
-      <w:pPr>
-        <w:ind w:left="3717" w:hanging="420"/>
-      </w:pPr>
-    </w:lvl>
-    <w:lvl w:ilvl="8" w:tplc="0409001B" w:tentative="1">
-      <w:start w:val="1"/>
-      <w:numFmt w:val="lowerRoman"/>
-      <w:lvlText w:val="%9."/>
-      <w:lvlJc w:val="right"/>
-      <w:pPr>
-        <w:ind w:left="4137" w:hanging="420"/>
-      </w:pPr>
+    <w:lvl w:ilvl="1">
+      <w:start w:val="1"/>
+      <w:numFmt w:val="decimal"/>
+      <w:isLgl/>
+      <w:lvlText w:val="%1.%2."/>
+      <w:lvlJc w:val="left"/>
+      <w:pPr>
+        <w:ind w:left="1077" w:hanging="720"/>
+      </w:pPr>
+      <w:rPr>
+        <w:rFonts w:hint="default"/>
+      </w:rPr>
+    </w:lvl>
+    <w:lvl w:ilvl="2">
+      <w:start w:val="1"/>
+      <w:numFmt w:val="decimal"/>
+      <w:isLgl/>
+      <w:lvlText w:val="%1.%2.%3."/>
+      <w:lvlJc w:val="left"/>
+      <w:pPr>
+        <w:ind w:left="1077" w:hanging="720"/>
+      </w:pPr>
+      <w:rPr>
+        <w:rFonts w:hint="default"/>
+      </w:rPr>
+    </w:lvl>
+    <w:lvl w:ilvl="3">
+      <w:start w:val="1"/>
+      <w:numFmt w:val="decimal"/>
+      <w:isLgl/>
+      <w:lvlText w:val="%1.%2.%3.%4."/>
+      <w:lvlJc w:val="left"/>
+      <w:pPr>
+        <w:ind w:left="1437" w:hanging="1080"/>
+      </w:pPr>
+      <w:rPr>
+        <w:rFonts w:hint="default"/>
+      </w:rPr>
+    </w:lvl>
+    <w:lvl w:ilvl="4">
+      <w:start w:val="1"/>
+      <w:numFmt w:val="decimal"/>
+      <w:isLgl/>
+      <w:lvlText w:val="%1.%2.%3.%4.%5."/>
+      <w:lvlJc w:val="left"/>
+      <w:pPr>
+        <w:ind w:left="1797" w:hanging="1440"/>
+      </w:pPr>
+      <w:rPr>
+        <w:rFonts w:hint="default"/>
+      </w:rPr>
+    </w:lvl>
+    <w:lvl w:ilvl="5">
+      <w:start w:val="1"/>
+      <w:numFmt w:val="decimal"/>
+      <w:isLgl/>
+      <w:lvlText w:val="%1.%2.%3.%4.%5.%6."/>
+      <w:lvlJc w:val="left"/>
+      <w:pPr>
+        <w:ind w:left="1797" w:hanging="1440"/>
+      </w:pPr>
+      <w:rPr>
+        <w:rFonts w:hint="default"/>
+      </w:rPr>
+    </w:lvl>
+    <w:lvl w:ilvl="6">
+      <w:start w:val="1"/>
+      <w:numFmt w:val="decimal"/>
+      <w:isLgl/>
+      <w:lvlText w:val="%1.%2.%3.%4.%5.%6.%7."/>
+      <w:lvlJc w:val="left"/>
+      <w:pPr>
+        <w:ind w:left="2157" w:hanging="1800"/>
+      </w:pPr>
+      <w:rPr>
+        <w:rFonts w:hint="default"/>
+      </w:rPr>
+    </w:lvl>
+    <w:lvl w:ilvl="7">
+      <w:start w:val="1"/>
+      <w:numFmt w:val="decimal"/>
+      <w:isLgl/>
+      <w:lvlText w:val="%1.%2.%3.%4.%5.%6.%7.%8."/>
+      <w:lvlJc w:val="left"/>
+      <w:pPr>
+        <w:ind w:left="2517" w:hanging="2160"/>
+      </w:pPr>
+      <w:rPr>
+        <w:rFonts w:hint="default"/>
+      </w:rPr>
+    </w:lvl>
+    <w:lvl w:ilvl="8">
+      <w:start w:val="1"/>
+      <w:numFmt w:val="decimal"/>
+      <w:isLgl/>
+      <w:lvlText w:val="%1.%2.%3.%4.%5.%6.%7.%8.%9."/>
+      <w:lvlJc w:val="left"/>
+      <w:pPr>
+        <w:ind w:left="2517" w:hanging="2160"/>
+      </w:pPr>
+      <w:rPr>
+        <w:rFonts w:hint="default"/>
+      </w:rPr>
     </w:lvl>
   </w:abstractNum>
-  <w:abstractNum w:abstractNumId="20">
+  <w:abstractNum w:abstractNumId="30">
     <w:nsid w:val="614D0E5C"/>
     <w:multiLevelType w:val="hybridMultilevel"/>
     <w:tmpl w:val="5DBC8C14"/>
@@ -6139,92 +10400,606 @@
       </w:pPr>
     </w:lvl>
   </w:abstractNum>
+  <w:abstractNum w:abstractNumId="31">
+    <w:nsid w:val="635D29E7"/>
+    <w:multiLevelType w:val="multilevel"/>
+    <w:tmpl w:val="8F1C9B2A"/>
+    <w:lvl w:ilvl="0">
+      <w:start w:val="1"/>
+      <w:numFmt w:val="decimal"/>
+      <w:lvlText w:val="%1"/>
+      <w:lvlJc w:val="left"/>
+      <w:pPr>
+        <w:ind w:left="525" w:hanging="525"/>
+      </w:pPr>
+      <w:rPr>
+        <w:rFonts w:hint="default"/>
+      </w:rPr>
+    </w:lvl>
+    <w:lvl w:ilvl="1">
+      <w:start w:val="1"/>
+      <w:numFmt w:val="decimal"/>
+      <w:lvlText w:val="%1.%2"/>
+      <w:lvlJc w:val="left"/>
+      <w:pPr>
+        <w:ind w:left="882" w:hanging="525"/>
+      </w:pPr>
+      <w:rPr>
+        <w:rFonts w:hint="default"/>
+      </w:rPr>
+    </w:lvl>
+    <w:lvl w:ilvl="2">
+      <w:start w:val="1"/>
+      <w:numFmt w:val="decimal"/>
+      <w:lvlText w:val="%1.%2.%3"/>
+      <w:lvlJc w:val="left"/>
+      <w:pPr>
+        <w:ind w:left="1434" w:hanging="720"/>
+      </w:pPr>
+      <w:rPr>
+        <w:rFonts w:hint="default"/>
+      </w:rPr>
+    </w:lvl>
+    <w:lvl w:ilvl="3">
+      <w:start w:val="1"/>
+      <w:numFmt w:val="decimal"/>
+      <w:lvlText w:val="%1.%2.%3.%4"/>
+      <w:lvlJc w:val="left"/>
+      <w:pPr>
+        <w:ind w:left="1791" w:hanging="720"/>
+      </w:pPr>
+      <w:rPr>
+        <w:rFonts w:hint="default"/>
+      </w:rPr>
+    </w:lvl>
+    <w:lvl w:ilvl="4">
+      <w:start w:val="1"/>
+      <w:numFmt w:val="decimal"/>
+      <w:lvlText w:val="%1.%2.%3.%4.%5"/>
+      <w:lvlJc w:val="left"/>
+      <w:pPr>
+        <w:ind w:left="2508" w:hanging="1080"/>
+      </w:pPr>
+      <w:rPr>
+        <w:rFonts w:hint="default"/>
+      </w:rPr>
+    </w:lvl>
+    <w:lvl w:ilvl="5">
+      <w:start w:val="1"/>
+      <w:numFmt w:val="decimal"/>
+      <w:lvlText w:val="%1.%2.%3.%4.%5.%6"/>
+      <w:lvlJc w:val="left"/>
+      <w:pPr>
+        <w:ind w:left="2865" w:hanging="1080"/>
+      </w:pPr>
+      <w:rPr>
+        <w:rFonts w:hint="default"/>
+      </w:rPr>
+    </w:lvl>
+    <w:lvl w:ilvl="6">
+      <w:start w:val="1"/>
+      <w:numFmt w:val="decimal"/>
+      <w:lvlText w:val="%1.%2.%3.%4.%5.%6.%7"/>
+      <w:lvlJc w:val="left"/>
+      <w:pPr>
+        <w:ind w:left="3222" w:hanging="1080"/>
+      </w:pPr>
+      <w:rPr>
+        <w:rFonts w:hint="default"/>
+      </w:rPr>
+    </w:lvl>
+    <w:lvl w:ilvl="7">
+      <w:start w:val="1"/>
+      <w:numFmt w:val="decimal"/>
+      <w:lvlText w:val="%1.%2.%3.%4.%5.%6.%7.%8"/>
+      <w:lvlJc w:val="left"/>
+      <w:pPr>
+        <w:ind w:left="3939" w:hanging="1440"/>
+      </w:pPr>
+      <w:rPr>
+        <w:rFonts w:hint="default"/>
+      </w:rPr>
+    </w:lvl>
+    <w:lvl w:ilvl="8">
+      <w:start w:val="1"/>
+      <w:numFmt w:val="decimal"/>
+      <w:lvlText w:val="%1.%2.%3.%4.%5.%6.%7.%8.%9"/>
+      <w:lvlJc w:val="left"/>
+      <w:pPr>
+        <w:ind w:left="4296" w:hanging="1440"/>
+      </w:pPr>
+      <w:rPr>
+        <w:rFonts w:hint="default"/>
+      </w:rPr>
+    </w:lvl>
+  </w:abstractNum>
+  <w:abstractNum w:abstractNumId="32">
+    <w:nsid w:val="69605540"/>
+    <w:multiLevelType w:val="hybridMultilevel"/>
+    <w:tmpl w:val="18F4BC4E"/>
+    <w:lvl w:ilvl="0" w:tplc="2EA6DBC8">
+      <w:start w:val="1"/>
+      <w:numFmt w:val="decimal"/>
+      <w:lvlText w:val="%1）"/>
+      <w:lvlJc w:val="left"/>
+      <w:pPr>
+        <w:ind w:left="1077" w:hanging="360"/>
+      </w:pPr>
+      <w:rPr>
+        <w:rFonts w:hint="default"/>
+      </w:rPr>
+    </w:lvl>
+    <w:lvl w:ilvl="1" w:tplc="04090019" w:tentative="1">
+      <w:start w:val="1"/>
+      <w:numFmt w:val="lowerLetter"/>
+      <w:lvlText w:val="%2)"/>
+      <w:lvlJc w:val="left"/>
+      <w:pPr>
+        <w:ind w:left="1557" w:hanging="420"/>
+      </w:pPr>
+    </w:lvl>
+    <w:lvl w:ilvl="2" w:tplc="0409001B" w:tentative="1">
+      <w:start w:val="1"/>
+      <w:numFmt w:val="lowerRoman"/>
+      <w:lvlText w:val="%3."/>
+      <w:lvlJc w:val="right"/>
+      <w:pPr>
+        <w:ind w:left="1977" w:hanging="420"/>
+      </w:pPr>
+    </w:lvl>
+    <w:lvl w:ilvl="3" w:tplc="0409000F" w:tentative="1">
+      <w:start w:val="1"/>
+      <w:numFmt w:val="decimal"/>
+      <w:lvlText w:val="%4."/>
+      <w:lvlJc w:val="left"/>
+      <w:pPr>
+        <w:ind w:left="2397" w:hanging="420"/>
+      </w:pPr>
+    </w:lvl>
+    <w:lvl w:ilvl="4" w:tplc="04090019" w:tentative="1">
+      <w:start w:val="1"/>
+      <w:numFmt w:val="lowerLetter"/>
+      <w:lvlText w:val="%5)"/>
+      <w:lvlJc w:val="left"/>
+      <w:pPr>
+        <w:ind w:left="2817" w:hanging="420"/>
+      </w:pPr>
+    </w:lvl>
+    <w:lvl w:ilvl="5" w:tplc="0409001B" w:tentative="1">
+      <w:start w:val="1"/>
+      <w:numFmt w:val="lowerRoman"/>
+      <w:lvlText w:val="%6."/>
+      <w:lvlJc w:val="right"/>
+      <w:pPr>
+        <w:ind w:left="3237" w:hanging="420"/>
+      </w:pPr>
+    </w:lvl>
+    <w:lvl w:ilvl="6" w:tplc="0409000F" w:tentative="1">
+      <w:start w:val="1"/>
+      <w:numFmt w:val="decimal"/>
+      <w:lvlText w:val="%7."/>
+      <w:lvlJc w:val="left"/>
+      <w:pPr>
+        <w:ind w:left="3657" w:hanging="420"/>
+      </w:pPr>
+    </w:lvl>
+    <w:lvl w:ilvl="7" w:tplc="04090019" w:tentative="1">
+      <w:start w:val="1"/>
+      <w:numFmt w:val="lowerLetter"/>
+      <w:lvlText w:val="%8)"/>
+      <w:lvlJc w:val="left"/>
+      <w:pPr>
+        <w:ind w:left="4077" w:hanging="420"/>
+      </w:pPr>
+    </w:lvl>
+    <w:lvl w:ilvl="8" w:tplc="0409001B" w:tentative="1">
+      <w:start w:val="1"/>
+      <w:numFmt w:val="lowerRoman"/>
+      <w:lvlText w:val="%9."/>
+      <w:lvlJc w:val="right"/>
+      <w:pPr>
+        <w:ind w:left="4497" w:hanging="420"/>
+      </w:pPr>
+    </w:lvl>
+  </w:abstractNum>
+  <w:abstractNum w:abstractNumId="33">
+    <w:nsid w:val="7B344A35"/>
+    <w:multiLevelType w:val="hybridMultilevel"/>
+    <w:tmpl w:val="27A2EB0C"/>
+    <w:lvl w:ilvl="0" w:tplc="FDF42BD0">
+      <w:start w:val="1"/>
+      <w:numFmt w:val="decimal"/>
+      <w:lvlText w:val="%1）"/>
+      <w:lvlJc w:val="left"/>
+      <w:pPr>
+        <w:ind w:left="717" w:hanging="360"/>
+      </w:pPr>
+      <w:rPr>
+        <w:rFonts w:hint="default"/>
+      </w:rPr>
+    </w:lvl>
+    <w:lvl w:ilvl="1" w:tplc="04090019" w:tentative="1">
+      <w:start w:val="1"/>
+      <w:numFmt w:val="lowerLetter"/>
+      <w:lvlText w:val="%2)"/>
+      <w:lvlJc w:val="left"/>
+      <w:pPr>
+        <w:ind w:left="1197" w:hanging="420"/>
+      </w:pPr>
+    </w:lvl>
+    <w:lvl w:ilvl="2" w:tplc="0409001B" w:tentative="1">
+      <w:start w:val="1"/>
+      <w:numFmt w:val="lowerRoman"/>
+      <w:lvlText w:val="%3."/>
+      <w:lvlJc w:val="right"/>
+      <w:pPr>
+        <w:ind w:left="1617" w:hanging="420"/>
+      </w:pPr>
+    </w:lvl>
+    <w:lvl w:ilvl="3" w:tplc="0409000F" w:tentative="1">
+      <w:start w:val="1"/>
+      <w:numFmt w:val="decimal"/>
+      <w:lvlText w:val="%4."/>
+      <w:lvlJc w:val="left"/>
+      <w:pPr>
+        <w:ind w:left="2037" w:hanging="420"/>
+      </w:pPr>
+    </w:lvl>
+    <w:lvl w:ilvl="4" w:tplc="04090019" w:tentative="1">
+      <w:start w:val="1"/>
+      <w:numFmt w:val="lowerLetter"/>
+      <w:lvlText w:val="%5)"/>
+      <w:lvlJc w:val="left"/>
+      <w:pPr>
+        <w:ind w:left="2457" w:hanging="420"/>
+      </w:pPr>
+    </w:lvl>
+    <w:lvl w:ilvl="5" w:tplc="0409001B" w:tentative="1">
+      <w:start w:val="1"/>
+      <w:numFmt w:val="lowerRoman"/>
+      <w:lvlText w:val="%6."/>
+      <w:lvlJc w:val="right"/>
+      <w:pPr>
+        <w:ind w:left="2877" w:hanging="420"/>
+      </w:pPr>
+    </w:lvl>
+    <w:lvl w:ilvl="6" w:tplc="0409000F" w:tentative="1">
+      <w:start w:val="1"/>
+      <w:numFmt w:val="decimal"/>
+      <w:lvlText w:val="%7."/>
+      <w:lvlJc w:val="left"/>
+      <w:pPr>
+        <w:ind w:left="3297" w:hanging="420"/>
+      </w:pPr>
+    </w:lvl>
+    <w:lvl w:ilvl="7" w:tplc="04090019" w:tentative="1">
+      <w:start w:val="1"/>
+      <w:numFmt w:val="lowerLetter"/>
+      <w:lvlText w:val="%8)"/>
+      <w:lvlJc w:val="left"/>
+      <w:pPr>
+        <w:ind w:left="3717" w:hanging="420"/>
+      </w:pPr>
+    </w:lvl>
+    <w:lvl w:ilvl="8" w:tplc="0409001B" w:tentative="1">
+      <w:start w:val="1"/>
+      <w:numFmt w:val="lowerRoman"/>
+      <w:lvlText w:val="%9."/>
+      <w:lvlJc w:val="right"/>
+      <w:pPr>
+        <w:ind w:left="4137" w:hanging="420"/>
+      </w:pPr>
+    </w:lvl>
+  </w:abstractNum>
+  <w:abstractNum w:abstractNumId="34">
+    <w:nsid w:val="7DD93B03"/>
+    <w:multiLevelType w:val="hybridMultilevel"/>
+    <w:tmpl w:val="3180800A"/>
+    <w:lvl w:ilvl="0" w:tplc="E4D8EAE0">
+      <w:start w:val="1"/>
+      <w:numFmt w:val="decimal"/>
+      <w:lvlText w:val="%1．"/>
+      <w:lvlJc w:val="left"/>
+      <w:pPr>
+        <w:ind w:left="717" w:hanging="360"/>
+      </w:pPr>
+      <w:rPr>
+        <w:rFonts w:hint="default"/>
+      </w:rPr>
+    </w:lvl>
+    <w:lvl w:ilvl="1" w:tplc="04090019" w:tentative="1">
+      <w:start w:val="1"/>
+      <w:numFmt w:val="lowerLetter"/>
+      <w:lvlText w:val="%2)"/>
+      <w:lvlJc w:val="left"/>
+      <w:pPr>
+        <w:ind w:left="1197" w:hanging="420"/>
+      </w:pPr>
+    </w:lvl>
+    <w:lvl w:ilvl="2" w:tplc="0409001B" w:tentative="1">
+      <w:start w:val="1"/>
+      <w:numFmt w:val="lowerRoman"/>
+      <w:lvlText w:val="%3."/>
+      <w:lvlJc w:val="right"/>
+      <w:pPr>
+        <w:ind w:left="1617" w:hanging="420"/>
+      </w:pPr>
+    </w:lvl>
+    <w:lvl w:ilvl="3" w:tplc="0409000F" w:tentative="1">
+      <w:start w:val="1"/>
+      <w:numFmt w:val="decimal"/>
+      <w:lvlText w:val="%4."/>
+      <w:lvlJc w:val="left"/>
+      <w:pPr>
+        <w:ind w:left="2037" w:hanging="420"/>
+      </w:pPr>
+    </w:lvl>
+    <w:lvl w:ilvl="4" w:tplc="04090019" w:tentative="1">
+      <w:start w:val="1"/>
+      <w:numFmt w:val="lowerLetter"/>
+      <w:lvlText w:val="%5)"/>
+      <w:lvlJc w:val="left"/>
+      <w:pPr>
+        <w:ind w:left="2457" w:hanging="420"/>
+      </w:pPr>
+    </w:lvl>
+    <w:lvl w:ilvl="5" w:tplc="0409001B" w:tentative="1">
+      <w:start w:val="1"/>
+      <w:numFmt w:val="lowerRoman"/>
+      <w:lvlText w:val="%6."/>
+      <w:lvlJc w:val="right"/>
+      <w:pPr>
+        <w:ind w:left="2877" w:hanging="420"/>
+      </w:pPr>
+    </w:lvl>
+    <w:lvl w:ilvl="6" w:tplc="0409000F" w:tentative="1">
+      <w:start w:val="1"/>
+      <w:numFmt w:val="decimal"/>
+      <w:lvlText w:val="%7."/>
+      <w:lvlJc w:val="left"/>
+      <w:pPr>
+        <w:ind w:left="3297" w:hanging="420"/>
+      </w:pPr>
+    </w:lvl>
+    <w:lvl w:ilvl="7" w:tplc="04090019" w:tentative="1">
+      <w:start w:val="1"/>
+      <w:numFmt w:val="lowerLetter"/>
+      <w:lvlText w:val="%8)"/>
+      <w:lvlJc w:val="left"/>
+      <w:pPr>
+        <w:ind w:left="3717" w:hanging="420"/>
+      </w:pPr>
+    </w:lvl>
+    <w:lvl w:ilvl="8" w:tplc="0409001B" w:tentative="1">
+      <w:start w:val="1"/>
+      <w:numFmt w:val="lowerRoman"/>
+      <w:lvlText w:val="%9."/>
+      <w:lvlJc w:val="right"/>
+      <w:pPr>
+        <w:ind w:left="4137" w:hanging="420"/>
+      </w:pPr>
+    </w:lvl>
+  </w:abstractNum>
+  <w:abstractNum w:abstractNumId="35">
+    <w:nsid w:val="7EAC4E21"/>
+    <w:multiLevelType w:val="hybridMultilevel"/>
+    <w:tmpl w:val="A4A25A90"/>
+    <w:lvl w:ilvl="0" w:tplc="5DF8621E">
+      <w:start w:val="1"/>
+      <w:numFmt w:val="decimal"/>
+      <w:lvlText w:val="%1."/>
+      <w:lvlJc w:val="left"/>
+      <w:pPr>
+        <w:ind w:left="717" w:hanging="360"/>
+      </w:pPr>
+      <w:rPr>
+        <w:rFonts w:hint="default"/>
+      </w:rPr>
+    </w:lvl>
+    <w:lvl w:ilvl="1" w:tplc="04090019">
+      <w:start w:val="1"/>
+      <w:numFmt w:val="lowerLetter"/>
+      <w:lvlText w:val="%2)"/>
+      <w:lvlJc w:val="left"/>
+      <w:pPr>
+        <w:ind w:left="1197" w:hanging="420"/>
+      </w:pPr>
+    </w:lvl>
+    <w:lvl w:ilvl="2" w:tplc="0409001B" w:tentative="1">
+      <w:start w:val="1"/>
+      <w:numFmt w:val="lowerRoman"/>
+      <w:lvlText w:val="%3."/>
+      <w:lvlJc w:val="right"/>
+      <w:pPr>
+        <w:ind w:left="1617" w:hanging="420"/>
+      </w:pPr>
+    </w:lvl>
+    <w:lvl w:ilvl="3" w:tplc="0409000F" w:tentative="1">
+      <w:start w:val="1"/>
+      <w:numFmt w:val="decimal"/>
+      <w:lvlText w:val="%4."/>
+      <w:lvlJc w:val="left"/>
+      <w:pPr>
+        <w:ind w:left="2037" w:hanging="420"/>
+      </w:pPr>
+    </w:lvl>
+    <w:lvl w:ilvl="4" w:tplc="04090019" w:tentative="1">
+      <w:start w:val="1"/>
+      <w:numFmt w:val="lowerLetter"/>
+      <w:lvlText w:val="%5)"/>
+      <w:lvlJc w:val="left"/>
+      <w:pPr>
+        <w:ind w:left="2457" w:hanging="420"/>
+      </w:pPr>
+    </w:lvl>
+    <w:lvl w:ilvl="5" w:tplc="0409001B" w:tentative="1">
+      <w:start w:val="1"/>
+      <w:numFmt w:val="lowerRoman"/>
+      <w:lvlText w:val="%6."/>
+      <w:lvlJc w:val="right"/>
+      <w:pPr>
+        <w:ind w:left="2877" w:hanging="420"/>
+      </w:pPr>
+    </w:lvl>
+    <w:lvl w:ilvl="6" w:tplc="0409000F" w:tentative="1">
+      <w:start w:val="1"/>
+      <w:numFmt w:val="decimal"/>
+      <w:lvlText w:val="%7."/>
+      <w:lvlJc w:val="left"/>
+      <w:pPr>
+        <w:ind w:left="3297" w:hanging="420"/>
+      </w:pPr>
+    </w:lvl>
+    <w:lvl w:ilvl="7" w:tplc="04090019" w:tentative="1">
+      <w:start w:val="1"/>
+      <w:numFmt w:val="lowerLetter"/>
+      <w:lvlText w:val="%8)"/>
+      <w:lvlJc w:val="left"/>
+      <w:pPr>
+        <w:ind w:left="3717" w:hanging="420"/>
+      </w:pPr>
+    </w:lvl>
+    <w:lvl w:ilvl="8" w:tplc="0409001B" w:tentative="1">
+      <w:start w:val="1"/>
+      <w:numFmt w:val="lowerRoman"/>
+      <w:lvlText w:val="%9."/>
+      <w:lvlJc w:val="right"/>
+      <w:pPr>
+        <w:ind w:left="4137" w:hanging="420"/>
+      </w:pPr>
+    </w:lvl>
+  </w:abstractNum>
   <w:num w:numId="1">
-    <w:abstractNumId w:val="4"/>
+    <w:abstractNumId w:val="5"/>
   </w:num>
   <w:num w:numId="2">
-    <w:abstractNumId w:val="19"/>
+    <w:abstractNumId w:val="29"/>
   </w:num>
   <w:num w:numId="3">
-    <w:abstractNumId w:val="6"/>
+    <w:abstractNumId w:val="7"/>
   </w:num>
   <w:num w:numId="4">
-    <w:abstractNumId w:val="4"/>
+    <w:abstractNumId w:val="5"/>
   </w:num>
   <w:num w:numId="5">
-    <w:abstractNumId w:val="4"/>
+    <w:abstractNumId w:val="5"/>
   </w:num>
   <w:num w:numId="6">
     <w:abstractNumId w:val="3"/>
   </w:num>
   <w:num w:numId="7">
+    <w:abstractNumId w:val="12"/>
+  </w:num>
+  <w:num w:numId="8">
     <w:abstractNumId w:val="10"/>
   </w:num>
-  <w:num w:numId="8">
-    <w:abstractNumId w:val="8"/>
-  </w:num>
   <w:num w:numId="9">
-    <w:abstractNumId w:val="4"/>
+    <w:abstractNumId w:val="5"/>
   </w:num>
   <w:num w:numId="10">
-    <w:abstractNumId w:val="4"/>
+    <w:abstractNumId w:val="5"/>
   </w:num>
   <w:num w:numId="11">
+    <w:abstractNumId w:val="19"/>
+  </w:num>
+  <w:num w:numId="12">
+    <w:abstractNumId w:val="5"/>
+  </w:num>
+  <w:num w:numId="13">
+    <w:abstractNumId w:val="5"/>
+  </w:num>
+  <w:num w:numId="14">
     <w:abstractNumId w:val="15"/>
   </w:num>
-  <w:num w:numId="12">
-    <w:abstractNumId w:val="4"/>
-  </w:num>
-  <w:num w:numId="13">
-    <w:abstractNumId w:val="4"/>
-  </w:num>
-  <w:num w:numId="14">
-    <w:abstractNumId w:val="12"/>
-  </w:num>
   <w:num w:numId="15">
-    <w:abstractNumId w:val="17"/>
+    <w:abstractNumId w:val="21"/>
   </w:num>
   <w:num w:numId="16">
-    <w:abstractNumId w:val="9"/>
+    <w:abstractNumId w:val="11"/>
   </w:num>
   <w:num w:numId="17">
     <w:abstractNumId w:val="2"/>
   </w:num>
   <w:num w:numId="18">
-    <w:abstractNumId w:val="7"/>
+    <w:abstractNumId w:val="8"/>
   </w:num>
   <w:num w:numId="19">
     <w:abstractNumId w:val="1"/>
   </w:num>
   <w:num w:numId="20">
-    <w:abstractNumId w:val="14"/>
+    <w:abstractNumId w:val="18"/>
   </w:num>
   <w:num w:numId="21">
-    <w:abstractNumId w:val="19"/>
+    <w:abstractNumId w:val="29"/>
   </w:num>
   <w:num w:numId="22">
     <w:abstractNumId w:val="0"/>
   </w:num>
   <w:num w:numId="23">
-    <w:abstractNumId w:val="11"/>
+    <w:abstractNumId w:val="13"/>
   </w:num>
   <w:num w:numId="24">
-    <w:abstractNumId w:val="13"/>
+    <w:abstractNumId w:val="16"/>
   </w:num>
   <w:num w:numId="25">
-    <w:abstractNumId w:val="18"/>
+    <w:abstractNumId w:val="27"/>
   </w:num>
   <w:num w:numId="26">
+    <w:abstractNumId w:val="6"/>
+  </w:num>
+  <w:num w:numId="27">
+    <w:abstractNumId w:val="20"/>
+  </w:num>
+  <w:num w:numId="28">
+    <w:abstractNumId w:val="30"/>
+  </w:num>
+  <w:num w:numId="29">
     <w:abstractNumId w:val="5"/>
   </w:num>
-  <w:num w:numId="27">
-    <w:abstractNumId w:val="16"/>
+  <w:num w:numId="30">
+    <w:abstractNumId w:val="23"/>
   </w:num>
-  <w:num w:numId="28">
-    <w:abstractNumId w:val="20"/>
+  <w:num w:numId="31">
+    <w:abstractNumId w:val="17"/>
   </w:num>
-  <w:num w:numId="29">
+  <w:num w:numId="32">
+    <w:abstractNumId w:val="26"/>
+  </w:num>
+  <w:num w:numId="33">
+    <w:abstractNumId w:val="32"/>
+  </w:num>
+  <w:num w:numId="34">
+    <w:abstractNumId w:val="24"/>
+  </w:num>
+  <w:num w:numId="35">
+    <w:abstractNumId w:val="34"/>
+  </w:num>
+  <w:num w:numId="36">
+    <w:abstractNumId w:val="28"/>
+  </w:num>
+  <w:num w:numId="37">
+    <w:abstractNumId w:val="35"/>
+  </w:num>
+  <w:num w:numId="38">
     <w:abstractNumId w:val="4"/>
+  </w:num>
+  <w:num w:numId="39">
+    <w:abstractNumId w:val="31"/>
+  </w:num>
+  <w:num w:numId="40">
+    <w:abstractNumId w:val="9"/>
+  </w:num>
+  <w:num w:numId="41">
+    <w:abstractNumId w:val="14"/>
+  </w:num>
+  <w:num w:numId="42">
+    <w:abstractNumId w:val="25"/>
+  </w:num>
+  <w:num w:numId="43">
+    <w:abstractNumId w:val="33"/>
+  </w:num>
+  <w:num w:numId="44">
+    <w:abstractNumId w:val="22"/>
   </w:num>
 </w:numbering>
 </file>
@@ -6433,6 +11208,7 @@
         <w:numId w:val="1"/>
       </w:numPr>
       <w:spacing w:before="260" w:after="260" w:line="416" w:lineRule="auto"/>
+      <w:ind w:left="777"/>
       <w:outlineLvl w:val="1"/>
     </w:pPr>
     <w:rPr>
@@ -6954,6 +11730,17 @@
       <w:szCs w:val="15"/>
     </w:rPr>
   </w:style>
+  <w:style w:type="character" w:styleId="Emphasis">
+    <w:name w:val="Emphasis"/>
+    <w:basedOn w:val="DefaultParagraphFont"/>
+    <w:uiPriority w:val="20"/>
+    <w:qFormat/>
+    <w:rsid w:val="001536DF"/>
+    <w:rPr>
+      <w:i/>
+      <w:iCs/>
+    </w:rPr>
+  </w:style>
 </w:styles>
 </file>
 

--- a/internal_doc/03.开发设计/数值运算溢出时类型提升/story-数值溢出问题处理优化方案.docx
+++ b/internal_doc/03.开发设计/数值运算溢出时类型提升/story-数值溢出问题处理优化方案.docx
@@ -147,9 +147,6 @@
           <w:p>
             <w:pPr>
               <w:ind w:left="0"/>
-              <w:rPr>
-                <w:rFonts w:hint="eastAsia"/>
-              </w:rPr>
             </w:pPr>
             <w:r>
               <w:t>U</w:t>
@@ -750,17 +747,6 @@
         <w:t>。</w:t>
       </w:r>
     </w:p>
-    <w:p/>
-    <w:p>
-      <w:pPr>
-        <w:pStyle w:val="ListParagraph"/>
-        <w:numPr>
-          <w:ilvl w:val="0"/>
-          <w:numId w:val="30"/>
-        </w:numPr>
-        <w:ind w:firstLineChars="0"/>
-      </w:pPr>
-    </w:p>
     <w:p>
       <w:pPr>
         <w:pStyle w:val="Heading2"/>
@@ -802,22 +788,11 @@
         </w:rPr>
         <w:t>tory</w:t>
       </w:r>
-      <w:commentRangeStart w:id="0"/>
       <w:r>
         <w:rPr>
           <w:rFonts w:hint="eastAsia"/>
         </w:rPr>
         <w:t>简单设计</w:t>
-      </w:r>
-      <w:commentRangeEnd w:id="0"/>
-      <w:r>
-        <w:rPr>
-          <w:rStyle w:val="CommentReference"/>
-          <w:rFonts w:asciiTheme="minorHAnsi" w:eastAsiaTheme="minorEastAsia" w:hAnsiTheme="minorHAnsi" w:cstheme="minorBidi"/>
-          <w:b w:val="0"/>
-          <w:bCs w:val="0"/>
-        </w:rPr>
-        <w:commentReference w:id="0"/>
       </w:r>
     </w:p>
     <w:p>
@@ -1007,7 +982,6 @@
         <w:rPr>
           <w:noProof/>
         </w:rPr>
-        <w:lastRenderedPageBreak/>
         <w:drawing>
           <wp:inline distT="0" distB="0" distL="0" distR="0">
             <wp:extent cx="5274310" cy="3109606"/>
@@ -1026,7 +1000,7 @@
                     </pic:cNvPicPr>
                   </pic:nvPicPr>
                   <pic:blipFill>
-                    <a:blip r:embed="rId9"/>
+                    <a:blip r:embed="rId8"/>
                     <a:srcRect/>
                     <a:stretch>
                       <a:fillRect/>
@@ -1136,6 +1110,7 @@
         <w:rPr>
           <w:rFonts w:hint="eastAsia"/>
         </w:rPr>
+        <w:lastRenderedPageBreak/>
         <w:t>更新符</w:t>
       </w:r>
     </w:p>
@@ -1340,7 +1315,7 @@
                     </pic:cNvPicPr>
                   </pic:nvPicPr>
                   <pic:blipFill>
-                    <a:blip r:embed="rId10"/>
+                    <a:blip r:embed="rId9"/>
                     <a:srcRect/>
                     <a:stretch>
                       <a:fillRect/>
@@ -1446,7 +1421,6 @@
         <w:rPr>
           <w:rFonts w:hint="eastAsia"/>
         </w:rPr>
-        <w:lastRenderedPageBreak/>
         <w:t xml:space="preserve">1.3 </w:t>
       </w:r>
       <w:r>
@@ -1661,6 +1635,7 @@
         <w:rPr>
           <w:noProof/>
         </w:rPr>
+        <w:lastRenderedPageBreak/>
         <w:drawing>
           <wp:inline distT="0" distB="0" distL="0" distR="0">
             <wp:extent cx="5274310" cy="3553514"/>
@@ -1679,7 +1654,7 @@
                     </pic:cNvPicPr>
                   </pic:nvPicPr>
                   <pic:blipFill>
-                    <a:blip r:embed="rId11"/>
+                    <a:blip r:embed="rId10"/>
                     <a:srcRect/>
                     <a:stretch>
                       <a:fillRect/>
@@ -1866,7 +1841,7 @@
                     </pic:cNvPicPr>
                   </pic:nvPicPr>
                   <pic:blipFill>
-                    <a:blip r:embed="rId12"/>
+                    <a:blip r:embed="rId11"/>
                     <a:srcRect/>
                     <a:stretch>
                       <a:fillRect/>
@@ -2025,7 +2000,7 @@
                     </pic:cNvPicPr>
                   </pic:nvPicPr>
                   <pic:blipFill>
-                    <a:blip r:embed="rId13"/>
+                    <a:blip r:embed="rId12"/>
                     <a:srcRect/>
                     <a:stretch>
                       <a:fillRect/>
@@ -2182,7 +2157,7 @@
                     </pic:cNvPicPr>
                   </pic:nvPicPr>
                   <pic:blipFill>
-                    <a:blip r:embed="rId14"/>
+                    <a:blip r:embed="rId13"/>
                     <a:srcRect/>
                     <a:stretch>
                       <a:fillRect/>
@@ -2462,7 +2437,7 @@
                     </pic:cNvPicPr>
                   </pic:nvPicPr>
                   <pic:blipFill>
-                    <a:blip r:embed="rId15"/>
+                    <a:blip r:embed="rId14"/>
                     <a:srcRect/>
                     <a:stretch>
                       <a:fillRect/>
@@ -3663,7 +3638,7 @@
                     </pic:cNvPicPr>
                   </pic:nvPicPr>
                   <pic:blipFill>
-                    <a:blip r:embed="rId16"/>
+                    <a:blip r:embed="rId15"/>
                     <a:srcRect/>
                     <a:stretch>
                       <a:fillRect/>
@@ -3801,7 +3776,7 @@
                     </pic:cNvPicPr>
                   </pic:nvPicPr>
                   <pic:blipFill>
-                    <a:blip r:embed="rId17"/>
+                    <a:blip r:embed="rId16"/>
                     <a:srcRect/>
                     <a:stretch>
                       <a:fillRect/>
@@ -4081,9 +4056,6 @@
           <w:p>
             <w:pPr>
               <w:ind w:left="0"/>
-              <w:rPr>
-                <w:rFonts w:hint="eastAsia"/>
-              </w:rPr>
             </w:pPr>
             <w:r>
               <w:rPr>
@@ -4226,9 +4198,6 @@
           <w:ilvl w:val="1"/>
           <w:numId w:val="24"/>
         </w:numPr>
-        <w:rPr>
-          <w:rFonts w:hint="eastAsia"/>
-        </w:rPr>
       </w:pPr>
       <w:r>
         <w:rPr>
@@ -4668,9 +4637,6 @@
       <w:pPr>
         <w:pStyle w:val="ListParagraph"/>
         <w:ind w:left="717" w:firstLineChars="0" w:firstLine="0"/>
-        <w:rPr>
-          <w:rFonts w:hint="eastAsia"/>
-        </w:rPr>
       </w:pPr>
       <w:r>
         <w:t>db.execUpdate( "update foo.bar set b = 1 where age &lt; 25 /*+use_flag(SQL_UPDATE_</w:t>
@@ -4691,13 +4657,7 @@
         <w:t>)*/" )</w:t>
       </w:r>
     </w:p>
-    <w:p>
-      <w:pPr>
-        <w:rPr>
-          <w:rFonts w:hint="eastAsia"/>
-        </w:rPr>
-      </w:pPr>
-    </w:p>
+    <w:p/>
     <w:p>
       <w:pPr>
         <w:pStyle w:val="ListParagraph"/>
@@ -4706,9 +4666,6 @@
           <w:numId w:val="24"/>
         </w:numPr>
         <w:ind w:firstLineChars="0"/>
-        <w:rPr>
-          <w:rFonts w:hint="eastAsia"/>
-        </w:rPr>
       </w:pPr>
       <w:r>
         <w:rPr>
@@ -7411,30 +7368,6 @@
     </w:sectPr>
   </w:body>
 </w:document>
-</file>
-
-<file path=word/comments.xml><?xml version="1.0" encoding="utf-8"?>
-<w:comments xmlns:ve="http://schemas.openxmlformats.org/markup-compatibility/2006" xmlns:o="urn:schemas-microsoft-com:office:office" xmlns:r="http://schemas.openxmlformats.org/officeDocument/2006/relationships" xmlns:m="http://schemas.openxmlformats.org/officeDocument/2006/math" xmlns:v="urn:schemas-microsoft-com:vml" xmlns:wp="http://schemas.openxmlformats.org/drawingml/2006/wordprocessingDrawing" xmlns:w10="urn:schemas-microsoft-com:office:word" xmlns:w="http://schemas.openxmlformats.org/wordprocessingml/2006/main" xmlns:wne="http://schemas.microsoft.com/office/word/2006/wordml">
-  <w:comment w:id="0" w:author="huangansheng" w:date="2017-07-27T16:34:00Z" w:initials="h">
-    <w:p>
-      <w:pPr>
-        <w:pStyle w:val="CommentText"/>
-      </w:pPr>
-      <w:r>
-        <w:rPr>
-          <w:rStyle w:val="CommentReference"/>
-        </w:rPr>
-        <w:annotationRef/>
-      </w:r>
-      <w:r>
-        <w:rPr>
-          <w:rFonts w:hint="eastAsia"/>
-        </w:rPr>
-        <w:t>所有影响函数操作符（）</w:t>
-      </w:r>
-    </w:p>
-  </w:comment>
-</w:comments>
 </file>
 
 <file path=word/endnotes.xml><?xml version="1.0" encoding="utf-8"?>

--- a/internal_doc/03.开发设计/数值运算溢出时类型提升/story-数值溢出问题处理优化方案.docx
+++ b/internal_doc/03.开发设计/数值运算溢出时类型提升/story-数值溢出问题处理优化方案.docx
@@ -2138,12 +2138,18 @@
         <w:rPr>
           <w:noProof/>
         </w:rPr>
+        <w:t xml:space="preserve"> </w:t>
+      </w:r>
+      <w:r>
+        <w:rPr>
+          <w:noProof/>
+        </w:rPr>
         <w:lastRenderedPageBreak/>
         <w:drawing>
           <wp:inline distT="0" distB="0" distL="0" distR="0">
-            <wp:extent cx="5274310" cy="3604332"/>
-            <wp:effectExtent l="19050" t="0" r="2540" b="0"/>
-            <wp:docPr id="7" name="Picture 2" descr="C:\Documents and Settings\huangansheng\桌面\soft\VC414P~1\Patch\_6MQIB~0\内置sql-增加属性处理流程.png"/>
+            <wp:extent cx="5300162" cy="3680138"/>
+            <wp:effectExtent l="19050" t="0" r="0" b="0"/>
+            <wp:docPr id="6" name="Picture 4" descr="C:\Documents and Settings\huangansheng\桌面\soft\VC414P~1\Patch\_6MQIB~0\内置sql修改逻辑.png"/>
             <wp:cNvGraphicFramePr>
               <a:graphicFrameLocks xmlns:a="http://schemas.openxmlformats.org/drawingml/2006/main" noChangeAspect="1"/>
             </wp:cNvGraphicFramePr>
@@ -2151,7 +2157,7 @@
               <a:graphicData uri="http://schemas.openxmlformats.org/drawingml/2006/picture">
                 <pic:pic xmlns:pic="http://schemas.openxmlformats.org/drawingml/2006/picture">
                   <pic:nvPicPr>
-                    <pic:cNvPr id="0" name="Picture 2" descr="C:\Documents and Settings\huangansheng\桌面\soft\VC414P~1\Patch\_6MQIB~0\内置sql-增加属性处理流程.png"/>
+                    <pic:cNvPr id="0" name="Picture 4" descr="C:\Documents and Settings\huangansheng\桌面\soft\VC414P~1\Patch\_6MQIB~0\内置sql修改逻辑.png"/>
                     <pic:cNvPicPr>
                       <a:picLocks noChangeAspect="1" noChangeArrowheads="1"/>
                     </pic:cNvPicPr>
@@ -2166,7 +2172,7 @@
                   <pic:spPr bwMode="auto">
                     <a:xfrm>
                       <a:off x="0" y="0"/>
-                      <a:ext cx="5274310" cy="3604332"/>
+                      <a:ext cx="5300367" cy="3680280"/>
                     </a:xfrm>
                     <a:prstGeom prst="rect">
                       <a:avLst/>
@@ -2184,6 +2190,12 @@
             </a:graphic>
           </wp:inline>
         </w:drawing>
+      </w:r>
+      <w:r>
+        <w:rPr>
+          <w:noProof/>
+        </w:rPr>
+        <w:t xml:space="preserve"> </w:t>
       </w:r>
     </w:p>
     <w:p>
@@ -3368,6 +3380,12 @@
         <w:rPr>
           <w:rFonts w:hint="eastAsia"/>
         </w:rPr>
+        <w:t>集合元数据信息</w:t>
+      </w:r>
+      <w:r>
+        <w:rPr>
+          <w:rFonts w:hint="eastAsia"/>
+        </w:rPr>
         <w:t>在</w:t>
       </w:r>
       <w:r>
@@ -3380,108 +3398,8 @@
         <w:rPr>
           <w:rFonts w:hint="eastAsia"/>
         </w:rPr>
-        <w:t>中的内部表示</w:t>
-      </w:r>
-    </w:p>
-    <w:tbl>
-      <w:tblPr>
-        <w:tblStyle w:val="TableGrid"/>
-        <w:tblW w:w="0" w:type="auto"/>
-        <w:jc w:val="right"/>
-        <w:tblLook w:val="04A0"/>
-      </w:tblPr>
-      <w:tblGrid>
-        <w:gridCol w:w="7319"/>
-      </w:tblGrid>
-      <w:tr>
-        <w:trPr>
-          <w:trHeight w:val="72"/>
-          <w:jc w:val="right"/>
-        </w:trPr>
-        <w:tc>
-          <w:tcPr>
-            <w:tcW w:w="7319" w:type="dxa"/>
-            <w:tcBorders>
-              <w:top w:val="nil"/>
-              <w:left w:val="nil"/>
-              <w:bottom w:val="nil"/>
-              <w:right w:val="nil"/>
-            </w:tcBorders>
-            <w:shd w:val="clear" w:color="auto" w:fill="BFBFBF" w:themeFill="background1" w:themeFillShade="BF"/>
-          </w:tcPr>
-          <w:p>
-            <w:pPr>
-              <w:pStyle w:val="mycodestyle"/>
-              <w:jc w:val="both"/>
-              <w:rPr>
-                <w:rFonts w:ascii="宋体" w:eastAsia="宋体" w:hAnsi="Times New Roman"/>
-                <w:sz w:val="20"/>
-                <w:szCs w:val="20"/>
-              </w:rPr>
-            </w:pPr>
-          </w:p>
-          <w:p>
-            <w:pPr>
-              <w:pStyle w:val="mycodestyle"/>
-              <w:jc w:val="both"/>
-            </w:pPr>
-            <w:r>
-              <w:t xml:space="preserve">   /*</w:t>
-            </w:r>
-          </w:p>
-          <w:p>
-            <w:pPr>
-              <w:pStyle w:val="mycodestyle"/>
-              <w:jc w:val="both"/>
-            </w:pPr>
-            <w:r>
-              <w:t xml:space="preserve">      DMS MB ATTRIBUTE DEFINE</w:t>
-            </w:r>
-          </w:p>
-          <w:p>
-            <w:pPr>
-              <w:pStyle w:val="mycodestyle"/>
-              <w:jc w:val="both"/>
-            </w:pPr>
-            <w:r>
-              <w:t xml:space="preserve">   */</w:t>
-            </w:r>
-          </w:p>
-          <w:p>
-            <w:pPr>
-              <w:pStyle w:val="mycodestyle"/>
-              <w:jc w:val="both"/>
-            </w:pPr>
-            <w:r>
-              <w:t xml:space="preserve">   #define DMS_MB_ATTR_COMPRESSED         0x00000001</w:t>
-            </w:r>
-          </w:p>
-          <w:p>
-            <w:pPr>
-              <w:pStyle w:val="mycodestyle"/>
-              <w:jc w:val="both"/>
-            </w:pPr>
-            <w:r>
-              <w:t xml:space="preserve">   #define DMS_MB_ATTR_NOIDINDEX          0x00000002</w:t>
-            </w:r>
-          </w:p>
-          <w:p>
-            <w:pPr>
-              <w:pStyle w:val="mycodestyle"/>
-              <w:jc w:val="both"/>
-            </w:pPr>
-            <w:r>
-              <w:t xml:space="preserve">   #define DMS_MB_ATTR_CAPPED             0x00000004</w:t>
-            </w:r>
-          </w:p>
-        </w:tc>
-      </w:tr>
-    </w:tbl>
-    <w:p>
-      <w:pPr>
-        <w:pStyle w:val="ListParagraph"/>
-        <w:ind w:left="717" w:firstLineChars="0" w:firstLine="0"/>
-      </w:pPr>
+        <w:t>中存在两种内部表示：</w:t>
+      </w:r>
     </w:p>
     <w:p>
       <w:pPr>
@@ -3757,7 +3675,6 @@
         <w:rPr>
           <w:noProof/>
         </w:rPr>
-        <w:lastRenderedPageBreak/>
         <w:drawing>
           <wp:inline distT="0" distB="0" distL="0" distR="0">
             <wp:extent cx="5274310" cy="2374578"/>
@@ -4171,14 +4088,10 @@
           <w:p>
             <w:pPr>
               <w:ind w:left="0"/>
-              <w:rPr>
-                <w:b/>
-              </w:rPr>
-            </w:pPr>
-            <w:r>
-              <w:rPr>
-                <w:rFonts w:hint="eastAsia"/>
-                <w:b/>
+            </w:pPr>
+            <w:r>
+              <w:rPr>
+                <w:rFonts w:hint="eastAsia"/>
               </w:rPr>
               <w:t>不影响</w:t>
             </w:r>
@@ -4498,9 +4411,90 @@
           <w:color w:val="555555"/>
           <w:spacing w:val="-1"/>
         </w:rPr>
-        <w:t xml:space="preserve"> [where </w:t>
-      </w:r>
-      <w:r>
+        <w:t xml:space="preserve"> [where &lt;condition&gt;] [/*+&lt;hint1&gt; &lt;hint2&gt; ...*/]</w:t>
+      </w:r>
+    </w:p>
+    <w:p>
+      <w:pPr>
+        <w:pStyle w:val="ListParagraph"/>
+      </w:pPr>
+      <w:r>
+        <w:rPr>
+          <w:rFonts w:hint="eastAsia"/>
+        </w:rPr>
+        <w:t>例如：</w:t>
+      </w:r>
+    </w:p>
+    <w:p>
+      <w:pPr>
+        <w:pStyle w:val="ListParagraph"/>
+      </w:pPr>
+      <w:r>
+        <w:t>db.exec( "select * from foo.bar</w:t>
+      </w:r>
+      <w:r>
+        <w:rPr>
+          <w:rFonts w:hint="eastAsia"/>
+        </w:rPr>
+        <w:t xml:space="preserve"> </w:t>
+      </w:r>
+      <w:r>
+        <w:t> /*+use_flag(</w:t>
+      </w:r>
+      <w:r>
+        <w:t>FLG_QUERY</w:t>
+      </w:r>
+      <w:r>
+        <w:t xml:space="preserve"> _</w:t>
+      </w:r>
+      <w:r>
+        <w:rPr>
+          <w:rFonts w:hint="eastAsia"/>
+        </w:rPr>
+        <w:t xml:space="preserve"> </w:t>
+      </w:r>
+      <w:r>
+        <w:rPr>
+          <w:rFonts w:hint="eastAsia"/>
+        </w:rPr>
+        <w:t>OVERFLOW_PROCESS</w:t>
+      </w:r>
+      <w:r>
+        <w:t>)*/</w:t>
+      </w:r>
+      <w:r>
+        <w:t>" )</w:t>
+      </w:r>
+    </w:p>
+    <w:p>
+      <w:pPr>
+        <w:pStyle w:val="ListParagraph"/>
+      </w:pPr>
+    </w:p>
+    <w:p>
+      <w:pPr>
+        <w:pStyle w:val="ListParagraph"/>
+      </w:pPr>
+      <w:r>
+        <w:t>U</w:t>
+      </w:r>
+      <w:r>
+        <w:rPr>
+          <w:rFonts w:hint="eastAsia"/>
+        </w:rPr>
+        <w:t>pdate</w:t>
+      </w:r>
+      <w:r>
+        <w:rPr>
+          <w:rFonts w:hint="eastAsia"/>
+        </w:rPr>
+        <w:t>语法规则：</w:t>
+      </w:r>
+    </w:p>
+    <w:p>
+      <w:pPr>
+        <w:pStyle w:val="ListParagraph"/>
+        <w:ind w:firstLine="418"/>
         <w:rPr>
           <w:rStyle w:val="Emphasis"/>
           <w:rFonts w:ascii="Arial" w:hAnsi="Arial" w:cs="Arial"/>
@@ -4509,91 +4503,8 @@
           <w:color w:val="555555"/>
           <w:spacing w:val="-1"/>
         </w:rPr>
-        <w:lastRenderedPageBreak/>
-        <w:t>&lt;condition&gt;] [/*+&lt;hint1&gt; &lt;hint2&gt; ...*/]</w:t>
-      </w:r>
-    </w:p>
-    <w:p>
-      <w:pPr>
-        <w:pStyle w:val="ListParagraph"/>
-      </w:pPr>
-      <w:r>
-        <w:rPr>
-          <w:rFonts w:hint="eastAsia"/>
-        </w:rPr>
-        <w:t>例如：</w:t>
-      </w:r>
-    </w:p>
-    <w:p>
-      <w:pPr>
-        <w:pStyle w:val="ListParagraph"/>
-      </w:pPr>
-      <w:r>
-        <w:t>db.exec( "select * from foo.bar</w:t>
-      </w:r>
-      <w:r>
-        <w:rPr>
-          <w:rFonts w:hint="eastAsia"/>
-        </w:rPr>
-        <w:t xml:space="preserve"> </w:t>
-      </w:r>
-      <w:r>
-        <w:t> /*+use_flag(</w:t>
-      </w:r>
-      <w:r>
-        <w:t>FLG_QUERY</w:t>
-      </w:r>
-      <w:r>
-        <w:t xml:space="preserve"> _</w:t>
-      </w:r>
-      <w:r>
-        <w:rPr>
-          <w:rFonts w:hint="eastAsia"/>
-        </w:rPr>
-        <w:t xml:space="preserve"> </w:t>
-      </w:r>
-      <w:r>
-        <w:rPr>
-          <w:rFonts w:hint="eastAsia"/>
-        </w:rPr>
-        <w:t>OVERFLOW_PROCESS</w:t>
-      </w:r>
-      <w:r>
-        <w:t>)*/</w:t>
-      </w:r>
-      <w:r>
-        <w:t>" )</w:t>
-      </w:r>
-    </w:p>
-    <w:p>
-      <w:pPr>
-        <w:pStyle w:val="ListParagraph"/>
-      </w:pPr>
-    </w:p>
-    <w:p>
-      <w:pPr>
-        <w:pStyle w:val="ListParagraph"/>
-      </w:pPr>
-      <w:r>
-        <w:t>U</w:t>
-      </w:r>
-      <w:r>
-        <w:rPr>
-          <w:rFonts w:hint="eastAsia"/>
-        </w:rPr>
-        <w:t>pdate</w:t>
-      </w:r>
-      <w:r>
-        <w:rPr>
-          <w:rFonts w:hint="eastAsia"/>
-        </w:rPr>
-        <w:t>语法规则：</w:t>
-      </w:r>
-    </w:p>
-    <w:p>
-      <w:pPr>
-        <w:pStyle w:val="ListParagraph"/>
-        <w:ind w:firstLine="418"/>
+      </w:pPr>
+      <w:r>
         <w:rPr>
           <w:rStyle w:val="Emphasis"/>
           <w:rFonts w:ascii="Arial" w:hAnsi="Arial" w:cs="Arial"/>
@@ -4602,16 +4513,6 @@
           <w:color w:val="555555"/>
           <w:spacing w:val="-1"/>
         </w:rPr>
-      </w:pPr>
-      <w:r>
-        <w:rPr>
-          <w:rStyle w:val="Emphasis"/>
-          <w:rFonts w:ascii="Arial" w:hAnsi="Arial" w:cs="Arial"/>
-          <w:b/>
-          <w:bCs/>
-          <w:color w:val="555555"/>
-          <w:spacing w:val="-1"/>
-        </w:rPr>
         <w:t>update &lt;cs_name&gt;.&lt;cl_name&gt; set (&lt;field1_name&gt;=&lt;value1&gt;,...) [where &lt;condition&gt;] [/*+&lt;hint1&gt; &lt;hint2&gt; ...*/]</w:t>
       </w:r>
     </w:p>
@@ -4683,6 +4584,7 @@
         <w:rPr>
           <w:rFonts w:hint="eastAsia"/>
         </w:rPr>
+        <w:lastRenderedPageBreak/>
         <w:t>针对操作的配置需要考虑对相同表不同操作之间的依赖情况，例如，</w:t>
       </w:r>
       <w:r>
@@ -5135,6 +5037,7 @@
             <w:pPr>
               <w:ind w:left="0"/>
               <w:rPr>
+                <w:rFonts w:hint="eastAsia"/>
                 <w:color w:val="000000" w:themeColor="text1"/>
               </w:rPr>
             </w:pPr>
@@ -5186,6 +5089,28 @@
                 <w:color w:val="000000" w:themeColor="text1"/>
               </w:rPr>
               <w:t>mth</w:t>
+            </w:r>
+          </w:p>
+          <w:p>
+            <w:pPr>
+              <w:ind w:left="0"/>
+              <w:rPr>
+                <w:color w:val="000000" w:themeColor="text1"/>
+              </w:rPr>
+            </w:pPr>
+            <w:r>
+              <w:rPr>
+                <w:rFonts w:hint="eastAsia"/>
+                <w:color w:val="000000" w:themeColor="text1"/>
+              </w:rPr>
+              <w:t xml:space="preserve">+ </w:t>
+            </w:r>
+            <w:r>
+              <w:rPr>
+                <w:rFonts w:hint="eastAsia"/>
+                <w:color w:val="000000" w:themeColor="text1"/>
+              </w:rPr>
+              <w:t>控制方式的实现</w:t>
             </w:r>
           </w:p>
         </w:tc>
@@ -6328,7 +6253,6 @@
                 <w:sz w:val="13"/>
                 <w:szCs w:val="13"/>
               </w:rPr>
-              <w:lastRenderedPageBreak/>
               <w:t>db.cs.cl.update</w:t>
             </w:r>
             <w:r>
@@ -6381,7 +6305,6 @@
                 <w:sz w:val="13"/>
                 <w:szCs w:val="13"/>
               </w:rPr>
-              <w:lastRenderedPageBreak/>
               <w:t>结果转换为</w:t>
             </w:r>
             <w:r>
@@ -6413,7 +6336,6 @@
                 <w:sz w:val="13"/>
                 <w:szCs w:val="13"/>
               </w:rPr>
-              <w:lastRenderedPageBreak/>
               <w:t>提升为</w:t>
             </w:r>
             <w:r>
@@ -6457,7 +6379,6 @@
                 <w:sz w:val="13"/>
                 <w:szCs w:val="13"/>
               </w:rPr>
-              <w:lastRenderedPageBreak/>
               <w:t>002</w:t>
             </w:r>
           </w:p>
@@ -6867,6 +6788,7 @@
         <w:pStyle w:val="Heading2"/>
       </w:pPr>
       <w:r>
+        <w:lastRenderedPageBreak/>
         <w:t>C</w:t>
       </w:r>
       <w:r>

--- a/internal_doc/03.开发设计/数值运算溢出时类型提升/story-数值溢出问题处理优化方案.docx
+++ b/internal_doc/03.开发设计/数值运算溢出时类型提升/story-数值溢出问题处理优化方案.docx
@@ -627,6 +627,12 @@
         </w:rPr>
         <w:t>匹配符统一处理为考虑溢出问题</w:t>
       </w:r>
+      <w:r>
+        <w:rPr>
+          <w:rFonts w:hint="eastAsia"/>
+        </w:rPr>
+        <w:t>，不进行配置处理：</w:t>
+      </w:r>
     </w:p>
     <w:p>
       <w:pPr>
@@ -665,12 +671,15 @@
           <w:numId w:val="31"/>
         </w:numPr>
         <w:ind w:firstLineChars="0"/>
-      </w:pPr>
-      <w:r>
-        <w:rPr>
-          <w:rFonts w:hint="eastAsia"/>
-        </w:rPr>
-        <w:t>假设匹配符需要考虑处理，如果匹配运算溢出，则结果是不正确的；</w:t>
+        <w:rPr>
+          <w:rFonts w:hint="eastAsia"/>
+        </w:rPr>
+      </w:pPr>
+      <w:r>
+        <w:rPr>
+          <w:rFonts w:hint="eastAsia"/>
+        </w:rPr>
+        <w:t>匹配符如果不考虑溢出处理，其结果必然是没有意义的，所以在可以分析溢出的情况下必须要考虑溢出问题；</w:t>
       </w:r>
     </w:p>
     <w:p>
@@ -5037,7 +5046,6 @@
             <w:pPr>
               <w:ind w:left="0"/>
               <w:rPr>
-                <w:rFonts w:hint="eastAsia"/>
                 <w:color w:val="000000" w:themeColor="text1"/>
               </w:rPr>
             </w:pPr>
